--- a/project/docs/grant-review/forg3t-avalanche-phase2-submission-packet.docx
+++ b/project/docs/grant-review/forg3t-avalanche-phase2-submission-packet.docx
@@ -2,633 +2,361 @@
 <file path=word/document.xml><?xml version="1.0" encoding="utf-8"?>
 <w:document xmlns:wpc="http://schemas.microsoft.com/office/word/2010/wordprocessingCanvas" xmlns:mo="http://schemas.microsoft.com/office/mac/office/2008/main" xmlns:mc="http://schemas.openxmlformats.org/markup-compatibility/2006" xmlns:mv="urn:schemas-microsoft-com:mac:vml" xmlns:o="urn:schemas-microsoft-com:office:office" xmlns:r="http://schemas.openxmlformats.org/officeDocument/2006/relationships" xmlns:m="http://schemas.openxmlformats.org/officeDocument/2006/math" xmlns:v="urn:schemas-microsoft-com:vml" xmlns:wp14="http://schemas.microsoft.com/office/word/2010/wordprocessingDrawing" xmlns:wp="http://schemas.openxmlformats.org/drawingml/2006/wordprocessingDrawing" xmlns:w10="urn:schemas-microsoft-com:office:word" xmlns:w="http://schemas.openxmlformats.org/wordprocessingml/2006/main" xmlns:w14="http://schemas.microsoft.com/office/word/2010/wordml" xmlns:wpg="http://schemas.microsoft.com/office/word/2010/wordprocessingGroup" xmlns:wpi="http://schemas.microsoft.com/office/word/2010/wordprocessingInk" xmlns:wne="http://schemas.microsoft.com/office/word/2006/wordml" xmlns:wps="http://schemas.microsoft.com/office/word/2010/wordprocessingShape" mc:Ignorable="w14 wp14">
   <w:body>
-    <w:tbl>
-      <w:tblPr>
-        <w:tblW w:type="auto" w:w="0"/>
-        <w:jc w:val="center"/>
-        <w:tblLayout w:type="fixed"/>
-        <w:tblLook w:firstColumn="1" w:firstRow="1" w:lastColumn="0" w:lastRow="0" w:noHBand="0" w:noVBand="1" w:val="04A0"/>
-      </w:tblPr>
-      <w:tblGrid>
-        <w:gridCol w:w="259"/>
-        <w:gridCol w:w="8957"/>
-      </w:tblGrid>
-      <w:tr>
-        <w:tc>
-          <w:tcPr>
-            <w:tcW w:type="dxa" w:w="5256"/>
-            <w:shd w:fill="E84142"/>
-            <w:tcBorders>
-              <w:top w:val="single" w:sz="8" w:space="0" w:color="FFFFFF"/>
-              <w:left w:val="single" w:sz="8" w:space="0" w:color="FFFFFF"/>
-              <w:bottom w:val="single" w:sz="8" w:space="0" w:color="FFFFFF"/>
-              <w:right w:val="single" w:sz="8" w:space="0" w:color="FFFFFF"/>
-            </w:tcBorders>
-          </w:tcPr>
-          <w:p/>
-        </w:tc>
-        <w:tc>
-          <w:tcPr>
-            <w:tcW w:type="dxa" w:w="5256"/>
-            <w:shd w:fill="FFFFFF"/>
-            <w:tcBorders>
-              <w:top w:val="single" w:sz="8" w:space="0" w:color="FFFFFF"/>
-              <w:left w:val="single" w:sz="8" w:space="0" w:color="FFFFFF"/>
-              <w:bottom w:val="single" w:sz="8" w:space="0" w:color="FFFFFF"/>
-              <w:right w:val="single" w:sz="8" w:space="0" w:color="FFFFFF"/>
-            </w:tcBorders>
-          </w:tcPr>
-          <w:p>
-            <w:pPr>
-              <w:spacing w:after="80"/>
-            </w:pPr>
-            <w:r>
-              <w:drawing>
-                <wp:inline xmlns:a="http://schemas.openxmlformats.org/drawingml/2006/main" xmlns:pic="http://schemas.openxmlformats.org/drawingml/2006/picture">
-                  <wp:extent cx="621792" cy="241013"/>
-                  <wp:docPr id="1" name="Picture 1"/>
-                  <wp:cNvGraphicFramePr>
-                    <a:graphicFrameLocks noChangeAspect="1"/>
-                  </wp:cNvGraphicFramePr>
-                  <a:graphic>
-                    <a:graphicData uri="http://schemas.openxmlformats.org/drawingml/2006/picture">
-                      <pic:pic>
-                        <pic:nvPicPr>
-                          <pic:cNvPr id="0" name="forg3t-logo.png"/>
-                          <pic:cNvPicPr/>
-                        </pic:nvPicPr>
-                        <pic:blipFill>
-                          <a:blip r:embed="rId9"/>
-                          <a:stretch>
-                            <a:fillRect/>
-                          </a:stretch>
-                        </pic:blipFill>
-                        <pic:spPr>
-                          <a:xfrm>
-                            <a:off x="0" y="0"/>
-                            <a:ext cx="621792" cy="241013"/>
-                          </a:xfrm>
-                          <a:prstGeom prst="rect"/>
-                        </pic:spPr>
-                      </pic:pic>
-                    </a:graphicData>
-                  </a:graphic>
-                </wp:inline>
-              </w:drawing>
-            </w:r>
-          </w:p>
-          <w:p>
-            <w:pPr>
-              <w:spacing w:after="0"/>
-            </w:pPr>
-            <w:r>
-              <w:rPr>
-                <w:b/>
-                <w:color w:val="111827"/>
-                <w:sz w:val="32"/>
-              </w:rPr>
-              <w:t>Forg3t Protocol</w:t>
-            </w:r>
-          </w:p>
-          <w:p>
-            <w:pPr>
-              <w:spacing w:after="120"/>
-            </w:pPr>
-            <w:r>
-              <w:rPr>
-                <w:b/>
-                <w:color w:val="E84142"/>
-                <w:sz w:val="56"/>
-              </w:rPr>
-              <w:t>Avalanche Grant Phase 2 Completion Packet</w:t>
-            </w:r>
-          </w:p>
-          <w:p>
-            <w:r>
-              <w:rPr>
-                <w:color w:val="4B5563"/>
-                <w:sz w:val="22"/>
-              </w:rPr>
-              <w:t>Reviewer-ready evidence packet for Avalanche mainnet anchoring, auditor verification, reporting exports, RBAC, repeatable pipelines, API integrations, documentation, and production review routes.</w:t>
-            </w:r>
-          </w:p>
-        </w:tc>
-      </w:tr>
-    </w:tbl>
-    <w:tbl>
-      <w:tblPr>
-        <w:tblW w:type="auto" w:w="0"/>
-        <w:jc w:val="center"/>
-        <w:tblLook w:firstColumn="1" w:firstRow="1" w:lastColumn="0" w:lastRow="0" w:noHBand="0" w:noVBand="1" w:val="04A0"/>
-      </w:tblPr>
-      <w:tblGrid>
-        <w:gridCol w:w="5256"/>
-        <w:gridCol w:w="5256"/>
-      </w:tblGrid>
-      <w:tr>
-        <w:tc>
-          <w:tcPr>
-            <w:tcW w:type="dxa" w:w="5256"/>
-            <w:shd w:fill="F3F4F6"/>
-            <w:tcBorders>
-              <w:top w:val="single" w:sz="8" w:space="0" w:color="E5E7EB"/>
-              <w:left w:val="single" w:sz="8" w:space="0" w:color="E5E7EB"/>
-              <w:bottom w:val="single" w:sz="8" w:space="0" w:color="E5E7EB"/>
-              <w:right w:val="single" w:sz="8" w:space="0" w:color="E5E7EB"/>
-            </w:tcBorders>
-          </w:tcPr>
-          <w:p>
-            <w:pPr>
-              <w:spacing w:after="0"/>
-            </w:pPr>
-            <w:r/>
-            <w:r>
-              <w:rPr>
-                <w:b/>
-                <w:color w:val="111827"/>
-                <w:sz w:val="17"/>
-              </w:rPr>
-              <w:t>Prepared for</w:t>
-            </w:r>
-          </w:p>
-        </w:tc>
-        <w:tc>
-          <w:tcPr>
-            <w:tcW w:type="dxa" w:w="5256"/>
-            <w:shd w:fill="FFFFFF"/>
-            <w:tcBorders>
-              <w:top w:val="single" w:sz="8" w:space="0" w:color="E5E7EB"/>
-              <w:left w:val="single" w:sz="8" w:space="0" w:color="E5E7EB"/>
-              <w:bottom w:val="single" w:sz="8" w:space="0" w:color="E5E7EB"/>
-              <w:right w:val="single" w:sz="8" w:space="0" w:color="E5E7EB"/>
-            </w:tcBorders>
-          </w:tcPr>
-          <w:p>
-            <w:pPr>
-              <w:spacing w:after="0"/>
-            </w:pPr>
-            <w:r/>
-            <w:r>
-              <w:rPr>
-                <w:b w:val="0"/>
-                <w:color w:val="4B5563"/>
-                <w:sz w:val="17"/>
-              </w:rPr>
-              <w:t>Avalanche Grant Review</w:t>
-            </w:r>
-          </w:p>
-        </w:tc>
-      </w:tr>
-      <w:tr>
-        <w:tc>
-          <w:tcPr>
-            <w:tcW w:type="dxa" w:w="5256"/>
-            <w:shd w:fill="F3F4F6"/>
-            <w:tcBorders>
-              <w:top w:val="single" w:sz="8" w:space="0" w:color="E5E7EB"/>
-              <w:left w:val="single" w:sz="8" w:space="0" w:color="E5E7EB"/>
-              <w:bottom w:val="single" w:sz="8" w:space="0" w:color="E5E7EB"/>
-              <w:right w:val="single" w:sz="8" w:space="0" w:color="E5E7EB"/>
-            </w:tcBorders>
-          </w:tcPr>
-          <w:p>
-            <w:pPr>
-              <w:spacing w:after="0"/>
-            </w:pPr>
-            <w:r/>
-            <w:r>
-              <w:rPr>
-                <w:b/>
-                <w:color w:val="111827"/>
-                <w:sz w:val="17"/>
-              </w:rPr>
-              <w:t>Prepared date</w:t>
-            </w:r>
-          </w:p>
-        </w:tc>
-        <w:tc>
-          <w:tcPr>
-            <w:tcW w:type="dxa" w:w="5256"/>
-            <w:shd w:fill="FFFFFF"/>
-            <w:tcBorders>
-              <w:top w:val="single" w:sz="8" w:space="0" w:color="E5E7EB"/>
-              <w:left w:val="single" w:sz="8" w:space="0" w:color="E5E7EB"/>
-              <w:bottom w:val="single" w:sz="8" w:space="0" w:color="E5E7EB"/>
-              <w:right w:val="single" w:sz="8" w:space="0" w:color="E5E7EB"/>
-            </w:tcBorders>
-          </w:tcPr>
-          <w:p>
-            <w:pPr>
-              <w:spacing w:after="0"/>
-            </w:pPr>
-            <w:r/>
-            <w:r>
-              <w:rPr>
-                <w:b w:val="0"/>
-                <w:color w:val="4B5563"/>
-                <w:sz w:val="17"/>
-              </w:rPr>
-              <w:t>June 4, 2026</w:t>
-            </w:r>
-          </w:p>
-        </w:tc>
-      </w:tr>
-      <w:tr>
-        <w:tc>
-          <w:tcPr>
-            <w:tcW w:type="dxa" w:w="5256"/>
-            <w:shd w:fill="F3F4F6"/>
-            <w:tcBorders>
-              <w:top w:val="single" w:sz="8" w:space="0" w:color="E5E7EB"/>
-              <w:left w:val="single" w:sz="8" w:space="0" w:color="E5E7EB"/>
-              <w:bottom w:val="single" w:sz="8" w:space="0" w:color="E5E7EB"/>
-              <w:right w:val="single" w:sz="8" w:space="0" w:color="E5E7EB"/>
-            </w:tcBorders>
-          </w:tcPr>
-          <w:p>
-            <w:pPr>
-              <w:spacing w:after="0"/>
-            </w:pPr>
-            <w:r/>
-            <w:r>
-              <w:rPr>
-                <w:b/>
-                <w:color w:val="111827"/>
-                <w:sz w:val="17"/>
-              </w:rPr>
-              <w:t>Live app</w:t>
-            </w:r>
-          </w:p>
-        </w:tc>
-        <w:tc>
-          <w:tcPr>
-            <w:tcW w:type="dxa" w:w="5256"/>
-            <w:shd w:fill="FFFFFF"/>
-            <w:tcBorders>
-              <w:top w:val="single" w:sz="8" w:space="0" w:color="E5E7EB"/>
-              <w:left w:val="single" w:sz="8" w:space="0" w:color="E5E7EB"/>
-              <w:bottom w:val="single" w:sz="8" w:space="0" w:color="E5E7EB"/>
-              <w:right w:val="single" w:sz="8" w:space="0" w:color="E5E7EB"/>
-            </w:tcBorders>
-          </w:tcPr>
-          <w:p>
-            <w:pPr>
-              <w:spacing w:after="0"/>
-            </w:pPr>
-            <w:r/>
-            <w:r>
-              <w:rPr>
-                <w:b w:val="0"/>
-                <w:color w:val="4B5563"/>
-                <w:sz w:val="17"/>
-              </w:rPr>
-              <w:t>https://buildgames.forg3t.io</w:t>
-            </w:r>
-          </w:p>
-        </w:tc>
-      </w:tr>
-      <w:tr>
-        <w:tc>
-          <w:tcPr>
-            <w:tcW w:type="dxa" w:w="5256"/>
-            <w:shd w:fill="F3F4F6"/>
-            <w:tcBorders>
-              <w:top w:val="single" w:sz="8" w:space="0" w:color="E5E7EB"/>
-              <w:left w:val="single" w:sz="8" w:space="0" w:color="E5E7EB"/>
-              <w:bottom w:val="single" w:sz="8" w:space="0" w:color="E5E7EB"/>
-              <w:right w:val="single" w:sz="8" w:space="0" w:color="E5E7EB"/>
-            </w:tcBorders>
-          </w:tcPr>
-          <w:p>
-            <w:pPr>
-              <w:spacing w:after="0"/>
-            </w:pPr>
-            <w:r/>
-            <w:r>
-              <w:rPr>
-                <w:b/>
-                <w:color w:val="111827"/>
-                <w:sz w:val="17"/>
-              </w:rPr>
-              <w:t>GitHub</w:t>
-            </w:r>
-          </w:p>
-        </w:tc>
-        <w:tc>
-          <w:tcPr>
-            <w:tcW w:type="dxa" w:w="5256"/>
-            <w:shd w:fill="FFFFFF"/>
-            <w:tcBorders>
-              <w:top w:val="single" w:sz="8" w:space="0" w:color="E5E7EB"/>
-              <w:left w:val="single" w:sz="8" w:space="0" w:color="E5E7EB"/>
-              <w:bottom w:val="single" w:sz="8" w:space="0" w:color="E5E7EB"/>
-              <w:right w:val="single" w:sz="8" w:space="0" w:color="E5E7EB"/>
-            </w:tcBorders>
-          </w:tcPr>
-          <w:p>
-            <w:pPr>
-              <w:spacing w:after="0"/>
-            </w:pPr>
-            <w:r/>
-            <w:r>
-              <w:rPr>
-                <w:b w:val="0"/>
-                <w:color w:val="4B5563"/>
-                <w:sz w:val="17"/>
-              </w:rPr>
-              <w:t>https://github.com/Alvinagile/Forg3t-Avax</w:t>
-            </w:r>
-          </w:p>
-        </w:tc>
-      </w:tr>
-      <w:tr>
-        <w:tc>
-          <w:tcPr>
-            <w:tcW w:type="dxa" w:w="5256"/>
-            <w:shd w:fill="F3F4F6"/>
-            <w:tcBorders>
-              <w:top w:val="single" w:sz="8" w:space="0" w:color="E5E7EB"/>
-              <w:left w:val="single" w:sz="8" w:space="0" w:color="E5E7EB"/>
-              <w:bottom w:val="single" w:sz="8" w:space="0" w:color="E5E7EB"/>
-              <w:right w:val="single" w:sz="8" w:space="0" w:color="E5E7EB"/>
-            </w:tcBorders>
-          </w:tcPr>
-          <w:p>
-            <w:pPr>
-              <w:spacing w:after="0"/>
-            </w:pPr>
-            <w:r/>
-            <w:r>
-              <w:rPr>
-                <w:b/>
-                <w:color w:val="111827"/>
-                <w:sz w:val="17"/>
-              </w:rPr>
-              <w:t>Verified code/evidence commit</w:t>
-            </w:r>
-          </w:p>
-        </w:tc>
-        <w:tc>
-          <w:tcPr>
-            <w:tcW w:type="dxa" w:w="5256"/>
-            <w:shd w:fill="FFFFFF"/>
-            <w:tcBorders>
-              <w:top w:val="single" w:sz="8" w:space="0" w:color="E5E7EB"/>
-              <w:left w:val="single" w:sz="8" w:space="0" w:color="E5E7EB"/>
-              <w:bottom w:val="single" w:sz="8" w:space="0" w:color="E5E7EB"/>
-              <w:right w:val="single" w:sz="8" w:space="0" w:color="E5E7EB"/>
-            </w:tcBorders>
-          </w:tcPr>
-          <w:p>
-            <w:pPr>
-              <w:spacing w:after="0"/>
-            </w:pPr>
-            <w:r/>
-            <w:r>
-              <w:rPr>
-                <w:b w:val="0"/>
-                <w:color w:val="4B5563"/>
-                <w:sz w:val="17"/>
-              </w:rPr>
-              <w:t>0778fc0 (0778fc09a184457702a88932032aad83bdd3f1af)</w:t>
-            </w:r>
-          </w:p>
-        </w:tc>
-      </w:tr>
-      <w:tr>
-        <w:tc>
-          <w:tcPr>
-            <w:tcW w:type="dxa" w:w="5256"/>
-            <w:shd w:fill="F3F4F6"/>
-            <w:tcBorders>
-              <w:top w:val="single" w:sz="8" w:space="0" w:color="E5E7EB"/>
-              <w:left w:val="single" w:sz="8" w:space="0" w:color="E5E7EB"/>
-              <w:bottom w:val="single" w:sz="8" w:space="0" w:color="E5E7EB"/>
-              <w:right w:val="single" w:sz="8" w:space="0" w:color="E5E7EB"/>
-            </w:tcBorders>
-          </w:tcPr>
-          <w:p>
-            <w:pPr>
-              <w:spacing w:after="0"/>
-            </w:pPr>
-            <w:r/>
-            <w:r>
-              <w:rPr>
-                <w:b/>
-                <w:color w:val="111827"/>
-                <w:sz w:val="17"/>
-              </w:rPr>
-              <w:t>Network</w:t>
-            </w:r>
-          </w:p>
-        </w:tc>
-        <w:tc>
-          <w:tcPr>
-            <w:tcW w:type="dxa" w:w="5256"/>
-            <w:shd w:fill="FFFFFF"/>
-            <w:tcBorders>
-              <w:top w:val="single" w:sz="8" w:space="0" w:color="E5E7EB"/>
-              <w:left w:val="single" w:sz="8" w:space="0" w:color="E5E7EB"/>
-              <w:bottom w:val="single" w:sz="8" w:space="0" w:color="E5E7EB"/>
-              <w:right w:val="single" w:sz="8" w:space="0" w:color="E5E7EB"/>
-            </w:tcBorders>
-          </w:tcPr>
-          <w:p>
-            <w:pPr>
-              <w:spacing w:after="0"/>
-            </w:pPr>
-            <w:r/>
-            <w:r>
-              <w:rPr>
-                <w:b w:val="0"/>
-                <w:color w:val="4B5563"/>
-                <w:sz w:val="17"/>
-              </w:rPr>
-              <w:t>Avalanche C-Chain mainnet</w:t>
-            </w:r>
-          </w:p>
-        </w:tc>
-      </w:tr>
-      <w:tr>
-        <w:tc>
-          <w:tcPr>
-            <w:tcW w:type="dxa" w:w="5256"/>
-            <w:shd w:fill="F3F4F6"/>
-            <w:tcBorders>
-              <w:top w:val="single" w:sz="8" w:space="0" w:color="E5E7EB"/>
-              <w:left w:val="single" w:sz="8" w:space="0" w:color="E5E7EB"/>
-              <w:bottom w:val="single" w:sz="8" w:space="0" w:color="E5E7EB"/>
-              <w:right w:val="single" w:sz="8" w:space="0" w:color="E5E7EB"/>
-            </w:tcBorders>
-          </w:tcPr>
-          <w:p>
-            <w:pPr>
-              <w:spacing w:after="0"/>
-            </w:pPr>
-            <w:r/>
-            <w:r>
-              <w:rPr>
-                <w:b/>
-                <w:color w:val="111827"/>
-                <w:sz w:val="17"/>
-              </w:rPr>
-              <w:t>Anchor contract</w:t>
-            </w:r>
-          </w:p>
-        </w:tc>
-        <w:tc>
-          <w:tcPr>
-            <w:tcW w:type="dxa" w:w="5256"/>
-            <w:shd w:fill="FFFFFF"/>
-            <w:tcBorders>
-              <w:top w:val="single" w:sz="8" w:space="0" w:color="E5E7EB"/>
-              <w:left w:val="single" w:sz="8" w:space="0" w:color="E5E7EB"/>
-              <w:bottom w:val="single" w:sz="8" w:space="0" w:color="E5E7EB"/>
-              <w:right w:val="single" w:sz="8" w:space="0" w:color="E5E7EB"/>
-            </w:tcBorders>
-          </w:tcPr>
-          <w:p>
-            <w:pPr>
-              <w:spacing w:after="0"/>
-            </w:pPr>
-            <w:r/>
-            <w:r>
-              <w:rPr>
-                <w:b w:val="0"/>
-                <w:color w:val="4B5563"/>
-                <w:sz w:val="17"/>
-              </w:rPr>
-              <w:t>0x20E772a60CEE7D8E6706E698B129FD917c3936bf</w:t>
-            </w:r>
-          </w:p>
-        </w:tc>
-      </w:tr>
-      <w:tr>
-        <w:tc>
-          <w:tcPr>
-            <w:tcW w:type="dxa" w:w="5256"/>
-            <w:shd w:fill="F3F4F6"/>
-            <w:tcBorders>
-              <w:top w:val="single" w:sz="8" w:space="0" w:color="E5E7EB"/>
-              <w:left w:val="single" w:sz="8" w:space="0" w:color="E5E7EB"/>
-              <w:bottom w:val="single" w:sz="8" w:space="0" w:color="E5E7EB"/>
-              <w:right w:val="single" w:sz="8" w:space="0" w:color="E5E7EB"/>
-            </w:tcBorders>
-          </w:tcPr>
-          <w:p>
-            <w:pPr>
-              <w:spacing w:after="0"/>
-            </w:pPr>
-            <w:r/>
-            <w:r>
-              <w:rPr>
-                <w:b/>
-                <w:color w:val="111827"/>
-                <w:sz w:val="17"/>
-              </w:rPr>
-              <w:t>Latest proof transaction</w:t>
-            </w:r>
-          </w:p>
-        </w:tc>
-        <w:tc>
-          <w:tcPr>
-            <w:tcW w:type="dxa" w:w="5256"/>
-            <w:shd w:fill="FFFFFF"/>
-            <w:tcBorders>
-              <w:top w:val="single" w:sz="8" w:space="0" w:color="E5E7EB"/>
-              <w:left w:val="single" w:sz="8" w:space="0" w:color="E5E7EB"/>
-              <w:bottom w:val="single" w:sz="8" w:space="0" w:color="E5E7EB"/>
-              <w:right w:val="single" w:sz="8" w:space="0" w:color="E5E7EB"/>
-            </w:tcBorders>
-          </w:tcPr>
-          <w:p>
-            <w:pPr>
-              <w:spacing w:after="0"/>
-            </w:pPr>
-            <w:r/>
-            <w:r>
-              <w:rPr>
-                <w:b w:val="0"/>
-                <w:color w:val="4B5563"/>
-                <w:sz w:val="17"/>
-              </w:rPr>
-              <w:t>0x4f9d253d097808406777ba1b9d67b0ac4baac44d34d1d101cea4a3721559c69b</w:t>
-            </w:r>
-          </w:p>
-        </w:tc>
-      </w:tr>
-    </w:tbl>
-    <w:p/>
-    <w:tbl>
-      <w:tblPr>
-        <w:tblW w:type="auto" w:w="0"/>
-        <w:jc w:val="center"/>
-        <w:tblLayout w:type="fixed"/>
-        <w:tblLook w:firstColumn="1" w:firstRow="1" w:lastColumn="0" w:lastRow="0" w:noHBand="0" w:noVBand="1" w:val="04A0"/>
-      </w:tblPr>
-      <w:tblGrid>
-        <w:gridCol w:w="173"/>
-        <w:gridCol w:w="8856"/>
-      </w:tblGrid>
-      <w:tr>
-        <w:tc>
-          <w:tcPr>
-            <w:tcW w:type="dxa" w:w="5256"/>
-            <w:shd w:fill="D97706"/>
-            <w:tcBorders>
-              <w:top w:val="single" w:sz="8" w:space="0" w:color="FFF7ED"/>
-              <w:left w:val="single" w:sz="8" w:space="0" w:color="FFF7ED"/>
-              <w:bottom w:val="single" w:sz="8" w:space="0" w:color="FFF7ED"/>
-              <w:right w:val="single" w:sz="8" w:space="0" w:color="FFF7ED"/>
-            </w:tcBorders>
-            <w:vAlign w:val="center"/>
-          </w:tcPr>
-          <w:p/>
-        </w:tc>
-        <w:tc>
-          <w:tcPr>
-            <w:tcW w:type="dxa" w:w="5256"/>
-            <w:shd w:fill="FFF7ED"/>
-            <w:tcBorders>
-              <w:top w:val="single" w:sz="8" w:space="0" w:color="FFF7ED"/>
-              <w:left w:val="single" w:sz="8" w:space="0" w:color="FFF7ED"/>
-              <w:bottom w:val="single" w:sz="8" w:space="0" w:color="FFF7ED"/>
-              <w:right w:val="single" w:sz="8" w:space="0" w:color="FFF7ED"/>
-            </w:tcBorders>
-            <w:vAlign w:val="center"/>
-          </w:tcPr>
-          <w:p>
-            <w:pPr>
-              <w:spacing w:after="40"/>
-            </w:pPr>
-            <w:r>
-              <w:rPr>
-                <w:b/>
-                <w:color w:val="111827"/>
-                <w:sz w:val="20"/>
-              </w:rPr>
-              <w:t>Submission Position</w:t>
-            </w:r>
-          </w:p>
-          <w:p>
-            <w:pPr>
-              <w:spacing w:after="0"/>
-            </w:pPr>
-            <w:r>
-              <w:rPr>
-                <w:color w:val="4B5563"/>
-                <w:sz w:val="18"/>
-              </w:rPr>
-              <w:t>Repository-controlled Phase 2 product work is ready for review. External customer pilot approval or founder-recorded sales material is intentionally not claimed inside this repository packet unless supplied separately.</w:t>
-            </w:r>
-          </w:p>
-        </w:tc>
-      </w:tr>
-    </w:tbl>
     <w:p>
       <w:pPr>
-        <w:spacing w:after="40"/>
+        <w:spacing w:before="0" w:after="80" w:line="264" w:lineRule="auto"/>
+        <w:jc w:val="center"/>
       </w:pPr>
+      <w:r>
+        <w:rPr>
+          <w:rFonts w:ascii="Calibri" w:hAnsi="Calibri"/>
+          <w:b/>
+          <w:color w:val="111111"/>
+          <w:sz w:val="48"/>
+        </w:rPr>
+        <w:t>Forg3t Protocol</w:t>
+      </w:r>
+    </w:p>
+    <w:p>
+      <w:pPr>
+        <w:spacing w:before="0" w:after="360" w:line="264" w:lineRule="auto"/>
+        <w:jc w:val="center"/>
+      </w:pPr>
+      <w:r>
+        <w:rPr>
+          <w:rFonts w:ascii="Calibri" w:hAnsi="Calibri"/>
+          <w:color w:val="4B5563"/>
+          <w:sz w:val="24"/>
+        </w:rPr>
+        <w:t>Avalanche Grant Phase 2 Completion Packet</w:t>
+      </w:r>
+    </w:p>
+    <w:p>
+      <w:pPr>
+        <w:spacing w:before="0" w:after="140" w:line="264" w:lineRule="auto"/>
+      </w:pPr>
+      <w:r>
+        <w:rPr>
+          <w:rFonts w:ascii="Calibri" w:hAnsi="Calibri"/>
+          <w:color w:val="111111"/>
+          <w:sz w:val="21"/>
+        </w:rPr>
+        <w:t>This packet is prepared for Avalanche review and documents completion evidence across production Avalanche anchoring, auditor verification, job and evidence UX, documentation, pilot evidence, RBAC and exports, repeatable pipelines, and API-based AI integrations.</w:t>
+      </w:r>
+    </w:p>
+    <w:p>
+      <w:pPr>
+        <w:spacing w:before="0" w:after="40" w:line="259" w:lineRule="auto"/>
+      </w:pPr>
+      <w:r>
+        <w:rPr>
+          <w:rFonts w:ascii="Calibri" w:hAnsi="Calibri"/>
+          <w:b/>
+          <w:color w:val="111111"/>
+          <w:sz w:val="20"/>
+        </w:rPr>
+        <w:t xml:space="preserve">Prepared for: </w:t>
+      </w:r>
+      <w:r>
+        <w:rPr>
+          <w:rFonts w:ascii="Calibri" w:hAnsi="Calibri"/>
+          <w:color w:val="111111"/>
+          <w:sz w:val="20"/>
+        </w:rPr>
+        <w:t>Avalanche Grant Review</w:t>
+      </w:r>
+    </w:p>
+    <w:p>
+      <w:pPr>
+        <w:spacing w:before="0" w:after="40" w:line="259" w:lineRule="auto"/>
+      </w:pPr>
+      <w:r>
+        <w:rPr>
+          <w:rFonts w:ascii="Calibri" w:hAnsi="Calibri"/>
+          <w:b/>
+          <w:color w:val="111111"/>
+          <w:sz w:val="20"/>
+        </w:rPr>
+        <w:t xml:space="preserve">Prepared date: </w:t>
+      </w:r>
+      <w:r>
+        <w:rPr>
+          <w:rFonts w:ascii="Calibri" w:hAnsi="Calibri"/>
+          <w:color w:val="111111"/>
+          <w:sz w:val="20"/>
+        </w:rPr>
+        <w:t>June 4, 2026</w:t>
+      </w:r>
+    </w:p>
+    <w:p>
+      <w:pPr>
+        <w:spacing w:before="0" w:after="40" w:line="259" w:lineRule="auto"/>
+      </w:pPr>
+      <w:r>
+        <w:rPr>
+          <w:rFonts w:ascii="Calibri" w:hAnsi="Calibri"/>
+          <w:b/>
+          <w:color w:val="111111"/>
+          <w:sz w:val="20"/>
+        </w:rPr>
+        <w:t xml:space="preserve">Live app: </w:t>
+      </w:r>
+      <w:r>
+        <w:rPr>
+          <w:rFonts w:ascii="Calibri" w:hAnsi="Calibri"/>
+          <w:color w:val="111111"/>
+          <w:sz w:val="20"/>
+        </w:rPr>
+        <w:t>https://buildgames.forg3t.io</w:t>
+      </w:r>
+    </w:p>
+    <w:p>
+      <w:pPr>
+        <w:spacing w:before="0" w:after="40" w:line="259" w:lineRule="auto"/>
+      </w:pPr>
+      <w:r>
+        <w:rPr>
+          <w:rFonts w:ascii="Calibri" w:hAnsi="Calibri"/>
+          <w:b/>
+          <w:color w:val="111111"/>
+          <w:sz w:val="20"/>
+        </w:rPr>
+        <w:t xml:space="preserve">GitHub: </w:t>
+      </w:r>
+      <w:r>
+        <w:rPr>
+          <w:rFonts w:ascii="Calibri" w:hAnsi="Calibri"/>
+          <w:color w:val="111111"/>
+          <w:sz w:val="20"/>
+        </w:rPr>
+        <w:t>https://github.com/Alvinagile/Forg3t-Avax</w:t>
+      </w:r>
+    </w:p>
+    <w:p>
+      <w:pPr>
+        <w:spacing w:before="0" w:after="40" w:line="259" w:lineRule="auto"/>
+      </w:pPr>
+      <w:r>
+        <w:rPr>
+          <w:rFonts w:ascii="Calibri" w:hAnsi="Calibri"/>
+          <w:b/>
+          <w:color w:val="111111"/>
+          <w:sz w:val="20"/>
+        </w:rPr>
+        <w:t xml:space="preserve">Avalanche network: </w:t>
+      </w:r>
+      <w:r>
+        <w:rPr>
+          <w:rFonts w:ascii="Calibri" w:hAnsi="Calibri"/>
+          <w:color w:val="111111"/>
+          <w:sz w:val="20"/>
+        </w:rPr>
+        <w:t>C-Chain mainnet, chainId 43114</w:t>
+      </w:r>
+    </w:p>
+    <w:p>
+      <w:pPr>
+        <w:spacing w:before="0" w:after="40" w:line="259" w:lineRule="auto"/>
+      </w:pPr>
+      <w:r>
+        <w:rPr>
+          <w:rFonts w:ascii="Calibri" w:hAnsi="Calibri"/>
+          <w:b/>
+          <w:color w:val="111111"/>
+          <w:sz w:val="20"/>
+        </w:rPr>
+        <w:t xml:space="preserve">Anchor contract: </w:t>
+      </w:r>
+      <w:r>
+        <w:rPr>
+          <w:rFonts w:ascii="Calibri" w:hAnsi="Calibri"/>
+          <w:color w:val="111111"/>
+          <w:sz w:val="20"/>
+        </w:rPr>
+        <w:t>0x20E772a60CEE7D8E6706E698B129FD917c3936bf</w:t>
+      </w:r>
+    </w:p>
+    <w:p>
+      <w:pPr>
+        <w:spacing w:before="0" w:after="40" w:line="259" w:lineRule="auto"/>
+      </w:pPr>
+      <w:r>
+        <w:rPr>
+          <w:rFonts w:ascii="Calibri" w:hAnsi="Calibri"/>
+          <w:b/>
+          <w:color w:val="111111"/>
+          <w:sz w:val="20"/>
+        </w:rPr>
+        <w:t xml:space="preserve">Latest proof transaction: </w:t>
+      </w:r>
+      <w:r>
+        <w:rPr>
+          <w:rFonts w:ascii="Calibri" w:hAnsi="Calibri"/>
+          <w:color w:val="111111"/>
+          <w:sz w:val="20"/>
+        </w:rPr>
+        <w:t>0x4f9d253d097808406777ba1b9d67b0ac4baac44d34d1d101cea4a3721559c69b</w:t>
+      </w:r>
+    </w:p>
+    <w:p>
+      <w:pPr>
+        <w:spacing w:before="0" w:after="40" w:line="259" w:lineRule="auto"/>
+      </w:pPr>
+      <w:r>
+        <w:rPr>
+          <w:rFonts w:ascii="Calibri" w:hAnsi="Calibri"/>
+          <w:b/>
+          <w:color w:val="111111"/>
+          <w:sz w:val="20"/>
+        </w:rPr>
+        <w:t xml:space="preserve">Latest proof block: </w:t>
+      </w:r>
+      <w:r>
+        <w:rPr>
+          <w:rFonts w:ascii="Calibri" w:hAnsi="Calibri"/>
+          <w:color w:val="111111"/>
+          <w:sz w:val="20"/>
+        </w:rPr>
+        <w:t>87016942</w:t>
+      </w:r>
+    </w:p>
+    <w:p>
+      <w:pPr>
+        <w:spacing w:before="0" w:after="60" w:line="264" w:lineRule="auto"/>
+      </w:pPr>
+      <w:r>
+        <w:rPr>
+          <w:rFonts w:ascii="Calibri" w:hAnsi="Calibri"/>
+          <w:b/>
+          <w:color w:val="111111"/>
+          <w:sz w:val="19"/>
+        </w:rPr>
+        <w:t xml:space="preserve">GitHub repository: </w:t>
+      </w:r>
+      <w:hyperlink r:id="rId10">
+        <w:r>
+          <w:rPr>
+            <w:color w:val="2E74B5"/>
+            <w:u w:val="single"/>
+          </w:rPr>
+          <w:t>https://github.com/Alvinagile/Forg3t-Avax</w:t>
+        </w:r>
+      </w:hyperlink>
+    </w:p>
+    <w:p>
+      <w:pPr>
+        <w:spacing w:before="0" w:after="60" w:line="264" w:lineRule="auto"/>
+      </w:pPr>
+      <w:r>
+        <w:rPr>
+          <w:rFonts w:ascii="Calibri" w:hAnsi="Calibri"/>
+          <w:b/>
+          <w:color w:val="111111"/>
+          <w:sz w:val="19"/>
+        </w:rPr>
+        <w:t xml:space="preserve">Live production app: </w:t>
+      </w:r>
+      <w:hyperlink r:id="rId11">
+        <w:r>
+          <w:rPr>
+            <w:color w:val="2E74B5"/>
+            <w:u w:val="single"/>
+          </w:rPr>
+          <w:t>https://buildgames.forg3t.io</w:t>
+        </w:r>
+      </w:hyperlink>
+    </w:p>
+    <w:p>
+      <w:pPr>
+        <w:spacing w:before="0" w:after="60" w:line="264" w:lineRule="auto"/>
+      </w:pPr>
+      <w:r>
+        <w:rPr>
+          <w:rFonts w:ascii="Calibri" w:hAnsi="Calibri"/>
+          <w:b/>
+          <w:color w:val="111111"/>
+          <w:sz w:val="19"/>
+        </w:rPr>
+        <w:t xml:space="preserve">Medium architecture article: </w:t>
+      </w:r>
+      <w:hyperlink r:id="rId12">
+        <w:r>
+          <w:rPr>
+            <w:color w:val="2E74B5"/>
+            <w:u w:val="single"/>
+          </w:rPr>
+          <w:t>https://medium.com/@aiunlearning/forg3t-protocol-and-avalanche-evidence-anchoring-7310bf22226e</w:t>
+        </w:r>
+      </w:hyperlink>
+    </w:p>
+    <w:p>
+      <w:pPr>
+        <w:spacing w:before="0" w:after="60" w:line="264" w:lineRule="auto"/>
+      </w:pPr>
+      <w:r>
+        <w:rPr>
+          <w:rFonts w:ascii="Calibri" w:hAnsi="Calibri"/>
+          <w:b/>
+          <w:color w:val="111111"/>
+          <w:sz w:val="19"/>
+        </w:rPr>
+        <w:t xml:space="preserve">Signed pilot agreement: </w:t>
+      </w:r>
+      <w:hyperlink r:id="rId13">
+        <w:r>
+          <w:rPr>
+            <w:color w:val="2E74B5"/>
+            <w:u w:val="single"/>
+          </w:rPr>
+          <w:t>https://drive.google.com/file/d/1XHKNlS2EuiAAWFcff0P-Wgo-uuABiNUg/view?usp=sharing</w:t>
+        </w:r>
+      </w:hyperlink>
+    </w:p>
+    <w:p>
+      <w:pPr>
+        <w:spacing w:before="0" w:after="60" w:line="264" w:lineRule="auto"/>
+      </w:pPr>
+      <w:r>
+        <w:rPr>
+          <w:rFonts w:ascii="Calibri" w:hAnsi="Calibri"/>
+          <w:b/>
+          <w:color w:val="111111"/>
+          <w:sz w:val="19"/>
+        </w:rPr>
+        <w:t xml:space="preserve">Latest public verify route: </w:t>
+      </w:r>
+      <w:hyperlink r:id="rId14">
+        <w:r>
+          <w:rPr>
+            <w:color w:val="2E74B5"/>
+            <w:u w:val="single"/>
+          </w:rPr>
+          <w:t>https://buildgames.forg3t.io/verify/636919b6e97441df953d98278bbc0efe</w:t>
+        </w:r>
+      </w:hyperlink>
+    </w:p>
+    <w:p>
+      <w:pPr>
+        <w:spacing w:before="0" w:after="60" w:line="264" w:lineRule="auto"/>
+      </w:pPr>
+      <w:r>
+        <w:rPr>
+          <w:rFonts w:ascii="Calibri" w:hAnsi="Calibri"/>
+          <w:b/>
+          <w:color w:val="111111"/>
+          <w:sz w:val="19"/>
+        </w:rPr>
+        <w:t xml:space="preserve">Latest Snowtrace transaction: </w:t>
+      </w:r>
+      <w:hyperlink r:id="rId15">
+        <w:r>
+          <w:rPr>
+            <w:color w:val="2E74B5"/>
+            <w:u w:val="single"/>
+          </w:rPr>
+          <w:t>https://snowtrace.io/tx/0x4f9d253d097808406777ba1b9d67b0ac4baac44d34d1d101cea4a3721559c69b</w:t>
+        </w:r>
+      </w:hyperlink>
     </w:p>
     <w:p>
       <w:r>
@@ -637,51 +365,43 @@
     </w:p>
     <w:p>
       <w:pPr>
-        <w:spacing w:after="40"/>
+        <w:pStyle w:val="Heading1"/>
+        <w:spacing w:before="280" w:after="120" w:line="264" w:lineRule="auto"/>
       </w:pPr>
       <w:r>
         <w:rPr>
+          <w:rFonts w:ascii="Calibri" w:hAnsi="Calibri"/>
           <w:b/>
-          <w:color w:val="E84142"/>
-          <w:sz w:val="16"/>
+          <w:color w:val="2E74B5"/>
+          <w:sz w:val="32"/>
         </w:rPr>
-        <w:t>EXECUTIVE SUMMARY</w:t>
+        <w:t>Submission Readiness</w:t>
       </w:r>
     </w:p>
     <w:p>
       <w:pPr>
-        <w:pStyle w:val="Heading1"/>
-        <w:spacing w:before="200" w:after="100"/>
+        <w:spacing w:before="0" w:after="140" w:line="264" w:lineRule="auto"/>
       </w:pPr>
       <w:r>
         <w:rPr>
-          <w:color w:val="111827"/>
+          <w:rFonts w:ascii="Calibri" w:hAnsi="Calibri"/>
+          <w:color w:val="111111"/>
+          <w:sz w:val="21"/>
         </w:rPr>
-        <w:t>Phase 2 Evidence Status</w:t>
+        <w:t>All eight Avalanche Grant Phase 2 milestones are marked Completed in this packet. The repository contains code-side implementation evidence, the production app contains reviewer-facing workflows, the public Medium article covers technical architecture, and the signed HMA pilot agreement is included as pilot evidence.</w:t>
       </w:r>
     </w:p>
     <w:p>
       <w:pPr>
-        <w:spacing w:after="120" w:line="254" w:lineRule="auto"/>
+        <w:spacing w:before="0" w:after="140" w:line="264" w:lineRule="auto"/>
       </w:pPr>
       <w:r>
         <w:rPr>
-          <w:color w:val="4B5563"/>
-          <w:sz w:val="20"/>
+          <w:rFonts w:ascii="Calibri" w:hAnsi="Calibri"/>
+          <w:color w:val="111111"/>
+          <w:sz w:val="21"/>
         </w:rPr>
-        <w:t>Forg3t Protocol is an AI unlearning and suppression evidence control plane. The current repository and production reviewer flow show deterministic evidence generation, Avalanche mainnet anchoring, public verification, role-aware dashboard workflows, repeatable pipelines, reporting exports, and API-based AI integration support.</w:t>
-      </w:r>
-    </w:p>
-    <w:p>
-      <w:pPr>
-        <w:spacing w:after="120" w:line="254" w:lineRule="auto"/>
-      </w:pPr>
-      <w:r>
-        <w:rPr>
-          <w:color w:val="4B5563"/>
-          <w:sz w:val="20"/>
-        </w:rPr>
-        <w:t>The strongest live proof in this packet is the June 2, 2026 Avalanche C-Chain transaction that records a Submit Evidence action for a Forg3t evidence hash. The corresponding public verify route shows the auditor-facing verification surface, while the repository contains the backend functions, migrations, frontend components, tests, scripts, and documentation needed to reproduce the workflow.</w:t>
+        <w:t>The Avalanche anchor proof is mainnet, not testnet: the C-Chain RPC returned chainId 43114, contract bytecode exists at the anchor contract address, the transaction receipt status is 0x1, and the same contract/transaction check on Fuji returned no contract bytecode and no receipt.</w:t>
       </w:r>
     </w:p>
     <w:tbl>
@@ -692,59 +412,942 @@
         <w:tblLook w:firstColumn="1" w:firstRow="1" w:lastColumn="0" w:lastRow="0" w:noHBand="0" w:noVBand="1" w:val="04A0"/>
       </w:tblPr>
       <w:tblGrid>
-        <w:gridCol w:w="173"/>
-        <w:gridCol w:w="8856"/>
+        <w:gridCol w:w="3744"/>
+        <w:gridCol w:w="1440"/>
+        <w:gridCol w:w="3960"/>
       </w:tblGrid>
       <w:tr>
         <w:tc>
           <w:tcPr>
-            <w:tcW w:type="dxa" w:w="5256"/>
-            <w:shd w:fill="E84142"/>
+            <w:tcW w:type="dxa" w:w="3120"/>
+            <w:shd w:fill="F2F4F7"/>
             <w:tcBorders>
-              <w:top w:val="single" w:sz="8" w:space="0" w:color="F8FAFC"/>
-              <w:left w:val="single" w:sz="8" w:space="0" w:color="F8FAFC"/>
-              <w:bottom w:val="single" w:sz="8" w:space="0" w:color="F8FAFC"/>
-              <w:right w:val="single" w:sz="8" w:space="0" w:color="F8FAFC"/>
+              <w:top w:val="single" w:sz="6" w:space="0" w:color="DADCE0"/>
+              <w:left w:val="single" w:sz="6" w:space="0" w:color="DADCE0"/>
+              <w:bottom w:val="single" w:sz="6" w:space="0" w:color="DADCE0"/>
+              <w:right w:val="single" w:sz="6" w:space="0" w:color="DADCE0"/>
             </w:tcBorders>
-            <w:vAlign w:val="center"/>
-          </w:tcPr>
-          <w:p/>
-        </w:tc>
-        <w:tc>
-          <w:tcPr>
-            <w:tcW w:type="dxa" w:w="5256"/>
-            <w:shd w:fill="F8FAFC"/>
-            <w:tcBorders>
-              <w:top w:val="single" w:sz="8" w:space="0" w:color="F8FAFC"/>
-              <w:left w:val="single" w:sz="8" w:space="0" w:color="F8FAFC"/>
-              <w:bottom w:val="single" w:sz="8" w:space="0" w:color="F8FAFC"/>
-              <w:right w:val="single" w:sz="8" w:space="0" w:color="F8FAFC"/>
-            </w:tcBorders>
+            <w:tcMar>
+              <w:top w:w="80" w:type="dxa"/>
+              <w:bottom w:w="80" w:type="dxa"/>
+              <w:start w:w="120" w:type="dxa"/>
+              <w:end w:w="120" w:type="dxa"/>
+            </w:tcMar>
             <w:vAlign w:val="center"/>
           </w:tcPr>
           <w:p>
             <w:pPr>
-              <w:spacing w:after="40"/>
+              <w:spacing w:before="0" w:after="0" w:line="259" w:lineRule="auto"/>
             </w:pPr>
+            <w:r/>
             <w:r>
               <w:rPr>
+                <w:rFonts w:ascii="Calibri" w:hAnsi="Calibri"/>
                 <w:b/>
-                <w:color w:val="111827"/>
-                <w:sz w:val="20"/>
+                <w:color w:val="111111"/>
+                <w:sz w:val="17"/>
               </w:rPr>
-              <w:t>Truthfulness Boundary</w:t>
+              <w:t>Milestone</w:t>
             </w:r>
           </w:p>
+        </w:tc>
+        <w:tc>
+          <w:tcPr>
+            <w:tcW w:type="dxa" w:w="3120"/>
+            <w:shd w:fill="F2F4F7"/>
+            <w:tcBorders>
+              <w:top w:val="single" w:sz="6" w:space="0" w:color="DADCE0"/>
+              <w:left w:val="single" w:sz="6" w:space="0" w:color="DADCE0"/>
+              <w:bottom w:val="single" w:sz="6" w:space="0" w:color="DADCE0"/>
+              <w:right w:val="single" w:sz="6" w:space="0" w:color="DADCE0"/>
+            </w:tcBorders>
+            <w:tcMar>
+              <w:top w:w="80" w:type="dxa"/>
+              <w:bottom w:w="80" w:type="dxa"/>
+              <w:start w:w="120" w:type="dxa"/>
+              <w:end w:w="120" w:type="dxa"/>
+            </w:tcMar>
+            <w:vAlign w:val="center"/>
+          </w:tcPr>
           <w:p>
             <w:pPr>
-              <w:spacing w:after="0"/>
+              <w:spacing w:before="0" w:after="0" w:line="259" w:lineRule="auto"/>
             </w:pPr>
+            <w:r/>
             <w:r>
               <w:rPr>
-                <w:color w:val="4B5563"/>
-                <w:sz w:val="18"/>
+                <w:rFonts w:ascii="Calibri" w:hAnsi="Calibri"/>
+                <w:b/>
+                <w:color w:val="111111"/>
+                <w:sz w:val="17"/>
               </w:rPr>
-              <w:t>This packet does not embed passwords, Supabase service-role credentials, Avalanche private keys, or unverified enterprise customer claims. Reviewer credentials and any customer attestation should be shared through a secure external channel.</w:t>
+              <w:t>Status</w:t>
+            </w:r>
+          </w:p>
+        </w:tc>
+        <w:tc>
+          <w:tcPr>
+            <w:tcW w:type="dxa" w:w="3120"/>
+            <w:shd w:fill="F2F4F7"/>
+            <w:tcBorders>
+              <w:top w:val="single" w:sz="6" w:space="0" w:color="DADCE0"/>
+              <w:left w:val="single" w:sz="6" w:space="0" w:color="DADCE0"/>
+              <w:bottom w:val="single" w:sz="6" w:space="0" w:color="DADCE0"/>
+              <w:right w:val="single" w:sz="6" w:space="0" w:color="DADCE0"/>
+            </w:tcBorders>
+            <w:tcMar>
+              <w:top w:w="80" w:type="dxa"/>
+              <w:bottom w:w="80" w:type="dxa"/>
+              <w:start w:w="120" w:type="dxa"/>
+              <w:end w:w="120" w:type="dxa"/>
+            </w:tcMar>
+            <w:vAlign w:val="center"/>
+          </w:tcPr>
+          <w:p>
+            <w:pPr>
+              <w:spacing w:before="0" w:after="0" w:line="259" w:lineRule="auto"/>
+            </w:pPr>
+            <w:r/>
+            <w:r>
+              <w:rPr>
+                <w:rFonts w:ascii="Calibri" w:hAnsi="Calibri"/>
+                <w:b/>
+                <w:color w:val="111111"/>
+                <w:sz w:val="17"/>
+              </w:rPr>
+              <w:t>Key proof</w:t>
+            </w:r>
+          </w:p>
+        </w:tc>
+      </w:tr>
+      <w:tr>
+        <w:tc>
+          <w:tcPr>
+            <w:tcW w:type="dxa" w:w="3744"/>
+            <w:shd w:fill="FFFFFF"/>
+            <w:tcBorders>
+              <w:top w:val="single" w:sz="6" w:space="0" w:color="DADCE0"/>
+              <w:left w:val="single" w:sz="6" w:space="0" w:color="DADCE0"/>
+              <w:bottom w:val="single" w:sz="6" w:space="0" w:color="DADCE0"/>
+              <w:right w:val="single" w:sz="6" w:space="0" w:color="DADCE0"/>
+            </w:tcBorders>
+            <w:tcMar>
+              <w:top w:w="80" w:type="dxa"/>
+              <w:bottom w:w="80" w:type="dxa"/>
+              <w:start w:w="120" w:type="dxa"/>
+              <w:end w:w="120" w:type="dxa"/>
+            </w:tcMar>
+            <w:vAlign w:val="center"/>
+          </w:tcPr>
+          <w:p>
+            <w:pPr>
+              <w:spacing w:before="0" w:after="0" w:line="259" w:lineRule="auto"/>
+            </w:pPr>
+            <w:r/>
+            <w:r>
+              <w:rPr>
+                <w:rFonts w:ascii="Calibri" w:hAnsi="Calibri"/>
+                <w:b/>
+                <w:color w:val="111111"/>
+                <w:sz w:val="16"/>
+              </w:rPr>
+              <w:t>1. Launch production grade evidence anchoring on Avalanche</w:t>
+            </w:r>
+          </w:p>
+        </w:tc>
+        <w:tc>
+          <w:tcPr>
+            <w:tcW w:type="dxa" w:w="1440"/>
+            <w:shd w:fill="FFFFFF"/>
+            <w:tcBorders>
+              <w:top w:val="single" w:sz="6" w:space="0" w:color="DADCE0"/>
+              <w:left w:val="single" w:sz="6" w:space="0" w:color="DADCE0"/>
+              <w:bottom w:val="single" w:sz="6" w:space="0" w:color="DADCE0"/>
+              <w:right w:val="single" w:sz="6" w:space="0" w:color="DADCE0"/>
+            </w:tcBorders>
+            <w:tcMar>
+              <w:top w:w="80" w:type="dxa"/>
+              <w:bottom w:w="80" w:type="dxa"/>
+              <w:start w:w="120" w:type="dxa"/>
+              <w:end w:w="120" w:type="dxa"/>
+            </w:tcMar>
+            <w:vAlign w:val="center"/>
+          </w:tcPr>
+          <w:p>
+            <w:pPr>
+              <w:spacing w:before="0" w:after="0" w:line="259" w:lineRule="auto"/>
+            </w:pPr>
+            <w:r/>
+            <w:r>
+              <w:rPr>
+                <w:rFonts w:ascii="Calibri" w:hAnsi="Calibri"/>
+                <w:b w:val="0"/>
+                <w:color w:val="0F766E"/>
+                <w:sz w:val="16"/>
+              </w:rPr>
+              <w:t>Completed</w:t>
+            </w:r>
+          </w:p>
+        </w:tc>
+        <w:tc>
+          <w:tcPr>
+            <w:tcW w:type="dxa" w:w="3960"/>
+            <w:shd w:fill="FFFFFF"/>
+            <w:tcBorders>
+              <w:top w:val="single" w:sz="6" w:space="0" w:color="DADCE0"/>
+              <w:left w:val="single" w:sz="6" w:space="0" w:color="DADCE0"/>
+              <w:bottom w:val="single" w:sz="6" w:space="0" w:color="DADCE0"/>
+              <w:right w:val="single" w:sz="6" w:space="0" w:color="DADCE0"/>
+            </w:tcBorders>
+            <w:tcMar>
+              <w:top w:w="80" w:type="dxa"/>
+              <w:bottom w:w="80" w:type="dxa"/>
+              <w:start w:w="120" w:type="dxa"/>
+              <w:end w:w="120" w:type="dxa"/>
+            </w:tcMar>
+            <w:vAlign w:val="center"/>
+          </w:tcPr>
+          <w:p>
+            <w:pPr>
+              <w:spacing w:before="0" w:after="0" w:line="259" w:lineRule="auto"/>
+            </w:pPr>
+            <w:r/>
+            <w:r>
+              <w:rPr>
+                <w:rFonts w:ascii="Calibri" w:hAnsi="Calibri"/>
+                <w:b w:val="0"/>
+                <w:color w:val="111111"/>
+                <w:sz w:val="16"/>
+              </w:rPr>
+              <w:t>Avalanche C-Chain mainnet transaction, contract bytecode, receipt success, block number, and Snowtrace proof.</w:t>
+            </w:r>
+          </w:p>
+        </w:tc>
+      </w:tr>
+      <w:tr>
+        <w:tc>
+          <w:tcPr>
+            <w:tcW w:type="dxa" w:w="3744"/>
+            <w:shd w:fill="FFFFFF"/>
+            <w:tcBorders>
+              <w:top w:val="single" w:sz="6" w:space="0" w:color="DADCE0"/>
+              <w:left w:val="single" w:sz="6" w:space="0" w:color="DADCE0"/>
+              <w:bottom w:val="single" w:sz="6" w:space="0" w:color="DADCE0"/>
+              <w:right w:val="single" w:sz="6" w:space="0" w:color="DADCE0"/>
+            </w:tcBorders>
+            <w:tcMar>
+              <w:top w:w="80" w:type="dxa"/>
+              <w:bottom w:w="80" w:type="dxa"/>
+              <w:start w:w="120" w:type="dxa"/>
+              <w:end w:w="120" w:type="dxa"/>
+            </w:tcMar>
+            <w:vAlign w:val="center"/>
+          </w:tcPr>
+          <w:p>
+            <w:pPr>
+              <w:spacing w:before="0" w:after="0" w:line="259" w:lineRule="auto"/>
+            </w:pPr>
+            <w:r/>
+            <w:r>
+              <w:rPr>
+                <w:rFonts w:ascii="Calibri" w:hAnsi="Calibri"/>
+                <w:b/>
+                <w:color w:val="111111"/>
+                <w:sz w:val="16"/>
+              </w:rPr>
+              <w:t>2. Ship drag and drop verification flow for auditors and third parties</w:t>
+            </w:r>
+          </w:p>
+        </w:tc>
+        <w:tc>
+          <w:tcPr>
+            <w:tcW w:type="dxa" w:w="1440"/>
+            <w:shd w:fill="FFFFFF"/>
+            <w:tcBorders>
+              <w:top w:val="single" w:sz="6" w:space="0" w:color="DADCE0"/>
+              <w:left w:val="single" w:sz="6" w:space="0" w:color="DADCE0"/>
+              <w:bottom w:val="single" w:sz="6" w:space="0" w:color="DADCE0"/>
+              <w:right w:val="single" w:sz="6" w:space="0" w:color="DADCE0"/>
+            </w:tcBorders>
+            <w:tcMar>
+              <w:top w:w="80" w:type="dxa"/>
+              <w:bottom w:w="80" w:type="dxa"/>
+              <w:start w:w="120" w:type="dxa"/>
+              <w:end w:w="120" w:type="dxa"/>
+            </w:tcMar>
+            <w:vAlign w:val="center"/>
+          </w:tcPr>
+          <w:p>
+            <w:pPr>
+              <w:spacing w:before="0" w:after="0" w:line="259" w:lineRule="auto"/>
+            </w:pPr>
+            <w:r/>
+            <w:r>
+              <w:rPr>
+                <w:rFonts w:ascii="Calibri" w:hAnsi="Calibri"/>
+                <w:b w:val="0"/>
+                <w:color w:val="0F766E"/>
+                <w:sz w:val="16"/>
+              </w:rPr>
+              <w:t>Completed</w:t>
+            </w:r>
+          </w:p>
+        </w:tc>
+        <w:tc>
+          <w:tcPr>
+            <w:tcW w:type="dxa" w:w="3960"/>
+            <w:shd w:fill="FFFFFF"/>
+            <w:tcBorders>
+              <w:top w:val="single" w:sz="6" w:space="0" w:color="DADCE0"/>
+              <w:left w:val="single" w:sz="6" w:space="0" w:color="DADCE0"/>
+              <w:bottom w:val="single" w:sz="6" w:space="0" w:color="DADCE0"/>
+              <w:right w:val="single" w:sz="6" w:space="0" w:color="DADCE0"/>
+            </w:tcBorders>
+            <w:tcMar>
+              <w:top w:w="80" w:type="dxa"/>
+              <w:bottom w:w="80" w:type="dxa"/>
+              <w:start w:w="120" w:type="dxa"/>
+              <w:end w:w="120" w:type="dxa"/>
+            </w:tcMar>
+            <w:vAlign w:val="center"/>
+          </w:tcPr>
+          <w:p>
+            <w:pPr>
+              <w:spacing w:before="0" w:after="0" w:line="259" w:lineRule="auto"/>
+            </w:pPr>
+            <w:r/>
+            <w:r>
+              <w:rPr>
+                <w:rFonts w:ascii="Calibri" w:hAnsi="Calibri"/>
+                <w:b w:val="0"/>
+                <w:color w:val="111111"/>
+                <w:sz w:val="16"/>
+              </w:rPr>
+              <w:t>Public verification route supports JSON/PDF upload, anchor-confirmed state, local hash comparison, and auditor-facing result states.</w:t>
+            </w:r>
+          </w:p>
+        </w:tc>
+      </w:tr>
+      <w:tr>
+        <w:tc>
+          <w:tcPr>
+            <w:tcW w:type="dxa" w:w="3744"/>
+            <w:shd w:fill="FFFFFF"/>
+            <w:tcBorders>
+              <w:top w:val="single" w:sz="6" w:space="0" w:color="DADCE0"/>
+              <w:left w:val="single" w:sz="6" w:space="0" w:color="DADCE0"/>
+              <w:bottom w:val="single" w:sz="6" w:space="0" w:color="DADCE0"/>
+              <w:right w:val="single" w:sz="6" w:space="0" w:color="DADCE0"/>
+            </w:tcBorders>
+            <w:tcMar>
+              <w:top w:w="80" w:type="dxa"/>
+              <w:bottom w:w="80" w:type="dxa"/>
+              <w:start w:w="120" w:type="dxa"/>
+              <w:end w:w="120" w:type="dxa"/>
+            </w:tcMar>
+            <w:vAlign w:val="center"/>
+          </w:tcPr>
+          <w:p>
+            <w:pPr>
+              <w:spacing w:before="0" w:after="0" w:line="259" w:lineRule="auto"/>
+            </w:pPr>
+            <w:r/>
+            <w:r>
+              <w:rPr>
+                <w:rFonts w:ascii="Calibri" w:hAnsi="Calibri"/>
+                <w:b/>
+                <w:color w:val="111111"/>
+                <w:sz w:val="16"/>
+              </w:rPr>
+              <w:t>3. Complete job history, transaction visibility, and evidence verification UX</w:t>
+            </w:r>
+          </w:p>
+        </w:tc>
+        <w:tc>
+          <w:tcPr>
+            <w:tcW w:type="dxa" w:w="1440"/>
+            <w:shd w:fill="FFFFFF"/>
+            <w:tcBorders>
+              <w:top w:val="single" w:sz="6" w:space="0" w:color="DADCE0"/>
+              <w:left w:val="single" w:sz="6" w:space="0" w:color="DADCE0"/>
+              <w:bottom w:val="single" w:sz="6" w:space="0" w:color="DADCE0"/>
+              <w:right w:val="single" w:sz="6" w:space="0" w:color="DADCE0"/>
+            </w:tcBorders>
+            <w:tcMar>
+              <w:top w:w="80" w:type="dxa"/>
+              <w:bottom w:w="80" w:type="dxa"/>
+              <w:start w:w="120" w:type="dxa"/>
+              <w:end w:w="120" w:type="dxa"/>
+            </w:tcMar>
+            <w:vAlign w:val="center"/>
+          </w:tcPr>
+          <w:p>
+            <w:pPr>
+              <w:spacing w:before="0" w:after="0" w:line="259" w:lineRule="auto"/>
+            </w:pPr>
+            <w:r/>
+            <w:r>
+              <w:rPr>
+                <w:rFonts w:ascii="Calibri" w:hAnsi="Calibri"/>
+                <w:b w:val="0"/>
+                <w:color w:val="0F766E"/>
+                <w:sz w:val="16"/>
+              </w:rPr>
+              <w:t>Completed</w:t>
+            </w:r>
+          </w:p>
+        </w:tc>
+        <w:tc>
+          <w:tcPr>
+            <w:tcW w:type="dxa" w:w="3960"/>
+            <w:shd w:fill="FFFFFF"/>
+            <w:tcBorders>
+              <w:top w:val="single" w:sz="6" w:space="0" w:color="DADCE0"/>
+              <w:left w:val="single" w:sz="6" w:space="0" w:color="DADCE0"/>
+              <w:bottom w:val="single" w:sz="6" w:space="0" w:color="DADCE0"/>
+              <w:right w:val="single" w:sz="6" w:space="0" w:color="DADCE0"/>
+            </w:tcBorders>
+            <w:tcMar>
+              <w:top w:w="80" w:type="dxa"/>
+              <w:bottom w:w="80" w:type="dxa"/>
+              <w:start w:w="120" w:type="dxa"/>
+              <w:end w:w="120" w:type="dxa"/>
+            </w:tcMar>
+            <w:vAlign w:val="center"/>
+          </w:tcPr>
+          <w:p>
+            <w:pPr>
+              <w:spacing w:before="0" w:after="0" w:line="259" w:lineRule="auto"/>
+            </w:pPr>
+            <w:r/>
+            <w:r>
+              <w:rPr>
+                <w:rFonts w:ascii="Calibri" w:hAnsi="Calibri"/>
+                <w:b w:val="0"/>
+                <w:color w:val="111111"/>
+                <w:sz w:val="16"/>
+              </w:rPr>
+              <w:t>Populated reviewer workspace shows completed jobs, evidence readiness, confirmed anchor state, and transaction hash visibility.</w:t>
+            </w:r>
+          </w:p>
+        </w:tc>
+      </w:tr>
+      <w:tr>
+        <w:tc>
+          <w:tcPr>
+            <w:tcW w:type="dxa" w:w="3744"/>
+            <w:shd w:fill="FFFFFF"/>
+            <w:tcBorders>
+              <w:top w:val="single" w:sz="6" w:space="0" w:color="DADCE0"/>
+              <w:left w:val="single" w:sz="6" w:space="0" w:color="DADCE0"/>
+              <w:bottom w:val="single" w:sz="6" w:space="0" w:color="DADCE0"/>
+              <w:right w:val="single" w:sz="6" w:space="0" w:color="DADCE0"/>
+            </w:tcBorders>
+            <w:tcMar>
+              <w:top w:w="80" w:type="dxa"/>
+              <w:bottom w:w="80" w:type="dxa"/>
+              <w:start w:w="120" w:type="dxa"/>
+              <w:end w:w="120" w:type="dxa"/>
+            </w:tcMar>
+            <w:vAlign w:val="center"/>
+          </w:tcPr>
+          <w:p>
+            <w:pPr>
+              <w:spacing w:before="0" w:after="0" w:line="259" w:lineRule="auto"/>
+            </w:pPr>
+            <w:r/>
+            <w:r>
+              <w:rPr>
+                <w:rFonts w:ascii="Calibri" w:hAnsi="Calibri"/>
+                <w:b/>
+                <w:color w:val="111111"/>
+                <w:sz w:val="16"/>
+              </w:rPr>
+              <w:t>4. Publish technical architecture and compliance workflow documentation</w:t>
+            </w:r>
+          </w:p>
+        </w:tc>
+        <w:tc>
+          <w:tcPr>
+            <w:tcW w:type="dxa" w:w="1440"/>
+            <w:shd w:fill="FFFFFF"/>
+            <w:tcBorders>
+              <w:top w:val="single" w:sz="6" w:space="0" w:color="DADCE0"/>
+              <w:left w:val="single" w:sz="6" w:space="0" w:color="DADCE0"/>
+              <w:bottom w:val="single" w:sz="6" w:space="0" w:color="DADCE0"/>
+              <w:right w:val="single" w:sz="6" w:space="0" w:color="DADCE0"/>
+            </w:tcBorders>
+            <w:tcMar>
+              <w:top w:w="80" w:type="dxa"/>
+              <w:bottom w:w="80" w:type="dxa"/>
+              <w:start w:w="120" w:type="dxa"/>
+              <w:end w:w="120" w:type="dxa"/>
+            </w:tcMar>
+            <w:vAlign w:val="center"/>
+          </w:tcPr>
+          <w:p>
+            <w:pPr>
+              <w:spacing w:before="0" w:after="0" w:line="259" w:lineRule="auto"/>
+            </w:pPr>
+            <w:r/>
+            <w:r>
+              <w:rPr>
+                <w:rFonts w:ascii="Calibri" w:hAnsi="Calibri"/>
+                <w:b w:val="0"/>
+                <w:color w:val="0F766E"/>
+                <w:sz w:val="16"/>
+              </w:rPr>
+              <w:t>Completed</w:t>
+            </w:r>
+          </w:p>
+        </w:tc>
+        <w:tc>
+          <w:tcPr>
+            <w:tcW w:type="dxa" w:w="3960"/>
+            <w:shd w:fill="FFFFFF"/>
+            <w:tcBorders>
+              <w:top w:val="single" w:sz="6" w:space="0" w:color="DADCE0"/>
+              <w:left w:val="single" w:sz="6" w:space="0" w:color="DADCE0"/>
+              <w:bottom w:val="single" w:sz="6" w:space="0" w:color="DADCE0"/>
+              <w:right w:val="single" w:sz="6" w:space="0" w:color="DADCE0"/>
+            </w:tcBorders>
+            <w:tcMar>
+              <w:top w:w="80" w:type="dxa"/>
+              <w:bottom w:w="80" w:type="dxa"/>
+              <w:start w:w="120" w:type="dxa"/>
+              <w:end w:w="120" w:type="dxa"/>
+            </w:tcMar>
+            <w:vAlign w:val="center"/>
+          </w:tcPr>
+          <w:p>
+            <w:pPr>
+              <w:spacing w:before="0" w:after="0" w:line="259" w:lineRule="auto"/>
+            </w:pPr>
+            <w:r/>
+            <w:r>
+              <w:rPr>
+                <w:rFonts w:ascii="Calibri" w:hAnsi="Calibri"/>
+                <w:b w:val="0"/>
+                <w:color w:val="111111"/>
+                <w:sz w:val="16"/>
+              </w:rPr>
+              <w:t>Public Medium article and repository docs explain Forg3t, Avalanche anchoring, compliance workflow, API lifecycle, and reviewer runbook.</w:t>
+            </w:r>
+          </w:p>
+        </w:tc>
+      </w:tr>
+      <w:tr>
+        <w:tc>
+          <w:tcPr>
+            <w:tcW w:type="dxa" w:w="3744"/>
+            <w:shd w:fill="FFFFFF"/>
+            <w:tcBorders>
+              <w:top w:val="single" w:sz="6" w:space="0" w:color="DADCE0"/>
+              <w:left w:val="single" w:sz="6" w:space="0" w:color="DADCE0"/>
+              <w:bottom w:val="single" w:sz="6" w:space="0" w:color="DADCE0"/>
+              <w:right w:val="single" w:sz="6" w:space="0" w:color="DADCE0"/>
+            </w:tcBorders>
+            <w:tcMar>
+              <w:top w:w="80" w:type="dxa"/>
+              <w:bottom w:w="80" w:type="dxa"/>
+              <w:start w:w="120" w:type="dxa"/>
+              <w:end w:w="120" w:type="dxa"/>
+            </w:tcMar>
+            <w:vAlign w:val="center"/>
+          </w:tcPr>
+          <w:p>
+            <w:pPr>
+              <w:spacing w:before="0" w:after="0" w:line="259" w:lineRule="auto"/>
+            </w:pPr>
+            <w:r/>
+            <w:r>
+              <w:rPr>
+                <w:rFonts w:ascii="Calibri" w:hAnsi="Calibri"/>
+                <w:b/>
+                <w:color w:val="111111"/>
+                <w:sz w:val="16"/>
+              </w:rPr>
+              <w:t>5. Pilot with enterprise and regulated AI use cases</w:t>
+            </w:r>
+          </w:p>
+        </w:tc>
+        <w:tc>
+          <w:tcPr>
+            <w:tcW w:type="dxa" w:w="1440"/>
+            <w:shd w:fill="FFFFFF"/>
+            <w:tcBorders>
+              <w:top w:val="single" w:sz="6" w:space="0" w:color="DADCE0"/>
+              <w:left w:val="single" w:sz="6" w:space="0" w:color="DADCE0"/>
+              <w:bottom w:val="single" w:sz="6" w:space="0" w:color="DADCE0"/>
+              <w:right w:val="single" w:sz="6" w:space="0" w:color="DADCE0"/>
+            </w:tcBorders>
+            <w:tcMar>
+              <w:top w:w="80" w:type="dxa"/>
+              <w:bottom w:w="80" w:type="dxa"/>
+              <w:start w:w="120" w:type="dxa"/>
+              <w:end w:w="120" w:type="dxa"/>
+            </w:tcMar>
+            <w:vAlign w:val="center"/>
+          </w:tcPr>
+          <w:p>
+            <w:pPr>
+              <w:spacing w:before="0" w:after="0" w:line="259" w:lineRule="auto"/>
+            </w:pPr>
+            <w:r/>
+            <w:r>
+              <w:rPr>
+                <w:rFonts w:ascii="Calibri" w:hAnsi="Calibri"/>
+                <w:b w:val="0"/>
+                <w:color w:val="0F766E"/>
+                <w:sz w:val="16"/>
+              </w:rPr>
+              <w:t>Completed</w:t>
+            </w:r>
+          </w:p>
+        </w:tc>
+        <w:tc>
+          <w:tcPr>
+            <w:tcW w:type="dxa" w:w="3960"/>
+            <w:shd w:fill="FFFFFF"/>
+            <w:tcBorders>
+              <w:top w:val="single" w:sz="6" w:space="0" w:color="DADCE0"/>
+              <w:left w:val="single" w:sz="6" w:space="0" w:color="DADCE0"/>
+              <w:bottom w:val="single" w:sz="6" w:space="0" w:color="DADCE0"/>
+              <w:right w:val="single" w:sz="6" w:space="0" w:color="DADCE0"/>
+            </w:tcBorders>
+            <w:tcMar>
+              <w:top w:w="80" w:type="dxa"/>
+              <w:bottom w:w="80" w:type="dxa"/>
+              <w:start w:w="120" w:type="dxa"/>
+              <w:end w:w="120" w:type="dxa"/>
+            </w:tcMar>
+            <w:vAlign w:val="center"/>
+          </w:tcPr>
+          <w:p>
+            <w:pPr>
+              <w:spacing w:before="0" w:after="0" w:line="259" w:lineRule="auto"/>
+            </w:pPr>
+            <w:r/>
+            <w:r>
+              <w:rPr>
+                <w:rFonts w:ascii="Calibri" w:hAnsi="Calibri"/>
+                <w:b w:val="0"/>
+                <w:color w:val="111111"/>
+                <w:sz w:val="16"/>
+              </w:rPr>
+              <w:t>Signed Forg3t &amp; HMA pilot agreement is linked and previewed as pilot evidence for regulated AI/compliance use cases.</w:t>
+            </w:r>
+          </w:p>
+        </w:tc>
+      </w:tr>
+      <w:tr>
+        <w:tc>
+          <w:tcPr>
+            <w:tcW w:type="dxa" w:w="3744"/>
+            <w:shd w:fill="FFFFFF"/>
+            <w:tcBorders>
+              <w:top w:val="single" w:sz="6" w:space="0" w:color="DADCE0"/>
+              <w:left w:val="single" w:sz="6" w:space="0" w:color="DADCE0"/>
+              <w:bottom w:val="single" w:sz="6" w:space="0" w:color="DADCE0"/>
+              <w:right w:val="single" w:sz="6" w:space="0" w:color="DADCE0"/>
+            </w:tcBorders>
+            <w:tcMar>
+              <w:top w:w="80" w:type="dxa"/>
+              <w:bottom w:w="80" w:type="dxa"/>
+              <w:start w:w="120" w:type="dxa"/>
+              <w:end w:w="120" w:type="dxa"/>
+            </w:tcMar>
+            <w:vAlign w:val="center"/>
+          </w:tcPr>
+          <w:p>
+            <w:pPr>
+              <w:spacing w:before="0" w:after="0" w:line="259" w:lineRule="auto"/>
+            </w:pPr>
+            <w:r/>
+            <w:r>
+              <w:rPr>
+                <w:rFonts w:ascii="Calibri" w:hAnsi="Calibri"/>
+                <w:b/>
+                <w:color w:val="111111"/>
+                <w:sz w:val="16"/>
+              </w:rPr>
+              <w:t>6. Add role based admin workflows and reporting exports</w:t>
+            </w:r>
+          </w:p>
+        </w:tc>
+        <w:tc>
+          <w:tcPr>
+            <w:tcW w:type="dxa" w:w="1440"/>
+            <w:shd w:fill="FFFFFF"/>
+            <w:tcBorders>
+              <w:top w:val="single" w:sz="6" w:space="0" w:color="DADCE0"/>
+              <w:left w:val="single" w:sz="6" w:space="0" w:color="DADCE0"/>
+              <w:bottom w:val="single" w:sz="6" w:space="0" w:color="DADCE0"/>
+              <w:right w:val="single" w:sz="6" w:space="0" w:color="DADCE0"/>
+            </w:tcBorders>
+            <w:tcMar>
+              <w:top w:w="80" w:type="dxa"/>
+              <w:bottom w:w="80" w:type="dxa"/>
+              <w:start w:w="120" w:type="dxa"/>
+              <w:end w:w="120" w:type="dxa"/>
+            </w:tcMar>
+            <w:vAlign w:val="center"/>
+          </w:tcPr>
+          <w:p>
+            <w:pPr>
+              <w:spacing w:before="0" w:after="0" w:line="259" w:lineRule="auto"/>
+            </w:pPr>
+            <w:r/>
+            <w:r>
+              <w:rPr>
+                <w:rFonts w:ascii="Calibri" w:hAnsi="Calibri"/>
+                <w:b w:val="0"/>
+                <w:color w:val="0F766E"/>
+                <w:sz w:val="16"/>
+              </w:rPr>
+              <w:t>Completed</w:t>
+            </w:r>
+          </w:p>
+        </w:tc>
+        <w:tc>
+          <w:tcPr>
+            <w:tcW w:type="dxa" w:w="3960"/>
+            <w:shd w:fill="FFFFFF"/>
+            <w:tcBorders>
+              <w:top w:val="single" w:sz="6" w:space="0" w:color="DADCE0"/>
+              <w:left w:val="single" w:sz="6" w:space="0" w:color="DADCE0"/>
+              <w:bottom w:val="single" w:sz="6" w:space="0" w:color="DADCE0"/>
+              <w:right w:val="single" w:sz="6" w:space="0" w:color="DADCE0"/>
+            </w:tcBorders>
+            <w:tcMar>
+              <w:top w:w="80" w:type="dxa"/>
+              <w:bottom w:w="80" w:type="dxa"/>
+              <w:start w:w="120" w:type="dxa"/>
+              <w:end w:w="120" w:type="dxa"/>
+            </w:tcMar>
+            <w:vAlign w:val="center"/>
+          </w:tcPr>
+          <w:p>
+            <w:pPr>
+              <w:spacing w:before="0" w:after="0" w:line="259" w:lineRule="auto"/>
+            </w:pPr>
+            <w:r/>
+            <w:r>
+              <w:rPr>
+                <w:rFonts w:ascii="Calibri" w:hAnsi="Calibri"/>
+                <w:b w:val="0"/>
+                <w:color w:val="111111"/>
+                <w:sz w:val="16"/>
+              </w:rPr>
+              <w:t>Reviewer job detail shows role-scoped workspace access, JSON export, evidence bundle, confirmed anchor, block number, and explorer link.</w:t>
+            </w:r>
+          </w:p>
+        </w:tc>
+      </w:tr>
+      <w:tr>
+        <w:tc>
+          <w:tcPr>
+            <w:tcW w:type="dxa" w:w="3744"/>
+            <w:shd w:fill="FFFFFF"/>
+            <w:tcBorders>
+              <w:top w:val="single" w:sz="6" w:space="0" w:color="DADCE0"/>
+              <w:left w:val="single" w:sz="6" w:space="0" w:color="DADCE0"/>
+              <w:bottom w:val="single" w:sz="6" w:space="0" w:color="DADCE0"/>
+              <w:right w:val="single" w:sz="6" w:space="0" w:color="DADCE0"/>
+            </w:tcBorders>
+            <w:tcMar>
+              <w:top w:w="80" w:type="dxa"/>
+              <w:bottom w:w="80" w:type="dxa"/>
+              <w:start w:w="120" w:type="dxa"/>
+              <w:end w:w="120" w:type="dxa"/>
+            </w:tcMar>
+            <w:vAlign w:val="center"/>
+          </w:tcPr>
+          <w:p>
+            <w:pPr>
+              <w:spacing w:before="0" w:after="0" w:line="259" w:lineRule="auto"/>
+            </w:pPr>
+            <w:r/>
+            <w:r>
+              <w:rPr>
+                <w:rFonts w:ascii="Calibri" w:hAnsi="Calibri"/>
+                <w:b/>
+                <w:color w:val="111111"/>
+                <w:sz w:val="16"/>
+              </w:rPr>
+              <w:t>7. Introduce repeatable verification pipelines for multiple unlearning jobs</w:t>
+            </w:r>
+          </w:p>
+        </w:tc>
+        <w:tc>
+          <w:tcPr>
+            <w:tcW w:type="dxa" w:w="1440"/>
+            <w:shd w:fill="FFFFFF"/>
+            <w:tcBorders>
+              <w:top w:val="single" w:sz="6" w:space="0" w:color="DADCE0"/>
+              <w:left w:val="single" w:sz="6" w:space="0" w:color="DADCE0"/>
+              <w:bottom w:val="single" w:sz="6" w:space="0" w:color="DADCE0"/>
+              <w:right w:val="single" w:sz="6" w:space="0" w:color="DADCE0"/>
+            </w:tcBorders>
+            <w:tcMar>
+              <w:top w:w="80" w:type="dxa"/>
+              <w:bottom w:w="80" w:type="dxa"/>
+              <w:start w:w="120" w:type="dxa"/>
+              <w:end w:w="120" w:type="dxa"/>
+            </w:tcMar>
+            <w:vAlign w:val="center"/>
+          </w:tcPr>
+          <w:p>
+            <w:pPr>
+              <w:spacing w:before="0" w:after="0" w:line="259" w:lineRule="auto"/>
+            </w:pPr>
+            <w:r/>
+            <w:r>
+              <w:rPr>
+                <w:rFonts w:ascii="Calibri" w:hAnsi="Calibri"/>
+                <w:b w:val="0"/>
+                <w:color w:val="0F766E"/>
+                <w:sz w:val="16"/>
+              </w:rPr>
+              <w:t>Completed</w:t>
+            </w:r>
+          </w:p>
+        </w:tc>
+        <w:tc>
+          <w:tcPr>
+            <w:tcW w:type="dxa" w:w="3960"/>
+            <w:shd w:fill="FFFFFF"/>
+            <w:tcBorders>
+              <w:top w:val="single" w:sz="6" w:space="0" w:color="DADCE0"/>
+              <w:left w:val="single" w:sz="6" w:space="0" w:color="DADCE0"/>
+              <w:bottom w:val="single" w:sz="6" w:space="0" w:color="DADCE0"/>
+              <w:right w:val="single" w:sz="6" w:space="0" w:color="DADCE0"/>
+            </w:tcBorders>
+            <w:tcMar>
+              <w:top w:w="80" w:type="dxa"/>
+              <w:bottom w:w="80" w:type="dxa"/>
+              <w:start w:w="120" w:type="dxa"/>
+              <w:end w:w="120" w:type="dxa"/>
+            </w:tcMar>
+            <w:vAlign w:val="center"/>
+          </w:tcPr>
+          <w:p>
+            <w:pPr>
+              <w:spacing w:before="0" w:after="0" w:line="259" w:lineRule="auto"/>
+            </w:pPr>
+            <w:r/>
+            <w:r>
+              <w:rPr>
+                <w:rFonts w:ascii="Calibri" w:hAnsi="Calibri"/>
+                <w:b w:val="0"/>
+                <w:color w:val="111111"/>
+                <w:sz w:val="16"/>
+              </w:rPr>
+              <w:t>Phase 2 Review Pipeline 2026-06-04 produced 3 jobs, 3 evidence records, and 9 report exports; anchor coverage is demonstrated by the existing Avalanche mainnet anchor history in the same Phase 2 reviewer flow.</w:t>
+            </w:r>
+          </w:p>
+        </w:tc>
+      </w:tr>
+      <w:tr>
+        <w:tc>
+          <w:tcPr>
+            <w:tcW w:type="dxa" w:w="3744"/>
+            <w:shd w:fill="FFFFFF"/>
+            <w:tcBorders>
+              <w:top w:val="single" w:sz="6" w:space="0" w:color="DADCE0"/>
+              <w:left w:val="single" w:sz="6" w:space="0" w:color="DADCE0"/>
+              <w:bottom w:val="single" w:sz="6" w:space="0" w:color="DADCE0"/>
+              <w:right w:val="single" w:sz="6" w:space="0" w:color="DADCE0"/>
+            </w:tcBorders>
+            <w:tcMar>
+              <w:top w:w="80" w:type="dxa"/>
+              <w:bottom w:w="80" w:type="dxa"/>
+              <w:start w:w="120" w:type="dxa"/>
+              <w:end w:w="120" w:type="dxa"/>
+            </w:tcMar>
+            <w:vAlign w:val="center"/>
+          </w:tcPr>
+          <w:p>
+            <w:pPr>
+              <w:spacing w:before="0" w:after="0" w:line="259" w:lineRule="auto"/>
+            </w:pPr>
+            <w:r/>
+            <w:r>
+              <w:rPr>
+                <w:rFonts w:ascii="Calibri" w:hAnsi="Calibri"/>
+                <w:b/>
+                <w:color w:val="111111"/>
+                <w:sz w:val="16"/>
+              </w:rPr>
+              <w:t>8. Expand integrations for teams using API based AI systems</w:t>
+            </w:r>
+          </w:p>
+        </w:tc>
+        <w:tc>
+          <w:tcPr>
+            <w:tcW w:type="dxa" w:w="1440"/>
+            <w:shd w:fill="FFFFFF"/>
+            <w:tcBorders>
+              <w:top w:val="single" w:sz="6" w:space="0" w:color="DADCE0"/>
+              <w:left w:val="single" w:sz="6" w:space="0" w:color="DADCE0"/>
+              <w:bottom w:val="single" w:sz="6" w:space="0" w:color="DADCE0"/>
+              <w:right w:val="single" w:sz="6" w:space="0" w:color="DADCE0"/>
+            </w:tcBorders>
+            <w:tcMar>
+              <w:top w:w="80" w:type="dxa"/>
+              <w:bottom w:w="80" w:type="dxa"/>
+              <w:start w:w="120" w:type="dxa"/>
+              <w:end w:w="120" w:type="dxa"/>
+            </w:tcMar>
+            <w:vAlign w:val="center"/>
+          </w:tcPr>
+          <w:p>
+            <w:pPr>
+              <w:spacing w:before="0" w:after="0" w:line="259" w:lineRule="auto"/>
+            </w:pPr>
+            <w:r/>
+            <w:r>
+              <w:rPr>
+                <w:rFonts w:ascii="Calibri" w:hAnsi="Calibri"/>
+                <w:b w:val="0"/>
+                <w:color w:val="0F766E"/>
+                <w:sz w:val="16"/>
+              </w:rPr>
+              <w:t>Completed</w:t>
+            </w:r>
+          </w:p>
+        </w:tc>
+        <w:tc>
+          <w:tcPr>
+            <w:tcW w:type="dxa" w:w="3960"/>
+            <w:shd w:fill="FFFFFF"/>
+            <w:tcBorders>
+              <w:top w:val="single" w:sz="6" w:space="0" w:color="DADCE0"/>
+              <w:left w:val="single" w:sz="6" w:space="0" w:color="DADCE0"/>
+              <w:bottom w:val="single" w:sz="6" w:space="0" w:color="DADCE0"/>
+              <w:right w:val="single" w:sz="6" w:space="0" w:color="DADCE0"/>
+            </w:tcBorders>
+            <w:tcMar>
+              <w:top w:w="80" w:type="dxa"/>
+              <w:bottom w:w="80" w:type="dxa"/>
+              <w:start w:w="120" w:type="dxa"/>
+              <w:end w:w="120" w:type="dxa"/>
+            </w:tcMar>
+            <w:vAlign w:val="center"/>
+          </w:tcPr>
+          <w:p>
+            <w:pPr>
+              <w:spacing w:before="0" w:after="0" w:line="259" w:lineRule="auto"/>
+            </w:pPr>
+            <w:r/>
+            <w:r>
+              <w:rPr>
+                <w:rFonts w:ascii="Calibri" w:hAnsi="Calibri"/>
+                <w:b w:val="0"/>
+                <w:color w:val="111111"/>
+                <w:sz w:val="16"/>
+              </w:rPr>
+              <w:t>OpenAI-compatible black-box suppression flow and integrations settings support API-based AI teams with server-side secrets.</w:t>
             </w:r>
           </w:p>
         </w:tc>
@@ -752,153 +1355,19 @@
     </w:tbl>
     <w:p>
       <w:pPr>
-        <w:spacing w:after="40"/>
+        <w:spacing w:after="60"/>
       </w:pPr>
     </w:p>
     <w:p>
       <w:pPr>
-        <w:spacing w:after="40"/>
-      </w:pPr>
-      <w:r>
-        <w:rPr>
-          <w:b/>
-          <w:color w:val="111827"/>
-          <w:sz w:val="18"/>
-        </w:rPr>
-        <w:t xml:space="preserve">GitHub repository: </w:t>
-      </w:r>
-      <w:hyperlink r:id="rId10">
-        <w:r>
-          <w:rPr>
-            <w:color w:val="2F80ED"/>
-            <w:u w:val="single"/>
-          </w:rPr>
-          <w:t>https://github.com/Alvinagile/Forg3t-Avax</w:t>
-        </w:r>
-      </w:hyperlink>
-    </w:p>
-    <w:p>
-      <w:pPr>
-        <w:spacing w:after="40"/>
-      </w:pPr>
-      <w:r>
-        <w:rPr>
-          <w:b/>
-          <w:color w:val="111827"/>
-          <w:sz w:val="18"/>
-        </w:rPr>
-        <w:t xml:space="preserve">Live production app: </w:t>
-      </w:r>
-      <w:hyperlink r:id="rId11">
-        <w:r>
-          <w:rPr>
-            <w:color w:val="2F80ED"/>
-            <w:u w:val="single"/>
-          </w:rPr>
-          <w:t>https://buildgames.forg3t.io</w:t>
-        </w:r>
-      </w:hyperlink>
-    </w:p>
-    <w:p>
-      <w:pPr>
-        <w:spacing w:after="40"/>
-      </w:pPr>
-      <w:r>
-        <w:rPr>
-          <w:b/>
-          <w:color w:val="111827"/>
-          <w:sz w:val="18"/>
-        </w:rPr>
-        <w:t xml:space="preserve">Latest public verify proof: </w:t>
-      </w:r>
-      <w:hyperlink r:id="rId12">
-        <w:r>
-          <w:rPr>
-            <w:color w:val="2F80ED"/>
-            <w:u w:val="single"/>
-          </w:rPr>
-          <w:t>https://buildgames.forg3t.io/verify/636919b6e97441df953d98278bbc0efe</w:t>
-        </w:r>
-      </w:hyperlink>
-    </w:p>
-    <w:p>
-      <w:pPr>
-        <w:spacing w:after="40"/>
-      </w:pPr>
-      <w:r>
-        <w:rPr>
-          <w:b/>
-          <w:color w:val="111827"/>
-          <w:sz w:val="18"/>
-        </w:rPr>
-        <w:t xml:space="preserve">Latest Snowtrace transaction: </w:t>
-      </w:r>
-      <w:hyperlink r:id="rId13">
-        <w:r>
-          <w:rPr>
-            <w:color w:val="2F80ED"/>
-            <w:u w:val="single"/>
-          </w:rPr>
-          <w:t>https://snowtrace.io/tx/0x4f9d253d097808406777ba1b9d67b0ac4baac44d34d1d101cea4a3721559c69b</w:t>
-        </w:r>
-      </w:hyperlink>
-    </w:p>
-    <w:p>
-      <w:pPr>
-        <w:spacing w:after="40"/>
-      </w:pPr>
-      <w:r>
-        <w:rPr>
-          <w:b/>
-          <w:color w:val="111827"/>
-          <w:sz w:val="18"/>
-        </w:rPr>
-        <w:t xml:space="preserve">Walkthrough animation: </w:t>
-      </w:r>
-      <w:hyperlink r:id="rId14">
-        <w:r>
-          <w:rPr>
-            <w:color w:val="2F80ED"/>
-            <w:u w:val="single"/>
-          </w:rPr>
-          <w:t>D:/Forg3t Protocol Main/Forg3t - Dev - En güncel/Forg3t - Dev - En güncel/dev/Forg3t-Avax/project/docs/grant-review/submission-assets/video/forg3t-avalanche-phase2-proof-walkthrough.gif</w:t>
-        </w:r>
-      </w:hyperlink>
-    </w:p>
-    <w:p>
-      <w:pPr>
-        <w:pStyle w:val="Heading1"/>
-        <w:spacing w:before="200" w:after="100"/>
-      </w:pPr>
-      <w:r>
-        <w:rPr>
-          <w:color w:val="111827"/>
-        </w:rPr>
-        <w:t>Visual Evidence</w:t>
-      </w:r>
-    </w:p>
-    <w:p>
-      <w:pPr>
-        <w:spacing w:after="120" w:line="254" w:lineRule="auto"/>
-      </w:pPr>
-      <w:r>
-        <w:rPr>
-          <w:color w:val="4B5563"/>
-          <w:sz w:val="20"/>
-        </w:rPr>
-        <w:t>The screenshots below were captured from live GitHub, buildgames.forg3t.io, and Snowtrace on June 4, 2026, after the Phase 2 evidence package was pushed to main.</w:t>
-      </w:r>
-    </w:p>
-    <w:p>
-      <w:pPr>
-        <w:spacing w:after="60"/>
+        <w:spacing w:before="0" w:after="40" w:line="264" w:lineRule="auto"/>
         <w:jc w:val="center"/>
       </w:pPr>
       <w:r>
         <w:drawing>
           <wp:inline xmlns:a="http://schemas.openxmlformats.org/drawingml/2006/main" xmlns:pic="http://schemas.openxmlformats.org/drawingml/2006/picture">
-            <wp:extent cx="5806440" cy="3304851"/>
-            <wp:docPr id="2" name="Picture 2"/>
+            <wp:extent cx="5806440" cy="7504171"/>
+            <wp:docPr id="1" name="Picture 1"/>
             <wp:cNvGraphicFramePr>
               <a:graphicFrameLocks noChangeAspect="1"/>
             </wp:cNvGraphicFramePr>
@@ -906,11 +1375,11 @@
               <a:graphicData uri="http://schemas.openxmlformats.org/drawingml/2006/picture">
                 <pic:pic>
                   <pic:nvPicPr>
-                    <pic:cNvPr id="0" name="github-current.png"/>
+                    <pic:cNvPr id="0" name="milestone-contact-sheet.png"/>
                     <pic:cNvPicPr/>
                   </pic:nvPicPr>
                   <pic:blipFill>
-                    <a:blip r:embed="rId15"/>
+                    <a:blip r:embed="rId16"/>
                     <a:stretch>
                       <a:fillRect/>
                     </a:stretch>
@@ -918,7 +1387,7 @@
                   <pic:spPr>
                     <a:xfrm>
                       <a:off x="0" y="0"/>
-                      <a:ext cx="5806440" cy="3304851"/>
+                      <a:ext cx="5806440" cy="7504171"/>
                     </a:xfrm>
                     <a:prstGeom prst="rect"/>
                   </pic:spPr>
@@ -931,28 +1400,626 @@
     </w:p>
     <w:p>
       <w:pPr>
-        <w:spacing w:after="160"/>
+        <w:spacing w:before="0" w:after="180" w:line="240" w:lineRule="auto"/>
         <w:jc w:val="center"/>
       </w:pPr>
       <w:r>
         <w:rPr>
+          <w:rFonts w:ascii="Calibri" w:hAnsi="Calibri"/>
           <w:i/>
           <w:color w:val="4B5563"/>
           <w:sz w:val="16"/>
         </w:rPr>
-        <w:t>GitHub repository on main showing Phase 2 evidence package commit 0778fc0.</w:t>
+        <w:t>All milestone screenshots used in this packet.</w:t>
+      </w:r>
+    </w:p>
+    <w:p>
+      <w:r>
+        <w:br w:type="page"/>
       </w:r>
     </w:p>
     <w:p>
       <w:pPr>
+        <w:pStyle w:val="Heading1"/>
+        <w:spacing w:before="280" w:after="120" w:line="264" w:lineRule="auto"/>
+      </w:pPr>
+      <w:r>
+        <w:rPr>
+          <w:rFonts w:ascii="Calibri" w:hAnsi="Calibri"/>
+          <w:b/>
+          <w:color w:val="2E74B5"/>
+          <w:sz w:val="32"/>
+        </w:rPr>
+        <w:t>Mainnet Contract Verification</w:t>
+      </w:r>
+    </w:p>
+    <w:tbl>
+      <w:tblPr>
+        <w:tblW w:type="auto" w:w="0"/>
+        <w:jc w:val="center"/>
+        <w:tblLayout w:type="fixed"/>
+        <w:tblLook w:firstColumn="1" w:firstRow="1" w:lastColumn="0" w:lastRow="0" w:noHBand="0" w:noVBand="1" w:val="04A0"/>
+      </w:tblPr>
+      <w:tblGrid>
+        <w:gridCol w:w="2880"/>
+        <w:gridCol w:w="6264"/>
+      </w:tblGrid>
+      <w:tr>
+        <w:tc>
+          <w:tcPr>
+            <w:tcW w:type="dxa" w:w="4680"/>
+            <w:shd w:fill="F2F4F7"/>
+            <w:tcBorders>
+              <w:top w:val="single" w:sz="6" w:space="0" w:color="DADCE0"/>
+              <w:left w:val="single" w:sz="6" w:space="0" w:color="DADCE0"/>
+              <w:bottom w:val="single" w:sz="6" w:space="0" w:color="DADCE0"/>
+              <w:right w:val="single" w:sz="6" w:space="0" w:color="DADCE0"/>
+            </w:tcBorders>
+            <w:tcMar>
+              <w:top w:w="80" w:type="dxa"/>
+              <w:bottom w:w="80" w:type="dxa"/>
+              <w:start w:w="120" w:type="dxa"/>
+              <w:end w:w="120" w:type="dxa"/>
+            </w:tcMar>
+            <w:vAlign w:val="center"/>
+          </w:tcPr>
+          <w:p>
+            <w:pPr>
+              <w:spacing w:before="0" w:after="0" w:line="259" w:lineRule="auto"/>
+            </w:pPr>
+            <w:r/>
+            <w:r>
+              <w:rPr>
+                <w:rFonts w:ascii="Calibri" w:hAnsi="Calibri"/>
+                <w:b/>
+                <w:color w:val="111111"/>
+                <w:sz w:val="17"/>
+              </w:rPr>
+              <w:t>Check</w:t>
+            </w:r>
+          </w:p>
+        </w:tc>
+        <w:tc>
+          <w:tcPr>
+            <w:tcW w:type="dxa" w:w="4680"/>
+            <w:shd w:fill="F2F4F7"/>
+            <w:tcBorders>
+              <w:top w:val="single" w:sz="6" w:space="0" w:color="DADCE0"/>
+              <w:left w:val="single" w:sz="6" w:space="0" w:color="DADCE0"/>
+              <w:bottom w:val="single" w:sz="6" w:space="0" w:color="DADCE0"/>
+              <w:right w:val="single" w:sz="6" w:space="0" w:color="DADCE0"/>
+            </w:tcBorders>
+            <w:tcMar>
+              <w:top w:w="80" w:type="dxa"/>
+              <w:bottom w:w="80" w:type="dxa"/>
+              <w:start w:w="120" w:type="dxa"/>
+              <w:end w:w="120" w:type="dxa"/>
+            </w:tcMar>
+            <w:vAlign w:val="center"/>
+          </w:tcPr>
+          <w:p>
+            <w:pPr>
+              <w:spacing w:before="0" w:after="0" w:line="259" w:lineRule="auto"/>
+            </w:pPr>
+            <w:r/>
+            <w:r>
+              <w:rPr>
+                <w:rFonts w:ascii="Calibri" w:hAnsi="Calibri"/>
+                <w:b/>
+                <w:color w:val="111111"/>
+                <w:sz w:val="17"/>
+              </w:rPr>
+              <w:t>Result</w:t>
+            </w:r>
+          </w:p>
+        </w:tc>
+      </w:tr>
+      <w:tr>
+        <w:tc>
+          <w:tcPr>
+            <w:tcW w:type="dxa" w:w="2880"/>
+            <w:shd w:fill="FFFFFF"/>
+            <w:tcBorders>
+              <w:top w:val="single" w:sz="6" w:space="0" w:color="DADCE0"/>
+              <w:left w:val="single" w:sz="6" w:space="0" w:color="DADCE0"/>
+              <w:bottom w:val="single" w:sz="6" w:space="0" w:color="DADCE0"/>
+              <w:right w:val="single" w:sz="6" w:space="0" w:color="DADCE0"/>
+            </w:tcBorders>
+            <w:tcMar>
+              <w:top w:w="80" w:type="dxa"/>
+              <w:bottom w:w="80" w:type="dxa"/>
+              <w:start w:w="120" w:type="dxa"/>
+              <w:end w:w="120" w:type="dxa"/>
+            </w:tcMar>
+            <w:vAlign w:val="center"/>
+          </w:tcPr>
+          <w:p>
+            <w:pPr>
+              <w:spacing w:before="0" w:after="0" w:line="259" w:lineRule="auto"/>
+            </w:pPr>
+            <w:r/>
+            <w:r>
+              <w:rPr>
+                <w:rFonts w:ascii="Calibri" w:hAnsi="Calibri"/>
+                <w:b/>
+                <w:color w:val="111111"/>
+                <w:sz w:val="16"/>
+              </w:rPr>
+              <w:t>Mainnet RPC</w:t>
+            </w:r>
+          </w:p>
+        </w:tc>
+        <w:tc>
+          <w:tcPr>
+            <w:tcW w:type="dxa" w:w="6264"/>
+            <w:shd w:fill="FFFFFF"/>
+            <w:tcBorders>
+              <w:top w:val="single" w:sz="6" w:space="0" w:color="DADCE0"/>
+              <w:left w:val="single" w:sz="6" w:space="0" w:color="DADCE0"/>
+              <w:bottom w:val="single" w:sz="6" w:space="0" w:color="DADCE0"/>
+              <w:right w:val="single" w:sz="6" w:space="0" w:color="DADCE0"/>
+            </w:tcBorders>
+            <w:tcMar>
+              <w:top w:w="80" w:type="dxa"/>
+              <w:bottom w:w="80" w:type="dxa"/>
+              <w:start w:w="120" w:type="dxa"/>
+              <w:end w:w="120" w:type="dxa"/>
+            </w:tcMar>
+            <w:vAlign w:val="center"/>
+          </w:tcPr>
+          <w:p>
+            <w:pPr>
+              <w:spacing w:before="0" w:after="0" w:line="259" w:lineRule="auto"/>
+            </w:pPr>
+            <w:r/>
+            <w:r>
+              <w:rPr>
+                <w:rFonts w:ascii="Calibri" w:hAnsi="Calibri"/>
+                <w:b w:val="0"/>
+                <w:color w:val="111111"/>
+                <w:sz w:val="16"/>
+              </w:rPr>
+              <w:t>https://api.avax.network/ext/bc/C/rpc</w:t>
+            </w:r>
+          </w:p>
+        </w:tc>
+      </w:tr>
+      <w:tr>
+        <w:tc>
+          <w:tcPr>
+            <w:tcW w:type="dxa" w:w="2880"/>
+            <w:shd w:fill="FFFFFF"/>
+            <w:tcBorders>
+              <w:top w:val="single" w:sz="6" w:space="0" w:color="DADCE0"/>
+              <w:left w:val="single" w:sz="6" w:space="0" w:color="DADCE0"/>
+              <w:bottom w:val="single" w:sz="6" w:space="0" w:color="DADCE0"/>
+              <w:right w:val="single" w:sz="6" w:space="0" w:color="DADCE0"/>
+            </w:tcBorders>
+            <w:tcMar>
+              <w:top w:w="80" w:type="dxa"/>
+              <w:bottom w:w="80" w:type="dxa"/>
+              <w:start w:w="120" w:type="dxa"/>
+              <w:end w:w="120" w:type="dxa"/>
+            </w:tcMar>
+            <w:vAlign w:val="center"/>
+          </w:tcPr>
+          <w:p>
+            <w:pPr>
+              <w:spacing w:before="0" w:after="0" w:line="259" w:lineRule="auto"/>
+            </w:pPr>
+            <w:r/>
+            <w:r>
+              <w:rPr>
+                <w:rFonts w:ascii="Calibri" w:hAnsi="Calibri"/>
+                <w:b/>
+                <w:color w:val="111111"/>
+                <w:sz w:val="16"/>
+              </w:rPr>
+              <w:t>Mainnet chainId</w:t>
+            </w:r>
+          </w:p>
+        </w:tc>
+        <w:tc>
+          <w:tcPr>
+            <w:tcW w:type="dxa" w:w="6264"/>
+            <w:shd w:fill="FFFFFF"/>
+            <w:tcBorders>
+              <w:top w:val="single" w:sz="6" w:space="0" w:color="DADCE0"/>
+              <w:left w:val="single" w:sz="6" w:space="0" w:color="DADCE0"/>
+              <w:bottom w:val="single" w:sz="6" w:space="0" w:color="DADCE0"/>
+              <w:right w:val="single" w:sz="6" w:space="0" w:color="DADCE0"/>
+            </w:tcBorders>
+            <w:tcMar>
+              <w:top w:w="80" w:type="dxa"/>
+              <w:bottom w:w="80" w:type="dxa"/>
+              <w:start w:w="120" w:type="dxa"/>
+              <w:end w:w="120" w:type="dxa"/>
+            </w:tcMar>
+            <w:vAlign w:val="center"/>
+          </w:tcPr>
+          <w:p>
+            <w:pPr>
+              <w:spacing w:before="0" w:after="0" w:line="259" w:lineRule="auto"/>
+            </w:pPr>
+            <w:r/>
+            <w:r>
+              <w:rPr>
+                <w:rFonts w:ascii="Calibri" w:hAnsi="Calibri"/>
+                <w:b w:val="0"/>
+                <w:color w:val="111111"/>
+                <w:sz w:val="16"/>
+              </w:rPr>
+              <w:t>43114 (0xa86a)</w:t>
+            </w:r>
+          </w:p>
+        </w:tc>
+      </w:tr>
+      <w:tr>
+        <w:tc>
+          <w:tcPr>
+            <w:tcW w:type="dxa" w:w="2880"/>
+            <w:shd w:fill="FFFFFF"/>
+            <w:tcBorders>
+              <w:top w:val="single" w:sz="6" w:space="0" w:color="DADCE0"/>
+              <w:left w:val="single" w:sz="6" w:space="0" w:color="DADCE0"/>
+              <w:bottom w:val="single" w:sz="6" w:space="0" w:color="DADCE0"/>
+              <w:right w:val="single" w:sz="6" w:space="0" w:color="DADCE0"/>
+            </w:tcBorders>
+            <w:tcMar>
+              <w:top w:w="80" w:type="dxa"/>
+              <w:bottom w:w="80" w:type="dxa"/>
+              <w:start w:w="120" w:type="dxa"/>
+              <w:end w:w="120" w:type="dxa"/>
+            </w:tcMar>
+            <w:vAlign w:val="center"/>
+          </w:tcPr>
+          <w:p>
+            <w:pPr>
+              <w:spacing w:before="0" w:after="0" w:line="259" w:lineRule="auto"/>
+            </w:pPr>
+            <w:r/>
+            <w:r>
+              <w:rPr>
+                <w:rFonts w:ascii="Calibri" w:hAnsi="Calibri"/>
+                <w:b/>
+                <w:color w:val="111111"/>
+                <w:sz w:val="16"/>
+              </w:rPr>
+              <w:t>Contract bytecode</w:t>
+            </w:r>
+          </w:p>
+        </w:tc>
+        <w:tc>
+          <w:tcPr>
+            <w:tcW w:type="dxa" w:w="6264"/>
+            <w:shd w:fill="FFFFFF"/>
+            <w:tcBorders>
+              <w:top w:val="single" w:sz="6" w:space="0" w:color="DADCE0"/>
+              <w:left w:val="single" w:sz="6" w:space="0" w:color="DADCE0"/>
+              <w:bottom w:val="single" w:sz="6" w:space="0" w:color="DADCE0"/>
+              <w:right w:val="single" w:sz="6" w:space="0" w:color="DADCE0"/>
+            </w:tcBorders>
+            <w:tcMar>
+              <w:top w:w="80" w:type="dxa"/>
+              <w:bottom w:w="80" w:type="dxa"/>
+              <w:start w:w="120" w:type="dxa"/>
+              <w:end w:w="120" w:type="dxa"/>
+            </w:tcMar>
+            <w:vAlign w:val="center"/>
+          </w:tcPr>
+          <w:p>
+            <w:pPr>
+              <w:spacing w:before="0" w:after="0" w:line="259" w:lineRule="auto"/>
+            </w:pPr>
+            <w:r/>
+            <w:r>
+              <w:rPr>
+                <w:rFonts w:ascii="Calibri" w:hAnsi="Calibri"/>
+                <w:b w:val="0"/>
+                <w:color w:val="111111"/>
+                <w:sz w:val="16"/>
+              </w:rPr>
+              <w:t>1292 bytes approx.</w:t>
+            </w:r>
+          </w:p>
+        </w:tc>
+      </w:tr>
+      <w:tr>
+        <w:tc>
+          <w:tcPr>
+            <w:tcW w:type="dxa" w:w="2880"/>
+            <w:shd w:fill="FFFFFF"/>
+            <w:tcBorders>
+              <w:top w:val="single" w:sz="6" w:space="0" w:color="DADCE0"/>
+              <w:left w:val="single" w:sz="6" w:space="0" w:color="DADCE0"/>
+              <w:bottom w:val="single" w:sz="6" w:space="0" w:color="DADCE0"/>
+              <w:right w:val="single" w:sz="6" w:space="0" w:color="DADCE0"/>
+            </w:tcBorders>
+            <w:tcMar>
+              <w:top w:w="80" w:type="dxa"/>
+              <w:bottom w:w="80" w:type="dxa"/>
+              <w:start w:w="120" w:type="dxa"/>
+              <w:end w:w="120" w:type="dxa"/>
+            </w:tcMar>
+            <w:vAlign w:val="center"/>
+          </w:tcPr>
+          <w:p>
+            <w:pPr>
+              <w:spacing w:before="0" w:after="0" w:line="259" w:lineRule="auto"/>
+            </w:pPr>
+            <w:r/>
+            <w:r>
+              <w:rPr>
+                <w:rFonts w:ascii="Calibri" w:hAnsi="Calibri"/>
+                <w:b/>
+                <w:color w:val="111111"/>
+                <w:sz w:val="16"/>
+              </w:rPr>
+              <w:t>Receipt status</w:t>
+            </w:r>
+          </w:p>
+        </w:tc>
+        <w:tc>
+          <w:tcPr>
+            <w:tcW w:type="dxa" w:w="6264"/>
+            <w:shd w:fill="FFFFFF"/>
+            <w:tcBorders>
+              <w:top w:val="single" w:sz="6" w:space="0" w:color="DADCE0"/>
+              <w:left w:val="single" w:sz="6" w:space="0" w:color="DADCE0"/>
+              <w:bottom w:val="single" w:sz="6" w:space="0" w:color="DADCE0"/>
+              <w:right w:val="single" w:sz="6" w:space="0" w:color="DADCE0"/>
+            </w:tcBorders>
+            <w:tcMar>
+              <w:top w:w="80" w:type="dxa"/>
+              <w:bottom w:w="80" w:type="dxa"/>
+              <w:start w:w="120" w:type="dxa"/>
+              <w:end w:w="120" w:type="dxa"/>
+            </w:tcMar>
+            <w:vAlign w:val="center"/>
+          </w:tcPr>
+          <w:p>
+            <w:pPr>
+              <w:spacing w:before="0" w:after="0" w:line="259" w:lineRule="auto"/>
+            </w:pPr>
+            <w:r/>
+            <w:r>
+              <w:rPr>
+                <w:rFonts w:ascii="Calibri" w:hAnsi="Calibri"/>
+                <w:b w:val="0"/>
+                <w:color w:val="111111"/>
+                <w:sz w:val="16"/>
+              </w:rPr>
+              <w:t>0x1</w:t>
+            </w:r>
+          </w:p>
+        </w:tc>
+      </w:tr>
+      <w:tr>
+        <w:tc>
+          <w:tcPr>
+            <w:tcW w:type="dxa" w:w="2880"/>
+            <w:shd w:fill="FFFFFF"/>
+            <w:tcBorders>
+              <w:top w:val="single" w:sz="6" w:space="0" w:color="DADCE0"/>
+              <w:left w:val="single" w:sz="6" w:space="0" w:color="DADCE0"/>
+              <w:bottom w:val="single" w:sz="6" w:space="0" w:color="DADCE0"/>
+              <w:right w:val="single" w:sz="6" w:space="0" w:color="DADCE0"/>
+            </w:tcBorders>
+            <w:tcMar>
+              <w:top w:w="80" w:type="dxa"/>
+              <w:bottom w:w="80" w:type="dxa"/>
+              <w:start w:w="120" w:type="dxa"/>
+              <w:end w:w="120" w:type="dxa"/>
+            </w:tcMar>
+            <w:vAlign w:val="center"/>
+          </w:tcPr>
+          <w:p>
+            <w:pPr>
+              <w:spacing w:before="0" w:after="0" w:line="259" w:lineRule="auto"/>
+            </w:pPr>
+            <w:r/>
+            <w:r>
+              <w:rPr>
+                <w:rFonts w:ascii="Calibri" w:hAnsi="Calibri"/>
+                <w:b/>
+                <w:color w:val="111111"/>
+                <w:sz w:val="16"/>
+              </w:rPr>
+              <w:t>Block number</w:t>
+            </w:r>
+          </w:p>
+        </w:tc>
+        <w:tc>
+          <w:tcPr>
+            <w:tcW w:type="dxa" w:w="6264"/>
+            <w:shd w:fill="FFFFFF"/>
+            <w:tcBorders>
+              <w:top w:val="single" w:sz="6" w:space="0" w:color="DADCE0"/>
+              <w:left w:val="single" w:sz="6" w:space="0" w:color="DADCE0"/>
+              <w:bottom w:val="single" w:sz="6" w:space="0" w:color="DADCE0"/>
+              <w:right w:val="single" w:sz="6" w:space="0" w:color="DADCE0"/>
+            </w:tcBorders>
+            <w:tcMar>
+              <w:top w:w="80" w:type="dxa"/>
+              <w:bottom w:w="80" w:type="dxa"/>
+              <w:start w:w="120" w:type="dxa"/>
+              <w:end w:w="120" w:type="dxa"/>
+            </w:tcMar>
+            <w:vAlign w:val="center"/>
+          </w:tcPr>
+          <w:p>
+            <w:pPr>
+              <w:spacing w:before="0" w:after="0" w:line="259" w:lineRule="auto"/>
+            </w:pPr>
+            <w:r/>
+            <w:r>
+              <w:rPr>
+                <w:rFonts w:ascii="Calibri" w:hAnsi="Calibri"/>
+                <w:b w:val="0"/>
+                <w:color w:val="111111"/>
+                <w:sz w:val="16"/>
+              </w:rPr>
+              <w:t>87016942</w:t>
+            </w:r>
+          </w:p>
+        </w:tc>
+      </w:tr>
+      <w:tr>
+        <w:tc>
+          <w:tcPr>
+            <w:tcW w:type="dxa" w:w="2880"/>
+            <w:shd w:fill="FFFFFF"/>
+            <w:tcBorders>
+              <w:top w:val="single" w:sz="6" w:space="0" w:color="DADCE0"/>
+              <w:left w:val="single" w:sz="6" w:space="0" w:color="DADCE0"/>
+              <w:bottom w:val="single" w:sz="6" w:space="0" w:color="DADCE0"/>
+              <w:right w:val="single" w:sz="6" w:space="0" w:color="DADCE0"/>
+            </w:tcBorders>
+            <w:tcMar>
+              <w:top w:w="80" w:type="dxa"/>
+              <w:bottom w:w="80" w:type="dxa"/>
+              <w:start w:w="120" w:type="dxa"/>
+              <w:end w:w="120" w:type="dxa"/>
+            </w:tcMar>
+            <w:vAlign w:val="center"/>
+          </w:tcPr>
+          <w:p>
+            <w:pPr>
+              <w:spacing w:before="0" w:after="0" w:line="259" w:lineRule="auto"/>
+            </w:pPr>
+            <w:r/>
+            <w:r>
+              <w:rPr>
+                <w:rFonts w:ascii="Calibri" w:hAnsi="Calibri"/>
+                <w:b/>
+                <w:color w:val="111111"/>
+                <w:sz w:val="16"/>
+              </w:rPr>
+              <w:t>Transaction to</w:t>
+            </w:r>
+          </w:p>
+        </w:tc>
+        <w:tc>
+          <w:tcPr>
+            <w:tcW w:type="dxa" w:w="6264"/>
+            <w:shd w:fill="FFFFFF"/>
+            <w:tcBorders>
+              <w:top w:val="single" w:sz="6" w:space="0" w:color="DADCE0"/>
+              <w:left w:val="single" w:sz="6" w:space="0" w:color="DADCE0"/>
+              <w:bottom w:val="single" w:sz="6" w:space="0" w:color="DADCE0"/>
+              <w:right w:val="single" w:sz="6" w:space="0" w:color="DADCE0"/>
+            </w:tcBorders>
+            <w:tcMar>
+              <w:top w:w="80" w:type="dxa"/>
+              <w:bottom w:w="80" w:type="dxa"/>
+              <w:start w:w="120" w:type="dxa"/>
+              <w:end w:w="120" w:type="dxa"/>
+            </w:tcMar>
+            <w:vAlign w:val="center"/>
+          </w:tcPr>
+          <w:p>
+            <w:pPr>
+              <w:spacing w:before="0" w:after="0" w:line="259" w:lineRule="auto"/>
+            </w:pPr>
+            <w:r/>
+            <w:r>
+              <w:rPr>
+                <w:rFonts w:ascii="Calibri" w:hAnsi="Calibri"/>
+                <w:b w:val="0"/>
+                <w:color w:val="111111"/>
+                <w:sz w:val="16"/>
+              </w:rPr>
+              <w:t>0x20e772a60cee7d8e6706e698b129fd917c3936bf</w:t>
+            </w:r>
+          </w:p>
+        </w:tc>
+      </w:tr>
+      <w:tr>
+        <w:tc>
+          <w:tcPr>
+            <w:tcW w:type="dxa" w:w="2880"/>
+            <w:shd w:fill="FFFFFF"/>
+            <w:tcBorders>
+              <w:top w:val="single" w:sz="6" w:space="0" w:color="DADCE0"/>
+              <w:left w:val="single" w:sz="6" w:space="0" w:color="DADCE0"/>
+              <w:bottom w:val="single" w:sz="6" w:space="0" w:color="DADCE0"/>
+              <w:right w:val="single" w:sz="6" w:space="0" w:color="DADCE0"/>
+            </w:tcBorders>
+            <w:tcMar>
+              <w:top w:w="80" w:type="dxa"/>
+              <w:bottom w:w="80" w:type="dxa"/>
+              <w:start w:w="120" w:type="dxa"/>
+              <w:end w:w="120" w:type="dxa"/>
+            </w:tcMar>
+            <w:vAlign w:val="center"/>
+          </w:tcPr>
+          <w:p>
+            <w:pPr>
+              <w:spacing w:before="0" w:after="0" w:line="259" w:lineRule="auto"/>
+            </w:pPr>
+            <w:r/>
+            <w:r>
+              <w:rPr>
+                <w:rFonts w:ascii="Calibri" w:hAnsi="Calibri"/>
+                <w:b/>
+                <w:color w:val="111111"/>
+                <w:sz w:val="16"/>
+              </w:rPr>
+              <w:t>Fuji control</w:t>
+            </w:r>
+          </w:p>
+        </w:tc>
+        <w:tc>
+          <w:tcPr>
+            <w:tcW w:type="dxa" w:w="6264"/>
+            <w:shd w:fill="FFFFFF"/>
+            <w:tcBorders>
+              <w:top w:val="single" w:sz="6" w:space="0" w:color="DADCE0"/>
+              <w:left w:val="single" w:sz="6" w:space="0" w:color="DADCE0"/>
+              <w:bottom w:val="single" w:sz="6" w:space="0" w:color="DADCE0"/>
+              <w:right w:val="single" w:sz="6" w:space="0" w:color="DADCE0"/>
+            </w:tcBorders>
+            <w:tcMar>
+              <w:top w:w="80" w:type="dxa"/>
+              <w:bottom w:w="80" w:type="dxa"/>
+              <w:start w:w="120" w:type="dxa"/>
+              <w:end w:w="120" w:type="dxa"/>
+            </w:tcMar>
+            <w:vAlign w:val="center"/>
+          </w:tcPr>
+          <w:p>
+            <w:pPr>
+              <w:spacing w:before="0" w:after="0" w:line="259" w:lineRule="auto"/>
+            </w:pPr>
+            <w:r/>
+            <w:r>
+              <w:rPr>
+                <w:rFonts w:ascii="Calibri" w:hAnsi="Calibri"/>
+                <w:b w:val="0"/>
+                <w:color w:val="111111"/>
+                <w:sz w:val="16"/>
+              </w:rPr>
+              <w:t>chainId 43113; code bytes 0; tx receipt null True</w:t>
+            </w:r>
+          </w:p>
+        </w:tc>
+      </w:tr>
+    </w:tbl>
+    <w:p>
+      <w:pPr>
         <w:spacing w:after="60"/>
+      </w:pPr>
+    </w:p>
+    <w:p>
+      <w:pPr>
+        <w:spacing w:before="0" w:after="40" w:line="264" w:lineRule="auto"/>
         <w:jc w:val="center"/>
       </w:pPr>
       <w:r>
         <w:drawing>
           <wp:inline xmlns:a="http://schemas.openxmlformats.org/drawingml/2006/main" xmlns:pic="http://schemas.openxmlformats.org/drawingml/2006/picture">
-            <wp:extent cx="5806440" cy="3304851"/>
-            <wp:docPr id="3" name="Picture 3"/>
+            <wp:extent cx="5806440" cy="3291840"/>
+            <wp:docPr id="2" name="Picture 2"/>
             <wp:cNvGraphicFramePr>
               <a:graphicFrameLocks noChangeAspect="1"/>
             </wp:cNvGraphicFramePr>
@@ -960,61 +2027,7 @@
               <a:graphicData uri="http://schemas.openxmlformats.org/drawingml/2006/picture">
                 <pic:pic>
                   <pic:nvPicPr>
-                    <pic:cNvPr id="0" name="public-verify-latest.png"/>
-                    <pic:cNvPicPr/>
-                  </pic:nvPicPr>
-                  <pic:blipFill>
-                    <a:blip r:embed="rId16"/>
-                    <a:stretch>
-                      <a:fillRect/>
-                    </a:stretch>
-                  </pic:blipFill>
-                  <pic:spPr>
-                    <a:xfrm>
-                      <a:off x="0" y="0"/>
-                      <a:ext cx="5806440" cy="3304851"/>
-                    </a:xfrm>
-                    <a:prstGeom prst="rect"/>
-                  </pic:spPr>
-                </pic:pic>
-              </a:graphicData>
-            </a:graphic>
-          </wp:inline>
-        </w:drawing>
-      </w:r>
-    </w:p>
-    <w:p>
-      <w:pPr>
-        <w:spacing w:after="160"/>
-        <w:jc w:val="center"/>
-      </w:pPr>
-      <w:r>
-        <w:rPr>
-          <w:i/>
-          <w:color w:val="4B5563"/>
-          <w:sz w:val="16"/>
-        </w:rPr>
-        <w:t>Public auditor verification route with drag-and-drop evidence upload and confirmed anchor state.</w:t>
-      </w:r>
-    </w:p>
-    <w:p>
-      <w:pPr>
-        <w:spacing w:after="60"/>
-        <w:jc w:val="center"/>
-      </w:pPr>
-      <w:r>
-        <w:drawing>
-          <wp:inline xmlns:a="http://schemas.openxmlformats.org/drawingml/2006/main" xmlns:pic="http://schemas.openxmlformats.org/drawingml/2006/picture">
-            <wp:extent cx="5806440" cy="3291840"/>
-            <wp:docPr id="4" name="Picture 4"/>
-            <wp:cNvGraphicFramePr>
-              <a:graphicFrameLocks noChangeAspect="1"/>
-            </wp:cNvGraphicFramePr>
-            <a:graphic>
-              <a:graphicData uri="http://schemas.openxmlformats.org/drawingml/2006/picture">
-                <pic:pic>
-                  <pic:nvPicPr>
-                    <pic:cNvPr id="0" name="snowtrace-latest-tx.png"/>
+                    <pic:cNvPr id="0" name="milestone-01-avalanche-mainnet-anchor.png"/>
                     <pic:cNvPicPr/>
                   </pic:nvPicPr>
                   <pic:blipFill>
@@ -1039,27 +2052,471 @@
     </w:p>
     <w:p>
       <w:pPr>
-        <w:spacing w:after="160"/>
+        <w:spacing w:before="0" w:after="180" w:line="240" w:lineRule="auto"/>
         <w:jc w:val="center"/>
       </w:pPr>
       <w:r>
         <w:rPr>
+          <w:rFonts w:ascii="Calibri" w:hAnsi="Calibri"/>
           <w:i/>
           <w:color w:val="4B5563"/>
           <w:sz w:val="16"/>
         </w:rPr>
-        <w:t>Snowtrace transaction proof: Success, C-Chain, block 87016942, Submit Evidence method.</w:t>
+        <w:t>Milestone 1 proof: Snowtrace mainnet transaction details.</w:t>
       </w:r>
     </w:p>
     <w:p>
       <w:pPr>
-        <w:spacing w:after="60"/>
+        <w:spacing w:before="0" w:after="60" w:line="264" w:lineRule="auto"/>
+      </w:pPr>
+      <w:r>
+        <w:rPr>
+          <w:rFonts w:ascii="Calibri" w:hAnsi="Calibri"/>
+          <w:b/>
+          <w:color w:val="111111"/>
+          <w:sz w:val="19"/>
+        </w:rPr>
+        <w:t xml:space="preserve">Snowtrace transaction: </w:t>
+      </w:r>
+      <w:hyperlink r:id="rId15">
+        <w:r>
+          <w:rPr>
+            <w:color w:val="2E74B5"/>
+            <w:u w:val="single"/>
+          </w:rPr>
+          <w:t>https://snowtrace.io/tx/0x4f9d253d097808406777ba1b9d67b0ac4baac44d34d1d101cea4a3721559c69b</w:t>
+        </w:r>
+      </w:hyperlink>
+    </w:p>
+    <w:p>
+      <w:r>
+        <w:br w:type="page"/>
+      </w:r>
+    </w:p>
+    <w:p>
+      <w:pPr>
+        <w:pStyle w:val="Heading1"/>
+        <w:spacing w:before="280" w:after="120" w:line="264" w:lineRule="auto"/>
+      </w:pPr>
+      <w:r>
+        <w:rPr>
+          <w:rFonts w:ascii="Calibri" w:hAnsi="Calibri"/>
+          <w:b/>
+          <w:color w:val="2E74B5"/>
+          <w:sz w:val="32"/>
+        </w:rPr>
+        <w:t>Milestone 1: Launch production grade evidence anchoring on Avalanche</w:t>
+      </w:r>
+    </w:p>
+    <w:p>
+      <w:pPr>
+        <w:spacing w:before="0" w:after="140" w:line="264" w:lineRule="auto"/>
+      </w:pPr>
+      <w:r>
+        <w:rPr>
+          <w:rFonts w:ascii="Calibri" w:hAnsi="Calibri"/>
+          <w:color w:val="111111"/>
+          <w:sz w:val="21"/>
+        </w:rPr>
+        <w:t>Status: Completed.</w:t>
+      </w:r>
+    </w:p>
+    <w:p>
+      <w:pPr>
+        <w:spacing w:before="0" w:after="140" w:line="264" w:lineRule="auto"/>
+      </w:pPr>
+      <w:r>
+        <w:rPr>
+          <w:rFonts w:ascii="Calibri" w:hAnsi="Calibri"/>
+          <w:color w:val="111111"/>
+          <w:sz w:val="21"/>
+        </w:rPr>
+        <w:t>Avalanche C-Chain mainnet transaction, contract bytecode, receipt success, block number, and Snowtrace proof.</w:t>
+      </w:r>
+    </w:p>
+    <w:p>
+      <w:pPr>
+        <w:spacing w:before="0" w:after="40" w:line="264" w:lineRule="auto"/>
         <w:jc w:val="center"/>
       </w:pPr>
       <w:r>
         <w:drawing>
           <wp:inline xmlns:a="http://schemas.openxmlformats.org/drawingml/2006/main" xmlns:pic="http://schemas.openxmlformats.org/drawingml/2006/picture">
-            <wp:extent cx="5806440" cy="3266122"/>
+            <wp:extent cx="5806440" cy="3291840"/>
+            <wp:docPr id="3" name="Picture 3"/>
+            <wp:cNvGraphicFramePr>
+              <a:graphicFrameLocks noChangeAspect="1"/>
+            </wp:cNvGraphicFramePr>
+            <a:graphic>
+              <a:graphicData uri="http://schemas.openxmlformats.org/drawingml/2006/picture">
+                <pic:pic>
+                  <pic:nvPicPr>
+                    <pic:cNvPr id="0" name="milestone-01-avalanche-mainnet-anchor.png"/>
+                    <pic:cNvPicPr/>
+                  </pic:nvPicPr>
+                  <pic:blipFill>
+                    <a:blip r:embed="rId17"/>
+                    <a:stretch>
+                      <a:fillRect/>
+                    </a:stretch>
+                  </pic:blipFill>
+                  <pic:spPr>
+                    <a:xfrm>
+                      <a:off x="0" y="0"/>
+                      <a:ext cx="5806440" cy="3291840"/>
+                    </a:xfrm>
+                    <a:prstGeom prst="rect"/>
+                  </pic:spPr>
+                </pic:pic>
+              </a:graphicData>
+            </a:graphic>
+          </wp:inline>
+        </w:drawing>
+      </w:r>
+    </w:p>
+    <w:p>
+      <w:pPr>
+        <w:spacing w:before="0" w:after="180" w:line="240" w:lineRule="auto"/>
+        <w:jc w:val="center"/>
+      </w:pPr>
+      <w:r>
+        <w:rPr>
+          <w:rFonts w:ascii="Calibri" w:hAnsi="Calibri"/>
+          <w:i/>
+          <w:color w:val="4B5563"/>
+          <w:sz w:val="16"/>
+        </w:rPr>
+        <w:t>Milestone 1 evidence screenshot.</w:t>
+      </w:r>
+    </w:p>
+    <w:p>
+      <w:pPr>
+        <w:spacing w:before="0" w:after="60" w:line="264" w:lineRule="auto"/>
+      </w:pPr>
+      <w:r>
+        <w:rPr>
+          <w:rFonts w:ascii="Calibri" w:hAnsi="Calibri"/>
+          <w:b/>
+          <w:color w:val="111111"/>
+          <w:sz w:val="19"/>
+        </w:rPr>
+        <w:t xml:space="preserve">Snowtrace transaction: </w:t>
+      </w:r>
+      <w:hyperlink r:id="rId15">
+        <w:r>
+          <w:rPr>
+            <w:color w:val="2E74B5"/>
+            <w:u w:val="single"/>
+          </w:rPr>
+          <w:t>https://snowtrace.io/tx/0x4f9d253d097808406777ba1b9d67b0ac4baac44d34d1d101cea4a3721559c69b</w:t>
+        </w:r>
+      </w:hyperlink>
+    </w:p>
+    <w:p>
+      <w:pPr>
+        <w:spacing w:before="0" w:after="140" w:line="264" w:lineRule="auto"/>
+      </w:pPr>
+      <w:r>
+        <w:rPr>
+          <w:rFonts w:ascii="Calibri" w:hAnsi="Calibri"/>
+          <w:color w:val="111111"/>
+          <w:sz w:val="21"/>
+        </w:rPr>
+        <w:t>Repository and evidence artifacts:</w:t>
+      </w:r>
+    </w:p>
+    <w:p>
+      <w:pPr>
+        <w:pStyle w:val="ListBullet"/>
+        <w:spacing w:before="0" w:after="60" w:line="264" w:lineRule="auto"/>
+        <w:ind w:left="504"/>
+      </w:pPr>
+      <w:r>
+        <w:rPr>
+          <w:rFonts w:ascii="Calibri" w:hAnsi="Calibri"/>
+          <w:color w:val="111111"/>
+          <w:sz w:val="19"/>
+        </w:rPr>
+        <w:t>project/supabase/functions/anchors/index.ts</w:t>
+      </w:r>
+    </w:p>
+    <w:p>
+      <w:pPr>
+        <w:pStyle w:val="ListBullet"/>
+        <w:spacing w:before="0" w:after="60" w:line="264" w:lineRule="auto"/>
+        <w:ind w:left="504"/>
+      </w:pPr>
+      <w:r>
+        <w:rPr>
+          <w:rFonts w:ascii="Calibri" w:hAnsi="Calibri"/>
+          <w:color w:val="111111"/>
+          <w:sz w:val="19"/>
+        </w:rPr>
+        <w:t>project/supabase/functions/verify-evidence/index.ts</w:t>
+      </w:r>
+    </w:p>
+    <w:p>
+      <w:pPr>
+        <w:pStyle w:val="ListBullet"/>
+        <w:spacing w:before="0" w:after="60" w:line="264" w:lineRule="auto"/>
+        <w:ind w:left="504"/>
+      </w:pPr>
+      <w:r>
+        <w:rPr>
+          <w:rFonts w:ascii="Calibri" w:hAnsi="Calibri"/>
+          <w:color w:val="111111"/>
+          <w:sz w:val="19"/>
+        </w:rPr>
+        <w:t>project/docs/grant-review/submission-assets/api/avalanche-mainnet-verification.json</w:t>
+      </w:r>
+    </w:p>
+    <w:p>
+      <w:pPr>
+        <w:pStyle w:val="Heading1"/>
+        <w:spacing w:before="280" w:after="120" w:line="264" w:lineRule="auto"/>
+      </w:pPr>
+      <w:r>
+        <w:rPr>
+          <w:rFonts w:ascii="Calibri" w:hAnsi="Calibri"/>
+          <w:b/>
+          <w:color w:val="2E74B5"/>
+          <w:sz w:val="32"/>
+        </w:rPr>
+        <w:t>Milestone 2: Ship drag and drop verification flow for auditors and third parties</w:t>
+      </w:r>
+    </w:p>
+    <w:p>
+      <w:pPr>
+        <w:spacing w:before="0" w:after="140" w:line="264" w:lineRule="auto"/>
+      </w:pPr>
+      <w:r>
+        <w:rPr>
+          <w:rFonts w:ascii="Calibri" w:hAnsi="Calibri"/>
+          <w:color w:val="111111"/>
+          <w:sz w:val="21"/>
+        </w:rPr>
+        <w:t>Status: Completed.</w:t>
+      </w:r>
+    </w:p>
+    <w:p>
+      <w:pPr>
+        <w:spacing w:before="0" w:after="140" w:line="264" w:lineRule="auto"/>
+      </w:pPr>
+      <w:r>
+        <w:rPr>
+          <w:rFonts w:ascii="Calibri" w:hAnsi="Calibri"/>
+          <w:color w:val="111111"/>
+          <w:sz w:val="21"/>
+        </w:rPr>
+        <w:t>Public verification route supports JSON/PDF upload, anchor-confirmed state, local hash comparison, and auditor-facing result states.</w:t>
+      </w:r>
+    </w:p>
+    <w:p>
+      <w:pPr>
+        <w:spacing w:before="0" w:after="40" w:line="264" w:lineRule="auto"/>
+        <w:jc w:val="center"/>
+      </w:pPr>
+      <w:r>
+        <w:drawing>
+          <wp:inline xmlns:a="http://schemas.openxmlformats.org/drawingml/2006/main" xmlns:pic="http://schemas.openxmlformats.org/drawingml/2006/picture">
+            <wp:extent cx="5806440" cy="3304851"/>
+            <wp:docPr id="4" name="Picture 4"/>
+            <wp:cNvGraphicFramePr>
+              <a:graphicFrameLocks noChangeAspect="1"/>
+            </wp:cNvGraphicFramePr>
+            <a:graphic>
+              <a:graphicData uri="http://schemas.openxmlformats.org/drawingml/2006/picture">
+                <pic:pic>
+                  <pic:nvPicPr>
+                    <pic:cNvPr id="0" name="milestone-02-drag-drop-verification.png"/>
+                    <pic:cNvPicPr/>
+                  </pic:nvPicPr>
+                  <pic:blipFill>
+                    <a:blip r:embed="rId18"/>
+                    <a:stretch>
+                      <a:fillRect/>
+                    </a:stretch>
+                  </pic:blipFill>
+                  <pic:spPr>
+                    <a:xfrm>
+                      <a:off x="0" y="0"/>
+                      <a:ext cx="5806440" cy="3304851"/>
+                    </a:xfrm>
+                    <a:prstGeom prst="rect"/>
+                  </pic:spPr>
+                </pic:pic>
+              </a:graphicData>
+            </a:graphic>
+          </wp:inline>
+        </w:drawing>
+      </w:r>
+    </w:p>
+    <w:p>
+      <w:pPr>
+        <w:spacing w:before="0" w:after="180" w:line="240" w:lineRule="auto"/>
+        <w:jc w:val="center"/>
+      </w:pPr>
+      <w:r>
+        <w:rPr>
+          <w:rFonts w:ascii="Calibri" w:hAnsi="Calibri"/>
+          <w:i/>
+          <w:color w:val="4B5563"/>
+          <w:sz w:val="16"/>
+        </w:rPr>
+        <w:t>Milestone 2 evidence screenshot.</w:t>
+      </w:r>
+    </w:p>
+    <w:p>
+      <w:pPr>
+        <w:spacing w:before="0" w:after="60" w:line="264" w:lineRule="auto"/>
+      </w:pPr>
+      <w:r>
+        <w:rPr>
+          <w:rFonts w:ascii="Calibri" w:hAnsi="Calibri"/>
+          <w:b/>
+          <w:color w:val="111111"/>
+          <w:sz w:val="19"/>
+        </w:rPr>
+        <w:t xml:space="preserve">Public verify route: </w:t>
+      </w:r>
+      <w:hyperlink r:id="rId14">
+        <w:r>
+          <w:rPr>
+            <w:color w:val="2E74B5"/>
+            <w:u w:val="single"/>
+          </w:rPr>
+          <w:t>https://buildgames.forg3t.io/verify/636919b6e97441df953d98278bbc0efe</w:t>
+        </w:r>
+      </w:hyperlink>
+    </w:p>
+    <w:p>
+      <w:pPr>
+        <w:spacing w:before="0" w:after="140" w:line="264" w:lineRule="auto"/>
+      </w:pPr>
+      <w:r>
+        <w:rPr>
+          <w:rFonts w:ascii="Calibri" w:hAnsi="Calibri"/>
+          <w:color w:val="111111"/>
+          <w:sz w:val="21"/>
+        </w:rPr>
+        <w:t>Repository and evidence artifacts:</w:t>
+      </w:r>
+    </w:p>
+    <w:p>
+      <w:pPr>
+        <w:pStyle w:val="ListBullet"/>
+        <w:spacing w:before="0" w:after="60" w:line="264" w:lineRule="auto"/>
+        <w:ind w:left="504"/>
+      </w:pPr>
+      <w:r>
+        <w:rPr>
+          <w:rFonts w:ascii="Calibri" w:hAnsi="Calibri"/>
+          <w:color w:val="111111"/>
+          <w:sz w:val="19"/>
+        </w:rPr>
+        <w:t>project/src/pages/Verify.tsx</w:t>
+      </w:r>
+    </w:p>
+    <w:p>
+      <w:pPr>
+        <w:pStyle w:val="ListBullet"/>
+        <w:spacing w:before="0" w:after="60" w:line="264" w:lineRule="auto"/>
+        <w:ind w:left="504"/>
+      </w:pPr>
+      <w:r>
+        <w:rPr>
+          <w:rFonts w:ascii="Calibri" w:hAnsi="Calibri"/>
+          <w:color w:val="111111"/>
+          <w:sz w:val="19"/>
+        </w:rPr>
+        <w:t>project/supabase/functions/verify-evidence/index.ts</w:t>
+      </w:r>
+    </w:p>
+    <w:p>
+      <w:pPr>
+        <w:pStyle w:val="ListBullet"/>
+        <w:spacing w:before="0" w:after="60" w:line="264" w:lineRule="auto"/>
+        <w:ind w:left="504"/>
+      </w:pPr>
+      <w:r>
+        <w:rPr>
+          <w:rFonts w:ascii="Calibri" w:hAnsi="Calibri"/>
+          <w:color w:val="111111"/>
+          <w:sz w:val="19"/>
+        </w:rPr>
+        <w:t>project/docs/grant-review/evidence-artifacts/api/verify-upload-json-valid-response.json</w:t>
+      </w:r>
+    </w:p>
+    <w:p>
+      <w:pPr>
+        <w:pStyle w:val="ListBullet"/>
+        <w:spacing w:before="0" w:after="60" w:line="264" w:lineRule="auto"/>
+        <w:ind w:left="504"/>
+      </w:pPr>
+      <w:r>
+        <w:rPr>
+          <w:rFonts w:ascii="Calibri" w:hAnsi="Calibri"/>
+          <w:color w:val="111111"/>
+          <w:sz w:val="19"/>
+        </w:rPr>
+        <w:t>project/docs/grant-review/evidence-artifacts/api/verify-upload-pdf-valid-response.json</w:t>
+      </w:r>
+    </w:p>
+    <w:p>
+      <w:r>
+        <w:br w:type="page"/>
+      </w:r>
+    </w:p>
+    <w:p>
+      <w:pPr>
+        <w:pStyle w:val="Heading1"/>
+        <w:spacing w:before="280" w:after="120" w:line="264" w:lineRule="auto"/>
+      </w:pPr>
+      <w:r>
+        <w:rPr>
+          <w:rFonts w:ascii="Calibri" w:hAnsi="Calibri"/>
+          <w:b/>
+          <w:color w:val="2E74B5"/>
+          <w:sz w:val="32"/>
+        </w:rPr>
+        <w:t>Milestone 3: Complete job history, transaction visibility, and evidence verification UX</w:t>
+      </w:r>
+    </w:p>
+    <w:p>
+      <w:pPr>
+        <w:spacing w:before="0" w:after="140" w:line="264" w:lineRule="auto"/>
+      </w:pPr>
+      <w:r>
+        <w:rPr>
+          <w:rFonts w:ascii="Calibri" w:hAnsi="Calibri"/>
+          <w:color w:val="111111"/>
+          <w:sz w:val="21"/>
+        </w:rPr>
+        <w:t>Status: Completed.</w:t>
+      </w:r>
+    </w:p>
+    <w:p>
+      <w:pPr>
+        <w:spacing w:before="0" w:after="140" w:line="264" w:lineRule="auto"/>
+      </w:pPr>
+      <w:r>
+        <w:rPr>
+          <w:rFonts w:ascii="Calibri" w:hAnsi="Calibri"/>
+          <w:color w:val="111111"/>
+          <w:sz w:val="21"/>
+        </w:rPr>
+        <w:t>Populated reviewer workspace shows completed jobs, evidence readiness, confirmed anchor state, and transaction hash visibility.</w:t>
+      </w:r>
+    </w:p>
+    <w:p>
+      <w:pPr>
+        <w:spacing w:before="0" w:after="40" w:line="264" w:lineRule="auto"/>
+        <w:jc w:val="center"/>
+      </w:pPr>
+      <w:r>
+        <w:drawing>
+          <wp:inline xmlns:a="http://schemas.openxmlformats.org/drawingml/2006/main" xmlns:pic="http://schemas.openxmlformats.org/drawingml/2006/picture">
+            <wp:extent cx="5806440" cy="3236000"/>
             <wp:docPr id="5" name="Picture 5"/>
             <wp:cNvGraphicFramePr>
               <a:graphicFrameLocks noChangeAspect="1"/>
@@ -1068,11 +2525,415 @@
               <a:graphicData uri="http://schemas.openxmlformats.org/drawingml/2006/picture">
                 <pic:pic>
                   <pic:nvPicPr>
-                    <pic:cNvPr id="0" name="forg3t-avalanche-phase2-proof-walkthrough-cover.png"/>
+                    <pic:cNvPr id="0" name="milestone-03-job-history-populated.png"/>
                     <pic:cNvPicPr/>
                   </pic:nvPicPr>
                   <pic:blipFill>
-                    <a:blip r:embed="rId18"/>
+                    <a:blip r:embed="rId19"/>
+                    <a:stretch>
+                      <a:fillRect/>
+                    </a:stretch>
+                  </pic:blipFill>
+                  <pic:spPr>
+                    <a:xfrm>
+                      <a:off x="0" y="0"/>
+                      <a:ext cx="5806440" cy="3236000"/>
+                    </a:xfrm>
+                    <a:prstGeom prst="rect"/>
+                  </pic:spPr>
+                </pic:pic>
+              </a:graphicData>
+            </a:graphic>
+          </wp:inline>
+        </w:drawing>
+      </w:r>
+    </w:p>
+    <w:p>
+      <w:pPr>
+        <w:spacing w:before="0" w:after="180" w:line="240" w:lineRule="auto"/>
+        <w:jc w:val="center"/>
+      </w:pPr>
+      <w:r>
+        <w:rPr>
+          <w:rFonts w:ascii="Calibri" w:hAnsi="Calibri"/>
+          <w:i/>
+          <w:color w:val="4B5563"/>
+          <w:sz w:val="16"/>
+        </w:rPr>
+        <w:t>Milestone 3 evidence screenshot.</w:t>
+      </w:r>
+    </w:p>
+    <w:p>
+      <w:pPr>
+        <w:spacing w:before="0" w:after="60" w:line="264" w:lineRule="auto"/>
+      </w:pPr>
+      <w:r>
+        <w:rPr>
+          <w:rFonts w:ascii="Calibri" w:hAnsi="Calibri"/>
+          <w:b/>
+          <w:color w:val="111111"/>
+          <w:sz w:val="19"/>
+        </w:rPr>
+        <w:t xml:space="preserve">Live app: </w:t>
+      </w:r>
+      <w:hyperlink r:id="rId11">
+        <w:r>
+          <w:rPr>
+            <w:color w:val="2E74B5"/>
+            <w:u w:val="single"/>
+          </w:rPr>
+          <w:t>https://buildgames.forg3t.io</w:t>
+        </w:r>
+      </w:hyperlink>
+    </w:p>
+    <w:p>
+      <w:pPr>
+        <w:spacing w:before="0" w:after="140" w:line="264" w:lineRule="auto"/>
+      </w:pPr>
+      <w:r>
+        <w:rPr>
+          <w:rFonts w:ascii="Calibri" w:hAnsi="Calibri"/>
+          <w:color w:val="111111"/>
+          <w:sz w:val="21"/>
+        </w:rPr>
+        <w:t>Repository and evidence artifacts:</w:t>
+      </w:r>
+    </w:p>
+    <w:p>
+      <w:pPr>
+        <w:pStyle w:val="ListBullet"/>
+        <w:spacing w:before="0" w:after="60" w:line="264" w:lineRule="auto"/>
+        <w:ind w:left="504"/>
+      </w:pPr>
+      <w:r>
+        <w:rPr>
+          <w:rFonts w:ascii="Calibri" w:hAnsi="Calibri"/>
+          <w:color w:val="111111"/>
+          <w:sz w:val="19"/>
+        </w:rPr>
+        <w:t>project/src/pages/Jobs.tsx</w:t>
+      </w:r>
+    </w:p>
+    <w:p>
+      <w:pPr>
+        <w:pStyle w:val="ListBullet"/>
+        <w:spacing w:before="0" w:after="60" w:line="264" w:lineRule="auto"/>
+        <w:ind w:left="504"/>
+      </w:pPr>
+      <w:r>
+        <w:rPr>
+          <w:rFonts w:ascii="Calibri" w:hAnsi="Calibri"/>
+          <w:color w:val="111111"/>
+          <w:sz w:val="19"/>
+        </w:rPr>
+        <w:t>project/src/pages/JobDetail.tsx</w:t>
+      </w:r>
+    </w:p>
+    <w:p>
+      <w:pPr>
+        <w:pStyle w:val="ListBullet"/>
+        <w:spacing w:before="0" w:after="60" w:line="264" w:lineRule="auto"/>
+        <w:ind w:left="504"/>
+      </w:pPr>
+      <w:r>
+        <w:rPr>
+          <w:rFonts w:ascii="Calibri" w:hAnsi="Calibri"/>
+          <w:color w:val="111111"/>
+          <w:sz w:val="19"/>
+        </w:rPr>
+        <w:t>project/src/pages/EvidenceDetail.tsx</w:t>
+      </w:r>
+    </w:p>
+    <w:p>
+      <w:pPr>
+        <w:pStyle w:val="ListBullet"/>
+        <w:spacing w:before="0" w:after="60" w:line="264" w:lineRule="auto"/>
+        <w:ind w:left="504"/>
+      </w:pPr>
+      <w:r>
+        <w:rPr>
+          <w:rFonts w:ascii="Calibri" w:hAnsi="Calibri"/>
+          <w:color w:val="111111"/>
+          <w:sz w:val="19"/>
+        </w:rPr>
+        <w:t>project/docs/grant-review/submission-assets/screenshots/milestone-03-job-history-populated.png</w:t>
+      </w:r>
+    </w:p>
+    <w:p>
+      <w:pPr>
+        <w:pStyle w:val="Heading1"/>
+        <w:spacing w:before="280" w:after="120" w:line="264" w:lineRule="auto"/>
+      </w:pPr>
+      <w:r>
+        <w:rPr>
+          <w:rFonts w:ascii="Calibri" w:hAnsi="Calibri"/>
+          <w:b/>
+          <w:color w:val="2E74B5"/>
+          <w:sz w:val="32"/>
+        </w:rPr>
+        <w:t>Milestone 4: Publish technical architecture and compliance workflow documentation</w:t>
+      </w:r>
+    </w:p>
+    <w:p>
+      <w:pPr>
+        <w:spacing w:before="0" w:after="140" w:line="264" w:lineRule="auto"/>
+      </w:pPr>
+      <w:r>
+        <w:rPr>
+          <w:rFonts w:ascii="Calibri" w:hAnsi="Calibri"/>
+          <w:color w:val="111111"/>
+          <w:sz w:val="21"/>
+        </w:rPr>
+        <w:t>Status: Completed.</w:t>
+      </w:r>
+    </w:p>
+    <w:p>
+      <w:pPr>
+        <w:spacing w:before="0" w:after="140" w:line="264" w:lineRule="auto"/>
+      </w:pPr>
+      <w:r>
+        <w:rPr>
+          <w:rFonts w:ascii="Calibri" w:hAnsi="Calibri"/>
+          <w:color w:val="111111"/>
+          <w:sz w:val="21"/>
+        </w:rPr>
+        <w:t>Public Medium article and repository docs explain Forg3t, Avalanche anchoring, compliance workflow, API lifecycle, and reviewer runbook.</w:t>
+      </w:r>
+    </w:p>
+    <w:p>
+      <w:pPr>
+        <w:spacing w:before="0" w:after="40" w:line="264" w:lineRule="auto"/>
+        <w:jc w:val="center"/>
+      </w:pPr>
+      <w:r>
+        <w:drawing>
+          <wp:inline xmlns:a="http://schemas.openxmlformats.org/drawingml/2006/main" xmlns:pic="http://schemas.openxmlformats.org/drawingml/2006/picture">
+            <wp:extent cx="5806440" cy="3304851"/>
+            <wp:docPr id="6" name="Picture 6"/>
+            <wp:cNvGraphicFramePr>
+              <a:graphicFrameLocks noChangeAspect="1"/>
+            </wp:cNvGraphicFramePr>
+            <a:graphic>
+              <a:graphicData uri="http://schemas.openxmlformats.org/drawingml/2006/picture">
+                <pic:pic>
+                  <pic:nvPicPr>
+                    <pic:cNvPr id="0" name="milestone-04-medium-architecture-article.png"/>
+                    <pic:cNvPicPr/>
+                  </pic:nvPicPr>
+                  <pic:blipFill>
+                    <a:blip r:embed="rId20"/>
+                    <a:stretch>
+                      <a:fillRect/>
+                    </a:stretch>
+                  </pic:blipFill>
+                  <pic:spPr>
+                    <a:xfrm>
+                      <a:off x="0" y="0"/>
+                      <a:ext cx="5806440" cy="3304851"/>
+                    </a:xfrm>
+                    <a:prstGeom prst="rect"/>
+                  </pic:spPr>
+                </pic:pic>
+              </a:graphicData>
+            </a:graphic>
+          </wp:inline>
+        </w:drawing>
+      </w:r>
+    </w:p>
+    <w:p>
+      <w:pPr>
+        <w:spacing w:before="0" w:after="180" w:line="240" w:lineRule="auto"/>
+        <w:jc w:val="center"/>
+      </w:pPr>
+      <w:r>
+        <w:rPr>
+          <w:rFonts w:ascii="Calibri" w:hAnsi="Calibri"/>
+          <w:i/>
+          <w:color w:val="4B5563"/>
+          <w:sz w:val="16"/>
+        </w:rPr>
+        <w:t>Milestone 4 evidence screenshot.</w:t>
+      </w:r>
+    </w:p>
+    <w:p>
+      <w:pPr>
+        <w:spacing w:before="0" w:after="60" w:line="264" w:lineRule="auto"/>
+      </w:pPr>
+      <w:r>
+        <w:rPr>
+          <w:rFonts w:ascii="Calibri" w:hAnsi="Calibri"/>
+          <w:b/>
+          <w:color w:val="111111"/>
+          <w:sz w:val="19"/>
+        </w:rPr>
+        <w:t xml:space="preserve">Medium article: </w:t>
+      </w:r>
+      <w:hyperlink r:id="rId12">
+        <w:r>
+          <w:rPr>
+            <w:color w:val="2E74B5"/>
+            <w:u w:val="single"/>
+          </w:rPr>
+          <w:t>https://medium.com/@aiunlearning/forg3t-protocol-and-avalanche-evidence-anchoring-7310bf22226e</w:t>
+        </w:r>
+      </w:hyperlink>
+    </w:p>
+    <w:p>
+      <w:pPr>
+        <w:spacing w:before="0" w:after="140" w:line="264" w:lineRule="auto"/>
+      </w:pPr>
+      <w:r>
+        <w:rPr>
+          <w:rFonts w:ascii="Calibri" w:hAnsi="Calibri"/>
+          <w:color w:val="111111"/>
+          <w:sz w:val="21"/>
+        </w:rPr>
+        <w:t>Repository and evidence artifacts:</w:t>
+      </w:r>
+    </w:p>
+    <w:p>
+      <w:pPr>
+        <w:pStyle w:val="ListBullet"/>
+        <w:spacing w:before="0" w:after="60" w:line="264" w:lineRule="auto"/>
+        <w:ind w:left="504"/>
+      </w:pPr>
+      <w:r>
+        <w:rPr>
+          <w:rFonts w:ascii="Calibri" w:hAnsi="Calibri"/>
+          <w:color w:val="111111"/>
+          <w:sz w:val="19"/>
+        </w:rPr>
+        <w:t>project/docs/phase2-readiness.md</w:t>
+      </w:r>
+    </w:p>
+    <w:p>
+      <w:pPr>
+        <w:pStyle w:val="ListBullet"/>
+        <w:spacing w:before="0" w:after="60" w:line="264" w:lineRule="auto"/>
+        <w:ind w:left="504"/>
+      </w:pPr>
+      <w:r>
+        <w:rPr>
+          <w:rFonts w:ascii="Calibri" w:hAnsi="Calibri"/>
+          <w:color w:val="111111"/>
+          <w:sz w:val="19"/>
+        </w:rPr>
+        <w:t>project/docs/avalanche/technicalArchitecture.md</w:t>
+      </w:r>
+    </w:p>
+    <w:p>
+      <w:pPr>
+        <w:pStyle w:val="ListBullet"/>
+        <w:spacing w:before="0" w:after="60" w:line="264" w:lineRule="auto"/>
+        <w:ind w:left="504"/>
+      </w:pPr>
+      <w:r>
+        <w:rPr>
+          <w:rFonts w:ascii="Calibri" w:hAnsi="Calibri"/>
+          <w:color w:val="111111"/>
+          <w:sz w:val="19"/>
+        </w:rPr>
+        <w:t>project/docs/avalanche/reviewerRunbook.md</w:t>
+      </w:r>
+    </w:p>
+    <w:p>
+      <w:pPr>
+        <w:pStyle w:val="ListBullet"/>
+        <w:spacing w:before="0" w:after="60" w:line="264" w:lineRule="auto"/>
+        <w:ind w:left="504"/>
+      </w:pPr>
+      <w:r>
+        <w:rPr>
+          <w:rFonts w:ascii="Calibri" w:hAnsi="Calibri"/>
+          <w:color w:val="111111"/>
+          <w:sz w:val="19"/>
+        </w:rPr>
+        <w:t>project/docs/avalanche/avalanche-anchor-article.md</w:t>
+      </w:r>
+    </w:p>
+    <w:p>
+      <w:pPr>
+        <w:pStyle w:val="ListBullet"/>
+        <w:spacing w:before="0" w:after="60" w:line="264" w:lineRule="auto"/>
+        <w:ind w:left="504"/>
+      </w:pPr>
+      <w:r>
+        <w:rPr>
+          <w:rFonts w:ascii="Calibri" w:hAnsi="Calibri"/>
+          <w:color w:val="111111"/>
+          <w:sz w:val="19"/>
+        </w:rPr>
+        <w:t>project/docs/api/evidenceAnchoring.md</w:t>
+      </w:r>
+    </w:p>
+    <w:p>
+      <w:r>
+        <w:br w:type="page"/>
+      </w:r>
+    </w:p>
+    <w:p>
+      <w:pPr>
+        <w:pStyle w:val="Heading1"/>
+        <w:spacing w:before="280" w:after="120" w:line="264" w:lineRule="auto"/>
+      </w:pPr>
+      <w:r>
+        <w:rPr>
+          <w:rFonts w:ascii="Calibri" w:hAnsi="Calibri"/>
+          <w:b/>
+          <w:color w:val="2E74B5"/>
+          <w:sz w:val="32"/>
+        </w:rPr>
+        <w:t>Milestone 5: Pilot with enterprise and regulated AI use cases</w:t>
+      </w:r>
+    </w:p>
+    <w:p>
+      <w:pPr>
+        <w:spacing w:before="0" w:after="140" w:line="264" w:lineRule="auto"/>
+      </w:pPr>
+      <w:r>
+        <w:rPr>
+          <w:rFonts w:ascii="Calibri" w:hAnsi="Calibri"/>
+          <w:color w:val="111111"/>
+          <w:sz w:val="21"/>
+        </w:rPr>
+        <w:t>Status: Completed.</w:t>
+      </w:r>
+    </w:p>
+    <w:p>
+      <w:pPr>
+        <w:spacing w:before="0" w:after="140" w:line="264" w:lineRule="auto"/>
+      </w:pPr>
+      <w:r>
+        <w:rPr>
+          <w:rFonts w:ascii="Calibri" w:hAnsi="Calibri"/>
+          <w:color w:val="111111"/>
+          <w:sz w:val="21"/>
+        </w:rPr>
+        <w:t>Signed Forg3t &amp; HMA pilot agreement is linked and previewed as pilot evidence for regulated AI/compliance use cases.</w:t>
+      </w:r>
+    </w:p>
+    <w:p>
+      <w:pPr>
+        <w:spacing w:before="0" w:after="40" w:line="264" w:lineRule="auto"/>
+        <w:jc w:val="center"/>
+      </w:pPr>
+      <w:r>
+        <w:drawing>
+          <wp:inline xmlns:a="http://schemas.openxmlformats.org/drawingml/2006/main" xmlns:pic="http://schemas.openxmlformats.org/drawingml/2006/picture">
+            <wp:extent cx="5806440" cy="3266122"/>
+            <wp:docPr id="7" name="Picture 7"/>
+            <wp:cNvGraphicFramePr>
+              <a:graphicFrameLocks noChangeAspect="1"/>
+            </wp:cNvGraphicFramePr>
+            <a:graphic>
+              <a:graphicData uri="http://schemas.openxmlformats.org/drawingml/2006/picture">
+                <pic:pic>
+                  <pic:nvPicPr>
+                    <pic:cNvPr id="0" name="milestone-05-pilot-contract-drive-preview.png"/>
+                    <pic:cNvPicPr/>
+                  </pic:nvPicPr>
+                  <pic:blipFill>
+                    <a:blip r:embed="rId21"/>
                     <a:stretch>
                       <a:fillRect/>
                     </a:stretch>
@@ -1093,16 +2954,290 @@
     </w:p>
     <w:p>
       <w:pPr>
-        <w:spacing w:after="160"/>
+        <w:spacing w:before="0" w:after="180" w:line="240" w:lineRule="auto"/>
         <w:jc w:val="center"/>
       </w:pPr>
       <w:r>
         <w:rPr>
+          <w:rFonts w:ascii="Calibri" w:hAnsi="Calibri"/>
           <w:i/>
           <w:color w:val="4B5563"/>
           <w:sz w:val="16"/>
         </w:rPr>
-        <w:t>Walkthrough animation cover. Full GIF artifact is included under project/docs/grant-review/submission-assets/video/.</w:t>
+        <w:t>Milestone 5 evidence screenshot.</w:t>
+      </w:r>
+    </w:p>
+    <w:p>
+      <w:pPr>
+        <w:spacing w:before="0" w:after="60" w:line="264" w:lineRule="auto"/>
+      </w:pPr>
+      <w:r>
+        <w:rPr>
+          <w:rFonts w:ascii="Calibri" w:hAnsi="Calibri"/>
+          <w:b/>
+          <w:color w:val="111111"/>
+          <w:sz w:val="19"/>
+        </w:rPr>
+        <w:t xml:space="preserve">Signed pilot agreement: </w:t>
+      </w:r>
+      <w:hyperlink r:id="rId13">
+        <w:r>
+          <w:rPr>
+            <w:color w:val="2E74B5"/>
+            <w:u w:val="single"/>
+          </w:rPr>
+          <w:t>https://drive.google.com/file/d/1XHKNlS2EuiAAWFcff0P-Wgo-uuABiNUg/view?usp=sharing</w:t>
+        </w:r>
+      </w:hyperlink>
+    </w:p>
+    <w:p>
+      <w:pPr>
+        <w:spacing w:before="0" w:after="140" w:line="264" w:lineRule="auto"/>
+      </w:pPr>
+      <w:r>
+        <w:rPr>
+          <w:rFonts w:ascii="Calibri" w:hAnsi="Calibri"/>
+          <w:color w:val="111111"/>
+          <w:sz w:val="21"/>
+        </w:rPr>
+        <w:t>Repository and evidence artifacts:</w:t>
+      </w:r>
+    </w:p>
+    <w:p>
+      <w:pPr>
+        <w:pStyle w:val="ListBullet"/>
+        <w:spacing w:before="0" w:after="60" w:line="264" w:lineRule="auto"/>
+        <w:ind w:left="504"/>
+      </w:pPr>
+      <w:r>
+        <w:rPr>
+          <w:rFonts w:ascii="Calibri" w:hAnsi="Calibri"/>
+          <w:color w:val="111111"/>
+          <w:sz w:val="19"/>
+        </w:rPr>
+        <w:t>C:/Users/Alvinn/Downloads/Forg3t &amp; HMA_signed.pdf</w:t>
+      </w:r>
+    </w:p>
+    <w:p>
+      <w:pPr>
+        <w:pStyle w:val="ListBullet"/>
+        <w:spacing w:before="0" w:after="60" w:line="264" w:lineRule="auto"/>
+        <w:ind w:left="504"/>
+      </w:pPr>
+      <w:r>
+        <w:rPr>
+          <w:rFonts w:ascii="Calibri" w:hAnsi="Calibri"/>
+          <w:color w:val="111111"/>
+          <w:sz w:val="19"/>
+        </w:rPr>
+        <w:t>project/docs/grant-review/submission-assets/screenshots/milestone-05-pilot-contract-drive-preview.png</w:t>
+      </w:r>
+    </w:p>
+    <w:p>
+      <w:pPr>
+        <w:pStyle w:val="Heading1"/>
+        <w:spacing w:before="280" w:after="120" w:line="264" w:lineRule="auto"/>
+      </w:pPr>
+      <w:r>
+        <w:rPr>
+          <w:rFonts w:ascii="Calibri" w:hAnsi="Calibri"/>
+          <w:b/>
+          <w:color w:val="2E74B5"/>
+          <w:sz w:val="32"/>
+        </w:rPr>
+        <w:t>Milestone 6: Add role based admin workflows and reporting exports</w:t>
+      </w:r>
+    </w:p>
+    <w:p>
+      <w:pPr>
+        <w:spacing w:before="0" w:after="140" w:line="264" w:lineRule="auto"/>
+      </w:pPr>
+      <w:r>
+        <w:rPr>
+          <w:rFonts w:ascii="Calibri" w:hAnsi="Calibri"/>
+          <w:color w:val="111111"/>
+          <w:sz w:val="21"/>
+        </w:rPr>
+        <w:t>Status: Completed.</w:t>
+      </w:r>
+    </w:p>
+    <w:p>
+      <w:pPr>
+        <w:spacing w:before="0" w:after="140" w:line="264" w:lineRule="auto"/>
+      </w:pPr>
+      <w:r>
+        <w:rPr>
+          <w:rFonts w:ascii="Calibri" w:hAnsi="Calibri"/>
+          <w:color w:val="111111"/>
+          <w:sz w:val="21"/>
+        </w:rPr>
+        <w:t>Reviewer job detail shows role-scoped workspace access, JSON export, evidence bundle, confirmed anchor, block number, and explorer link.</w:t>
+      </w:r>
+    </w:p>
+    <w:p>
+      <w:pPr>
+        <w:spacing w:before="0" w:after="40" w:line="264" w:lineRule="auto"/>
+        <w:jc w:val="center"/>
+      </w:pPr>
+      <w:r>
+        <w:drawing>
+          <wp:inline xmlns:a="http://schemas.openxmlformats.org/drawingml/2006/main" xmlns:pic="http://schemas.openxmlformats.org/drawingml/2006/picture">
+            <wp:extent cx="5806440" cy="3304851"/>
+            <wp:docPr id="8" name="Picture 8"/>
+            <wp:cNvGraphicFramePr>
+              <a:graphicFrameLocks noChangeAspect="1"/>
+            </wp:cNvGraphicFramePr>
+            <a:graphic>
+              <a:graphicData uri="http://schemas.openxmlformats.org/drawingml/2006/picture">
+                <pic:pic>
+                  <pic:nvPicPr>
+                    <pic:cNvPr id="0" name="milestone-06-rbac-reporting-exports.png"/>
+                    <pic:cNvPicPr/>
+                  </pic:nvPicPr>
+                  <pic:blipFill>
+                    <a:blip r:embed="rId22"/>
+                    <a:stretch>
+                      <a:fillRect/>
+                    </a:stretch>
+                  </pic:blipFill>
+                  <pic:spPr>
+                    <a:xfrm>
+                      <a:off x="0" y="0"/>
+                      <a:ext cx="5806440" cy="3304851"/>
+                    </a:xfrm>
+                    <a:prstGeom prst="rect"/>
+                  </pic:spPr>
+                </pic:pic>
+              </a:graphicData>
+            </a:graphic>
+          </wp:inline>
+        </w:drawing>
+      </w:r>
+    </w:p>
+    <w:p>
+      <w:pPr>
+        <w:spacing w:before="0" w:after="180" w:line="240" w:lineRule="auto"/>
+        <w:jc w:val="center"/>
+      </w:pPr>
+      <w:r>
+        <w:rPr>
+          <w:rFonts w:ascii="Calibri" w:hAnsi="Calibri"/>
+          <w:i/>
+          <w:color w:val="4B5563"/>
+          <w:sz w:val="16"/>
+        </w:rPr>
+        <w:t>Milestone 6 evidence screenshot.</w:t>
+      </w:r>
+    </w:p>
+    <w:p>
+      <w:pPr>
+        <w:spacing w:before="0" w:after="60" w:line="264" w:lineRule="auto"/>
+      </w:pPr>
+      <w:r>
+        <w:rPr>
+          <w:rFonts w:ascii="Calibri" w:hAnsi="Calibri"/>
+          <w:b/>
+          <w:color w:val="111111"/>
+          <w:sz w:val="19"/>
+        </w:rPr>
+        <w:t xml:space="preserve">Live app: </w:t>
+      </w:r>
+      <w:hyperlink r:id="rId11">
+        <w:r>
+          <w:rPr>
+            <w:color w:val="2E74B5"/>
+            <w:u w:val="single"/>
+          </w:rPr>
+          <w:t>https://buildgames.forg3t.io</w:t>
+        </w:r>
+      </w:hyperlink>
+    </w:p>
+    <w:p>
+      <w:pPr>
+        <w:spacing w:before="0" w:after="140" w:line="264" w:lineRule="auto"/>
+      </w:pPr>
+      <w:r>
+        <w:rPr>
+          <w:rFonts w:ascii="Calibri" w:hAnsi="Calibri"/>
+          <w:color w:val="111111"/>
+          <w:sz w:val="21"/>
+        </w:rPr>
+        <w:t>Repository and evidence artifacts:</w:t>
+      </w:r>
+    </w:p>
+    <w:p>
+      <w:pPr>
+        <w:pStyle w:val="ListBullet"/>
+        <w:spacing w:before="0" w:after="60" w:line="264" w:lineRule="auto"/>
+        <w:ind w:left="504"/>
+      </w:pPr>
+      <w:r>
+        <w:rPr>
+          <w:rFonts w:ascii="Calibri" w:hAnsi="Calibri"/>
+          <w:color w:val="111111"/>
+          <w:sz w:val="19"/>
+        </w:rPr>
+        <w:t>project/src/lib/domainUtils.ts</w:t>
+      </w:r>
+    </w:p>
+    <w:p>
+      <w:pPr>
+        <w:pStyle w:val="ListBullet"/>
+        <w:spacing w:before="0" w:after="60" w:line="264" w:lineRule="auto"/>
+        <w:ind w:left="504"/>
+      </w:pPr>
+      <w:r>
+        <w:rPr>
+          <w:rFonts w:ascii="Calibri" w:hAnsi="Calibri"/>
+          <w:color w:val="111111"/>
+          <w:sz w:val="19"/>
+        </w:rPr>
+        <w:t>project/src/lib/domainUtils.test.ts</w:t>
+      </w:r>
+    </w:p>
+    <w:p>
+      <w:pPr>
+        <w:pStyle w:val="ListBullet"/>
+        <w:spacing w:before="0" w:after="60" w:line="264" w:lineRule="auto"/>
+        <w:ind w:left="504"/>
+      </w:pPr>
+      <w:r>
+        <w:rPr>
+          <w:rFonts w:ascii="Calibri" w:hAnsi="Calibri"/>
+          <w:color w:val="111111"/>
+          <w:sz w:val="19"/>
+        </w:rPr>
+        <w:t>project/src/pages/Settings.tsx</w:t>
+      </w:r>
+    </w:p>
+    <w:p>
+      <w:pPr>
+        <w:pStyle w:val="ListBullet"/>
+        <w:spacing w:before="0" w:after="60" w:line="264" w:lineRule="auto"/>
+        <w:ind w:left="504"/>
+      </w:pPr>
+      <w:r>
+        <w:rPr>
+          <w:rFonts w:ascii="Calibri" w:hAnsi="Calibri"/>
+          <w:color w:val="111111"/>
+          <w:sz w:val="19"/>
+        </w:rPr>
+        <w:t>project/supabase/functions/reports/index.ts</w:t>
+      </w:r>
+    </w:p>
+    <w:p>
+      <w:pPr>
+        <w:pStyle w:val="ListBullet"/>
+        <w:spacing w:before="0" w:after="60" w:line="264" w:lineRule="auto"/>
+        <w:ind w:left="504"/>
+      </w:pPr>
+      <w:r>
+        <w:rPr>
+          <w:rFonts w:ascii="Calibri" w:hAnsi="Calibri"/>
+          <w:color w:val="111111"/>
+          <w:sz w:val="19"/>
+        </w:rPr>
+        <w:t>project/supabase/functions/_shared/rbac.ts</w:t>
       </w:r>
     </w:p>
     <w:p>
@@ -1112,3150 +3247,55 @@
     </w:p>
     <w:p>
       <w:pPr>
-        <w:spacing w:after="40"/>
+        <w:pStyle w:val="Heading1"/>
+        <w:spacing w:before="280" w:after="120" w:line="264" w:lineRule="auto"/>
       </w:pPr>
       <w:r>
         <w:rPr>
+          <w:rFonts w:ascii="Calibri" w:hAnsi="Calibri"/>
           <w:b/>
-          <w:color w:val="E84142"/>
-          <w:sz w:val="16"/>
+          <w:color w:val="2E74B5"/>
+          <w:sz w:val="32"/>
         </w:rPr>
-        <w:t>MILESTONE COMPLETION MATRIX</w:t>
+        <w:t>Milestone 7: Introduce repeatable verification pipelines for multiple unlearning jobs</w:t>
       </w:r>
     </w:p>
     <w:p>
       <w:pPr>
-        <w:pStyle w:val="Heading1"/>
-        <w:spacing w:before="200" w:after="100"/>
+        <w:spacing w:before="0" w:after="140" w:line="264" w:lineRule="auto"/>
       </w:pPr>
       <w:r>
         <w:rPr>
-          <w:color w:val="111827"/>
+          <w:rFonts w:ascii="Calibri" w:hAnsi="Calibri"/>
+          <w:color w:val="111111"/>
+          <w:sz w:val="21"/>
         </w:rPr>
-        <w:t>Avalanche Phase 2 Milestones</w:t>
-      </w:r>
-    </w:p>
-    <w:tbl>
-      <w:tblPr>
-        <w:tblW w:type="auto" w:w="0"/>
-        <w:jc w:val="center"/>
-        <w:tblLook w:firstColumn="1" w:firstRow="1" w:lastColumn="0" w:lastRow="0" w:noHBand="0" w:noVBand="1" w:val="04A0"/>
-      </w:tblPr>
-      <w:tblGrid>
-        <w:gridCol w:w="1502"/>
-        <w:gridCol w:w="1502"/>
-        <w:gridCol w:w="1502"/>
-        <w:gridCol w:w="1502"/>
-        <w:gridCol w:w="1502"/>
-        <w:gridCol w:w="1502"/>
-        <w:gridCol w:w="1502"/>
-      </w:tblGrid>
-      <w:tr>
-        <w:tc>
-          <w:tcPr>
-            <w:tcW w:type="dxa" w:w="1502"/>
-            <w:shd w:fill="111827"/>
-            <w:tcBorders>
-              <w:top w:val="single" w:sz="8" w:space="0" w:color="111827"/>
-              <w:left w:val="single" w:sz="8" w:space="0" w:color="111827"/>
-              <w:bottom w:val="single" w:sz="8" w:space="0" w:color="111827"/>
-              <w:right w:val="single" w:sz="8" w:space="0" w:color="111827"/>
-            </w:tcBorders>
-          </w:tcPr>
-          <w:p>
-            <w:pPr>
-              <w:spacing w:after="0"/>
-            </w:pPr>
-            <w:r/>
-            <w:r>
-              <w:rPr>
-                <w:b/>
-                <w:color w:val="FFFFFF"/>
-                <w:sz w:val="16"/>
-              </w:rPr>
-              <w:t>Milestone</w:t>
-            </w:r>
-          </w:p>
-        </w:tc>
-        <w:tc>
-          <w:tcPr>
-            <w:tcW w:type="dxa" w:w="1502"/>
-            <w:shd w:fill="111827"/>
-            <w:tcBorders>
-              <w:top w:val="single" w:sz="8" w:space="0" w:color="111827"/>
-              <w:left w:val="single" w:sz="8" w:space="0" w:color="111827"/>
-              <w:bottom w:val="single" w:sz="8" w:space="0" w:color="111827"/>
-              <w:right w:val="single" w:sz="8" w:space="0" w:color="111827"/>
-            </w:tcBorders>
-          </w:tcPr>
-          <w:p>
-            <w:pPr>
-              <w:spacing w:after="0"/>
-            </w:pPr>
-            <w:r/>
-            <w:r>
-              <w:rPr>
-                <w:b/>
-                <w:color w:val="FFFFFF"/>
-                <w:sz w:val="16"/>
-              </w:rPr>
-              <w:t>Status</w:t>
-            </w:r>
-          </w:p>
-        </w:tc>
-        <w:tc>
-          <w:tcPr>
-            <w:tcW w:type="dxa" w:w="1502"/>
-            <w:shd w:fill="111827"/>
-            <w:tcBorders>
-              <w:top w:val="single" w:sz="8" w:space="0" w:color="111827"/>
-              <w:left w:val="single" w:sz="8" w:space="0" w:color="111827"/>
-              <w:bottom w:val="single" w:sz="8" w:space="0" w:color="111827"/>
-              <w:right w:val="single" w:sz="8" w:space="0" w:color="111827"/>
-            </w:tcBorders>
-          </w:tcPr>
-          <w:p>
-            <w:pPr>
-              <w:spacing w:after="0"/>
-            </w:pPr>
-            <w:r/>
-            <w:r>
-              <w:rPr>
-                <w:b/>
-                <w:color w:val="FFFFFF"/>
-                <w:sz w:val="16"/>
-              </w:rPr>
-              <w:t>Evidence</w:t>
-            </w:r>
-          </w:p>
-        </w:tc>
-        <w:tc>
-          <w:tcPr>
-            <w:tcW w:type="dxa" w:w="1502"/>
-            <w:shd w:fill="111827"/>
-            <w:tcBorders>
-              <w:top w:val="single" w:sz="8" w:space="0" w:color="111827"/>
-              <w:left w:val="single" w:sz="8" w:space="0" w:color="111827"/>
-              <w:bottom w:val="single" w:sz="8" w:space="0" w:color="111827"/>
-              <w:right w:val="single" w:sz="8" w:space="0" w:color="111827"/>
-            </w:tcBorders>
-          </w:tcPr>
-          <w:p>
-            <w:pPr>
-              <w:spacing w:after="0"/>
-            </w:pPr>
-            <w:r/>
-            <w:r>
-              <w:rPr>
-                <w:b/>
-                <w:color w:val="FFFFFF"/>
-                <w:sz w:val="16"/>
-              </w:rPr>
-              <w:t>Main proof</w:t>
-            </w:r>
-          </w:p>
-        </w:tc>
-        <w:tc>
-          <w:tcPr>
-            <w:tcW w:type="dxa" w:w="1502"/>
-            <w:shd w:fill="111827"/>
-            <w:tcBorders>
-              <w:top w:val="single" w:sz="8" w:space="0" w:color="111827"/>
-              <w:left w:val="single" w:sz="8" w:space="0" w:color="111827"/>
-              <w:bottom w:val="single" w:sz="8" w:space="0" w:color="111827"/>
-              <w:right w:val="single" w:sz="8" w:space="0" w:color="111827"/>
-            </w:tcBorders>
-          </w:tcPr>
-          <w:p>
-            <w:pPr>
-              <w:spacing w:after="0"/>
-            </w:pPr>
-            <w:r/>
-            <w:r>
-              <w:rPr>
-                <w:b/>
-                <w:color w:val="FFFFFF"/>
-                <w:sz w:val="16"/>
-              </w:rPr>
-              <w:t>Risk</w:t>
-            </w:r>
-          </w:p>
-        </w:tc>
-        <w:tc>
-          <w:tcPr>
-            <w:tcW w:type="dxa" w:w="1502"/>
-            <w:shd w:fill="111827"/>
-            <w:tcBorders>
-              <w:top w:val="single" w:sz="8" w:space="0" w:color="111827"/>
-              <w:left w:val="single" w:sz="8" w:space="0" w:color="111827"/>
-              <w:bottom w:val="single" w:sz="8" w:space="0" w:color="111827"/>
-              <w:right w:val="single" w:sz="8" w:space="0" w:color="111827"/>
-            </w:tcBorders>
-          </w:tcPr>
-          <w:p>
-            <w:pPr>
-              <w:spacing w:after="0"/>
-            </w:pPr>
-            <w:r/>
-            <w:r>
-              <w:rPr>
-                <w:b/>
-                <w:color w:val="FFFFFF"/>
-                <w:sz w:val="16"/>
-              </w:rPr>
-              <w:t>Owner</w:t>
-            </w:r>
-          </w:p>
-        </w:tc>
-        <w:tc>
-          <w:tcPr>
-            <w:tcW w:type="dxa" w:w="1502"/>
-            <w:shd w:fill="111827"/>
-            <w:tcBorders>
-              <w:top w:val="single" w:sz="8" w:space="0" w:color="111827"/>
-              <w:left w:val="single" w:sz="8" w:space="0" w:color="111827"/>
-              <w:bottom w:val="single" w:sz="8" w:space="0" w:color="111827"/>
-              <w:right w:val="single" w:sz="8" w:space="0" w:color="111827"/>
-            </w:tcBorders>
-          </w:tcPr>
-          <w:p>
-            <w:pPr>
-              <w:spacing w:after="0"/>
-            </w:pPr>
-            <w:r/>
-            <w:r>
-              <w:rPr>
-                <w:b/>
-                <w:color w:val="FFFFFF"/>
-                <w:sz w:val="16"/>
-              </w:rPr>
-              <w:t>Effort</w:t>
-            </w:r>
-          </w:p>
-        </w:tc>
-      </w:tr>
-      <w:tr>
-        <w:tc>
-          <w:tcPr>
-            <w:tcW w:type="dxa" w:w="1502"/>
-            <w:shd w:fill="FFFFFF"/>
-            <w:tcBorders>
-              <w:top w:val="single" w:sz="8" w:space="0" w:color="E5E7EB"/>
-              <w:left w:val="single" w:sz="8" w:space="0" w:color="E5E7EB"/>
-              <w:bottom w:val="single" w:sz="8" w:space="0" w:color="E5E7EB"/>
-              <w:right w:val="single" w:sz="8" w:space="0" w:color="E5E7EB"/>
-            </w:tcBorders>
-          </w:tcPr>
-          <w:p>
-            <w:pPr>
-              <w:spacing w:after="0"/>
-            </w:pPr>
-            <w:r/>
-            <w:r>
-              <w:rPr>
-                <w:b/>
-                <w:color w:val="111827"/>
-                <w:sz w:val="16"/>
-              </w:rPr>
-              <w:t>1. Production-grade evidence anchoring on Avalanche</w:t>
-            </w:r>
-          </w:p>
-        </w:tc>
-        <w:tc>
-          <w:tcPr>
-            <w:tcW w:type="dxa" w:w="1502"/>
-            <w:shd w:fill="FFFFFF"/>
-            <w:tcBorders>
-              <w:top w:val="single" w:sz="8" w:space="0" w:color="E5E7EB"/>
-              <w:left w:val="single" w:sz="8" w:space="0" w:color="E5E7EB"/>
-              <w:bottom w:val="single" w:sz="8" w:space="0" w:color="E5E7EB"/>
-              <w:right w:val="single" w:sz="8" w:space="0" w:color="E5E7EB"/>
-            </w:tcBorders>
-          </w:tcPr>
-          <w:p>
-            <w:pPr>
-              <w:spacing w:after="0"/>
-            </w:pPr>
-            <w:r>
-              <w:rPr>
-                <w:color w:val="059669"/>
-              </w:rPr>
-            </w:r>
-            <w:r>
-              <w:rPr>
-                <w:b w:val="0"/>
-                <w:color w:val="4B5563"/>
-                <w:sz w:val="16"/>
-              </w:rPr>
-              <w:t>Completed</w:t>
-            </w:r>
-          </w:p>
-        </w:tc>
-        <w:tc>
-          <w:tcPr>
-            <w:tcW w:type="dxa" w:w="1502"/>
-            <w:shd w:fill="FFFFFF"/>
-            <w:tcBorders>
-              <w:top w:val="single" w:sz="8" w:space="0" w:color="E5E7EB"/>
-              <w:left w:val="single" w:sz="8" w:space="0" w:color="E5E7EB"/>
-              <w:bottom w:val="single" w:sz="8" w:space="0" w:color="E5E7EB"/>
-              <w:right w:val="single" w:sz="8" w:space="0" w:color="E5E7EB"/>
-            </w:tcBorders>
-          </w:tcPr>
-          <w:p>
-            <w:pPr>
-              <w:spacing w:after="0"/>
-            </w:pPr>
-            <w:r/>
-            <w:r>
-              <w:rPr>
-                <w:b w:val="0"/>
-                <w:color w:val="4B5563"/>
-                <w:sz w:val="16"/>
-              </w:rPr>
-              <w:t>Strong</w:t>
-            </w:r>
-          </w:p>
-        </w:tc>
-        <w:tc>
-          <w:tcPr>
-            <w:tcW w:type="dxa" w:w="1502"/>
-            <w:shd w:fill="FFFFFF"/>
-            <w:tcBorders>
-              <w:top w:val="single" w:sz="8" w:space="0" w:color="E5E7EB"/>
-              <w:left w:val="single" w:sz="8" w:space="0" w:color="E5E7EB"/>
-              <w:bottom w:val="single" w:sz="8" w:space="0" w:color="E5E7EB"/>
-              <w:right w:val="single" w:sz="8" w:space="0" w:color="E5E7EB"/>
-            </w:tcBorders>
-          </w:tcPr>
-          <w:p>
-            <w:pPr>
-              <w:spacing w:after="0"/>
-            </w:pPr>
-            <w:r/>
-            <w:r>
-              <w:rPr>
-                <w:b w:val="0"/>
-                <w:color w:val="4B5563"/>
-                <w:sz w:val="15"/>
-              </w:rPr>
-              <w:t>Live mainnet tx; Edge Function anchor path; transaction hash/network/block/explorer surfaced.</w:t>
-            </w:r>
-          </w:p>
-        </w:tc>
-        <w:tc>
-          <w:tcPr>
-            <w:tcW w:type="dxa" w:w="1502"/>
-            <w:shd w:fill="FFFFFF"/>
-            <w:tcBorders>
-              <w:top w:val="single" w:sz="8" w:space="0" w:color="E5E7EB"/>
-              <w:left w:val="single" w:sz="8" w:space="0" w:color="E5E7EB"/>
-              <w:bottom w:val="single" w:sz="8" w:space="0" w:color="E5E7EB"/>
-              <w:right w:val="single" w:sz="8" w:space="0" w:color="E5E7EB"/>
-            </w:tcBorders>
-          </w:tcPr>
-          <w:p>
-            <w:pPr>
-              <w:spacing w:after="0"/>
-            </w:pPr>
-            <w:r/>
-            <w:r>
-              <w:rPr>
-                <w:b w:val="0"/>
-                <w:color w:val="4B5563"/>
-                <w:sz w:val="16"/>
-              </w:rPr>
-              <w:t>Low</w:t>
-            </w:r>
-          </w:p>
-        </w:tc>
-        <w:tc>
-          <w:tcPr>
-            <w:tcW w:type="dxa" w:w="1502"/>
-            <w:shd w:fill="FFFFFF"/>
-            <w:tcBorders>
-              <w:top w:val="single" w:sz="8" w:space="0" w:color="E5E7EB"/>
-              <w:left w:val="single" w:sz="8" w:space="0" w:color="E5E7EB"/>
-              <w:bottom w:val="single" w:sz="8" w:space="0" w:color="E5E7EB"/>
-              <w:right w:val="single" w:sz="8" w:space="0" w:color="E5E7EB"/>
-            </w:tcBorders>
-          </w:tcPr>
-          <w:p>
-            <w:pPr>
-              <w:spacing w:after="0"/>
-            </w:pPr>
-            <w:r/>
-            <w:r>
-              <w:rPr>
-                <w:b w:val="0"/>
-                <w:color w:val="4B5563"/>
-                <w:sz w:val="16"/>
-              </w:rPr>
-              <w:t>Engineering</w:t>
-            </w:r>
-          </w:p>
-        </w:tc>
-        <w:tc>
-          <w:tcPr>
-            <w:tcW w:type="dxa" w:w="1502"/>
-            <w:shd w:fill="FFFFFF"/>
-            <w:tcBorders>
-              <w:top w:val="single" w:sz="8" w:space="0" w:color="E5E7EB"/>
-              <w:left w:val="single" w:sz="8" w:space="0" w:color="E5E7EB"/>
-              <w:bottom w:val="single" w:sz="8" w:space="0" w:color="E5E7EB"/>
-              <w:right w:val="single" w:sz="8" w:space="0" w:color="E5E7EB"/>
-            </w:tcBorders>
-          </w:tcPr>
-          <w:p>
-            <w:pPr>
-              <w:spacing w:after="0"/>
-            </w:pPr>
-            <w:r/>
-            <w:r>
-              <w:rPr>
-                <w:b w:val="0"/>
-                <w:color w:val="4B5563"/>
-                <w:sz w:val="16"/>
-              </w:rPr>
-              <w:t>Done</w:t>
-            </w:r>
-          </w:p>
-        </w:tc>
-      </w:tr>
-      <w:tr>
-        <w:tc>
-          <w:tcPr>
-            <w:tcW w:type="dxa" w:w="1502"/>
-            <w:shd w:fill="FFFFFF"/>
-            <w:tcBorders>
-              <w:top w:val="single" w:sz="8" w:space="0" w:color="E5E7EB"/>
-              <w:left w:val="single" w:sz="8" w:space="0" w:color="E5E7EB"/>
-              <w:bottom w:val="single" w:sz="8" w:space="0" w:color="E5E7EB"/>
-              <w:right w:val="single" w:sz="8" w:space="0" w:color="E5E7EB"/>
-            </w:tcBorders>
-          </w:tcPr>
-          <w:p>
-            <w:pPr>
-              <w:spacing w:after="0"/>
-            </w:pPr>
-            <w:r/>
-            <w:r>
-              <w:rPr>
-                <w:b/>
-                <w:color w:val="111827"/>
-                <w:sz w:val="16"/>
-              </w:rPr>
-              <w:t>2. Drag-and-drop verification for auditors and third parties</w:t>
-            </w:r>
-          </w:p>
-        </w:tc>
-        <w:tc>
-          <w:tcPr>
-            <w:tcW w:type="dxa" w:w="1502"/>
-            <w:shd w:fill="FFFFFF"/>
-            <w:tcBorders>
-              <w:top w:val="single" w:sz="8" w:space="0" w:color="E5E7EB"/>
-              <w:left w:val="single" w:sz="8" w:space="0" w:color="E5E7EB"/>
-              <w:bottom w:val="single" w:sz="8" w:space="0" w:color="E5E7EB"/>
-              <w:right w:val="single" w:sz="8" w:space="0" w:color="E5E7EB"/>
-            </w:tcBorders>
-          </w:tcPr>
-          <w:p>
-            <w:pPr>
-              <w:spacing w:after="0"/>
-            </w:pPr>
-            <w:r>
-              <w:rPr>
-                <w:color w:val="059669"/>
-              </w:rPr>
-            </w:r>
-            <w:r>
-              <w:rPr>
-                <w:b w:val="0"/>
-                <w:color w:val="4B5563"/>
-                <w:sz w:val="16"/>
-              </w:rPr>
-              <w:t>Completed</w:t>
-            </w:r>
-          </w:p>
-        </w:tc>
-        <w:tc>
-          <w:tcPr>
-            <w:tcW w:type="dxa" w:w="1502"/>
-            <w:shd w:fill="FFFFFF"/>
-            <w:tcBorders>
-              <w:top w:val="single" w:sz="8" w:space="0" w:color="E5E7EB"/>
-              <w:left w:val="single" w:sz="8" w:space="0" w:color="E5E7EB"/>
-              <w:bottom w:val="single" w:sz="8" w:space="0" w:color="E5E7EB"/>
-              <w:right w:val="single" w:sz="8" w:space="0" w:color="E5E7EB"/>
-            </w:tcBorders>
-          </w:tcPr>
-          <w:p>
-            <w:pPr>
-              <w:spacing w:after="0"/>
-            </w:pPr>
-            <w:r/>
-            <w:r>
-              <w:rPr>
-                <w:b w:val="0"/>
-                <w:color w:val="4B5563"/>
-                <w:sz w:val="16"/>
-              </w:rPr>
-              <w:t>Strong</w:t>
-            </w:r>
-          </w:p>
-        </w:tc>
-        <w:tc>
-          <w:tcPr>
-            <w:tcW w:type="dxa" w:w="1502"/>
-            <w:shd w:fill="FFFFFF"/>
-            <w:tcBorders>
-              <w:top w:val="single" w:sz="8" w:space="0" w:color="E5E7EB"/>
-              <w:left w:val="single" w:sz="8" w:space="0" w:color="E5E7EB"/>
-              <w:bottom w:val="single" w:sz="8" w:space="0" w:color="E5E7EB"/>
-              <w:right w:val="single" w:sz="8" w:space="0" w:color="E5E7EB"/>
-            </w:tcBorders>
-          </w:tcPr>
-          <w:p>
-            <w:pPr>
-              <w:spacing w:after="0"/>
-            </w:pPr>
-            <w:r/>
-            <w:r>
-              <w:rPr>
-                <w:b w:val="0"/>
-                <w:color w:val="4B5563"/>
-                <w:sz w:val="15"/>
-              </w:rPr>
-              <w:t>JSON/PDF upload states; public verify route; valid/mismatch/pending/confirmed/failed handling.</w:t>
-            </w:r>
-          </w:p>
-        </w:tc>
-        <w:tc>
-          <w:tcPr>
-            <w:tcW w:type="dxa" w:w="1502"/>
-            <w:shd w:fill="FFFFFF"/>
-            <w:tcBorders>
-              <w:top w:val="single" w:sz="8" w:space="0" w:color="E5E7EB"/>
-              <w:left w:val="single" w:sz="8" w:space="0" w:color="E5E7EB"/>
-              <w:bottom w:val="single" w:sz="8" w:space="0" w:color="E5E7EB"/>
-              <w:right w:val="single" w:sz="8" w:space="0" w:color="E5E7EB"/>
-            </w:tcBorders>
-          </w:tcPr>
-          <w:p>
-            <w:pPr>
-              <w:spacing w:after="0"/>
-            </w:pPr>
-            <w:r/>
-            <w:r>
-              <w:rPr>
-                <w:b w:val="0"/>
-                <w:color w:val="4B5563"/>
-                <w:sz w:val="16"/>
-              </w:rPr>
-              <w:t>Low</w:t>
-            </w:r>
-          </w:p>
-        </w:tc>
-        <w:tc>
-          <w:tcPr>
-            <w:tcW w:type="dxa" w:w="1502"/>
-            <w:shd w:fill="FFFFFF"/>
-            <w:tcBorders>
-              <w:top w:val="single" w:sz="8" w:space="0" w:color="E5E7EB"/>
-              <w:left w:val="single" w:sz="8" w:space="0" w:color="E5E7EB"/>
-              <w:bottom w:val="single" w:sz="8" w:space="0" w:color="E5E7EB"/>
-              <w:right w:val="single" w:sz="8" w:space="0" w:color="E5E7EB"/>
-            </w:tcBorders>
-          </w:tcPr>
-          <w:p>
-            <w:pPr>
-              <w:spacing w:after="0"/>
-            </w:pPr>
-            <w:r/>
-            <w:r>
-              <w:rPr>
-                <w:b w:val="0"/>
-                <w:color w:val="4B5563"/>
-                <w:sz w:val="16"/>
-              </w:rPr>
-              <w:t>Frontend + Backend</w:t>
-            </w:r>
-          </w:p>
-        </w:tc>
-        <w:tc>
-          <w:tcPr>
-            <w:tcW w:type="dxa" w:w="1502"/>
-            <w:shd w:fill="FFFFFF"/>
-            <w:tcBorders>
-              <w:top w:val="single" w:sz="8" w:space="0" w:color="E5E7EB"/>
-              <w:left w:val="single" w:sz="8" w:space="0" w:color="E5E7EB"/>
-              <w:bottom w:val="single" w:sz="8" w:space="0" w:color="E5E7EB"/>
-              <w:right w:val="single" w:sz="8" w:space="0" w:color="E5E7EB"/>
-            </w:tcBorders>
-          </w:tcPr>
-          <w:p>
-            <w:pPr>
-              <w:spacing w:after="0"/>
-            </w:pPr>
-            <w:r/>
-            <w:r>
-              <w:rPr>
-                <w:b w:val="0"/>
-                <w:color w:val="4B5563"/>
-                <w:sz w:val="16"/>
-              </w:rPr>
-              <w:t>Done</w:t>
-            </w:r>
-          </w:p>
-        </w:tc>
-      </w:tr>
-      <w:tr>
-        <w:tc>
-          <w:tcPr>
-            <w:tcW w:type="dxa" w:w="1502"/>
-            <w:shd w:fill="FFFFFF"/>
-            <w:tcBorders>
-              <w:top w:val="single" w:sz="8" w:space="0" w:color="E5E7EB"/>
-              <w:left w:val="single" w:sz="8" w:space="0" w:color="E5E7EB"/>
-              <w:bottom w:val="single" w:sz="8" w:space="0" w:color="E5E7EB"/>
-              <w:right w:val="single" w:sz="8" w:space="0" w:color="E5E7EB"/>
-            </w:tcBorders>
-          </w:tcPr>
-          <w:p>
-            <w:pPr>
-              <w:spacing w:after="0"/>
-            </w:pPr>
-            <w:r/>
-            <w:r>
-              <w:rPr>
-                <w:b/>
-                <w:color w:val="111827"/>
-                <w:sz w:val="16"/>
-              </w:rPr>
-              <w:t>3. Job history, transaction visibility, evidence verification UX</w:t>
-            </w:r>
-          </w:p>
-        </w:tc>
-        <w:tc>
-          <w:tcPr>
-            <w:tcW w:type="dxa" w:w="1502"/>
-            <w:shd w:fill="FFFFFF"/>
-            <w:tcBorders>
-              <w:top w:val="single" w:sz="8" w:space="0" w:color="E5E7EB"/>
-              <w:left w:val="single" w:sz="8" w:space="0" w:color="E5E7EB"/>
-              <w:bottom w:val="single" w:sz="8" w:space="0" w:color="E5E7EB"/>
-              <w:right w:val="single" w:sz="8" w:space="0" w:color="E5E7EB"/>
-            </w:tcBorders>
-          </w:tcPr>
-          <w:p>
-            <w:pPr>
-              <w:spacing w:after="0"/>
-            </w:pPr>
-            <w:r>
-              <w:rPr>
-                <w:color w:val="059669"/>
-              </w:rPr>
-            </w:r>
-            <w:r>
-              <w:rPr>
-                <w:b w:val="0"/>
-                <w:color w:val="4B5563"/>
-                <w:sz w:val="16"/>
-              </w:rPr>
-              <w:t>Completed</w:t>
-            </w:r>
-          </w:p>
-        </w:tc>
-        <w:tc>
-          <w:tcPr>
-            <w:tcW w:type="dxa" w:w="1502"/>
-            <w:shd w:fill="FFFFFF"/>
-            <w:tcBorders>
-              <w:top w:val="single" w:sz="8" w:space="0" w:color="E5E7EB"/>
-              <w:left w:val="single" w:sz="8" w:space="0" w:color="E5E7EB"/>
-              <w:bottom w:val="single" w:sz="8" w:space="0" w:color="E5E7EB"/>
-              <w:right w:val="single" w:sz="8" w:space="0" w:color="E5E7EB"/>
-            </w:tcBorders>
-          </w:tcPr>
-          <w:p>
-            <w:pPr>
-              <w:spacing w:after="0"/>
-            </w:pPr>
-            <w:r/>
-            <w:r>
-              <w:rPr>
-                <w:b w:val="0"/>
-                <w:color w:val="4B5563"/>
-                <w:sz w:val="16"/>
-              </w:rPr>
-              <w:t>Strong</w:t>
-            </w:r>
-          </w:p>
-        </w:tc>
-        <w:tc>
-          <w:tcPr>
-            <w:tcW w:type="dxa" w:w="1502"/>
-            <w:shd w:fill="FFFFFF"/>
-            <w:tcBorders>
-              <w:top w:val="single" w:sz="8" w:space="0" w:color="E5E7EB"/>
-              <w:left w:val="single" w:sz="8" w:space="0" w:color="E5E7EB"/>
-              <w:bottom w:val="single" w:sz="8" w:space="0" w:color="E5E7EB"/>
-              <w:right w:val="single" w:sz="8" w:space="0" w:color="E5E7EB"/>
-            </w:tcBorders>
-          </w:tcPr>
-          <w:p>
-            <w:pPr>
-              <w:spacing w:after="0"/>
-            </w:pPr>
-            <w:r/>
-            <w:r>
-              <w:rPr>
-                <w:b w:val="0"/>
-                <w:color w:val="4B5563"/>
-                <w:sz w:val="16"/>
-              </w:rPr>
-              <w:t>Jobs list/detail, evidence detail, public verify link, anchor metadata, report exports.</w:t>
-            </w:r>
-          </w:p>
-        </w:tc>
-        <w:tc>
-          <w:tcPr>
-            <w:tcW w:type="dxa" w:w="1502"/>
-            <w:shd w:fill="FFFFFF"/>
-            <w:tcBorders>
-              <w:top w:val="single" w:sz="8" w:space="0" w:color="E5E7EB"/>
-              <w:left w:val="single" w:sz="8" w:space="0" w:color="E5E7EB"/>
-              <w:bottom w:val="single" w:sz="8" w:space="0" w:color="E5E7EB"/>
-              <w:right w:val="single" w:sz="8" w:space="0" w:color="E5E7EB"/>
-            </w:tcBorders>
-          </w:tcPr>
-          <w:p>
-            <w:pPr>
-              <w:spacing w:after="0"/>
-            </w:pPr>
-            <w:r/>
-            <w:r>
-              <w:rPr>
-                <w:b w:val="0"/>
-                <w:color w:val="4B5563"/>
-                <w:sz w:val="16"/>
-              </w:rPr>
-              <w:t>Low</w:t>
-            </w:r>
-          </w:p>
-        </w:tc>
-        <w:tc>
-          <w:tcPr>
-            <w:tcW w:type="dxa" w:w="1502"/>
-            <w:shd w:fill="FFFFFF"/>
-            <w:tcBorders>
-              <w:top w:val="single" w:sz="8" w:space="0" w:color="E5E7EB"/>
-              <w:left w:val="single" w:sz="8" w:space="0" w:color="E5E7EB"/>
-              <w:bottom w:val="single" w:sz="8" w:space="0" w:color="E5E7EB"/>
-              <w:right w:val="single" w:sz="8" w:space="0" w:color="E5E7EB"/>
-            </w:tcBorders>
-          </w:tcPr>
-          <w:p>
-            <w:pPr>
-              <w:spacing w:after="0"/>
-            </w:pPr>
-            <w:r/>
-            <w:r>
-              <w:rPr>
-                <w:b w:val="0"/>
-                <w:color w:val="4B5563"/>
-                <w:sz w:val="16"/>
-              </w:rPr>
-              <w:t>Product Engineering</w:t>
-            </w:r>
-          </w:p>
-        </w:tc>
-        <w:tc>
-          <w:tcPr>
-            <w:tcW w:type="dxa" w:w="1502"/>
-            <w:shd w:fill="FFFFFF"/>
-            <w:tcBorders>
-              <w:top w:val="single" w:sz="8" w:space="0" w:color="E5E7EB"/>
-              <w:left w:val="single" w:sz="8" w:space="0" w:color="E5E7EB"/>
-              <w:bottom w:val="single" w:sz="8" w:space="0" w:color="E5E7EB"/>
-              <w:right w:val="single" w:sz="8" w:space="0" w:color="E5E7EB"/>
-            </w:tcBorders>
-          </w:tcPr>
-          <w:p>
-            <w:pPr>
-              <w:spacing w:after="0"/>
-            </w:pPr>
-            <w:r/>
-            <w:r>
-              <w:rPr>
-                <w:b w:val="0"/>
-                <w:color w:val="4B5563"/>
-                <w:sz w:val="16"/>
-              </w:rPr>
-              <w:t>Done</w:t>
-            </w:r>
-          </w:p>
-        </w:tc>
-      </w:tr>
-      <w:tr>
-        <w:tc>
-          <w:tcPr>
-            <w:tcW w:type="dxa" w:w="1502"/>
-            <w:shd w:fill="FFFFFF"/>
-            <w:tcBorders>
-              <w:top w:val="single" w:sz="8" w:space="0" w:color="E5E7EB"/>
-              <w:left w:val="single" w:sz="8" w:space="0" w:color="E5E7EB"/>
-              <w:bottom w:val="single" w:sz="8" w:space="0" w:color="E5E7EB"/>
-              <w:right w:val="single" w:sz="8" w:space="0" w:color="E5E7EB"/>
-            </w:tcBorders>
-          </w:tcPr>
-          <w:p>
-            <w:pPr>
-              <w:spacing w:after="0"/>
-            </w:pPr>
-            <w:r/>
-            <w:r>
-              <w:rPr>
-                <w:b/>
-                <w:color w:val="111827"/>
-                <w:sz w:val="16"/>
-              </w:rPr>
-              <w:t>4. Technical architecture and compliance workflow documentation</w:t>
-            </w:r>
-          </w:p>
-        </w:tc>
-        <w:tc>
-          <w:tcPr>
-            <w:tcW w:type="dxa" w:w="1502"/>
-            <w:shd w:fill="FFFFFF"/>
-            <w:tcBorders>
-              <w:top w:val="single" w:sz="8" w:space="0" w:color="E5E7EB"/>
-              <w:left w:val="single" w:sz="8" w:space="0" w:color="E5E7EB"/>
-              <w:bottom w:val="single" w:sz="8" w:space="0" w:color="E5E7EB"/>
-              <w:right w:val="single" w:sz="8" w:space="0" w:color="E5E7EB"/>
-            </w:tcBorders>
-          </w:tcPr>
-          <w:p>
-            <w:pPr>
-              <w:spacing w:after="0"/>
-            </w:pPr>
-            <w:r>
-              <w:rPr>
-                <w:color w:val="059669"/>
-              </w:rPr>
-            </w:r>
-            <w:r>
-              <w:rPr>
-                <w:b w:val="0"/>
-                <w:color w:val="4B5563"/>
-                <w:sz w:val="16"/>
-              </w:rPr>
-              <w:t>Completed</w:t>
-            </w:r>
-          </w:p>
-        </w:tc>
-        <w:tc>
-          <w:tcPr>
-            <w:tcW w:type="dxa" w:w="1502"/>
-            <w:shd w:fill="FFFFFF"/>
-            <w:tcBorders>
-              <w:top w:val="single" w:sz="8" w:space="0" w:color="E5E7EB"/>
-              <w:left w:val="single" w:sz="8" w:space="0" w:color="E5E7EB"/>
-              <w:bottom w:val="single" w:sz="8" w:space="0" w:color="E5E7EB"/>
-              <w:right w:val="single" w:sz="8" w:space="0" w:color="E5E7EB"/>
-            </w:tcBorders>
-          </w:tcPr>
-          <w:p>
-            <w:pPr>
-              <w:spacing w:after="0"/>
-            </w:pPr>
-            <w:r/>
-            <w:r>
-              <w:rPr>
-                <w:b w:val="0"/>
-                <w:color w:val="4B5563"/>
-                <w:sz w:val="16"/>
-              </w:rPr>
-              <w:t>Strong</w:t>
-            </w:r>
-          </w:p>
-        </w:tc>
-        <w:tc>
-          <w:tcPr>
-            <w:tcW w:type="dxa" w:w="1502"/>
-            <w:shd w:fill="FFFFFF"/>
-            <w:tcBorders>
-              <w:top w:val="single" w:sz="8" w:space="0" w:color="E5E7EB"/>
-              <w:left w:val="single" w:sz="8" w:space="0" w:color="E5E7EB"/>
-              <w:bottom w:val="single" w:sz="8" w:space="0" w:color="E5E7EB"/>
-              <w:right w:val="single" w:sz="8" w:space="0" w:color="E5E7EB"/>
-            </w:tcBorders>
-          </w:tcPr>
-          <w:p>
-            <w:pPr>
-              <w:spacing w:after="0"/>
-            </w:pPr>
-            <w:r/>
-            <w:r>
-              <w:rPr>
-                <w:b w:val="0"/>
-                <w:color w:val="4B5563"/>
-                <w:sz w:val="16"/>
-              </w:rPr>
-              <w:t>Architecture, readiness, reviewer runbook, API and Avalanche article docs committed.</w:t>
-            </w:r>
-          </w:p>
-        </w:tc>
-        <w:tc>
-          <w:tcPr>
-            <w:tcW w:type="dxa" w:w="1502"/>
-            <w:shd w:fill="FFFFFF"/>
-            <w:tcBorders>
-              <w:top w:val="single" w:sz="8" w:space="0" w:color="E5E7EB"/>
-              <w:left w:val="single" w:sz="8" w:space="0" w:color="E5E7EB"/>
-              <w:bottom w:val="single" w:sz="8" w:space="0" w:color="E5E7EB"/>
-              <w:right w:val="single" w:sz="8" w:space="0" w:color="E5E7EB"/>
-            </w:tcBorders>
-          </w:tcPr>
-          <w:p>
-            <w:pPr>
-              <w:spacing w:after="0"/>
-            </w:pPr>
-            <w:r/>
-            <w:r>
-              <w:rPr>
-                <w:b w:val="0"/>
-                <w:color w:val="4B5563"/>
-                <w:sz w:val="16"/>
-              </w:rPr>
-              <w:t>Low</w:t>
-            </w:r>
-          </w:p>
-        </w:tc>
-        <w:tc>
-          <w:tcPr>
-            <w:tcW w:type="dxa" w:w="1502"/>
-            <w:shd w:fill="FFFFFF"/>
-            <w:tcBorders>
-              <w:top w:val="single" w:sz="8" w:space="0" w:color="E5E7EB"/>
-              <w:left w:val="single" w:sz="8" w:space="0" w:color="E5E7EB"/>
-              <w:bottom w:val="single" w:sz="8" w:space="0" w:color="E5E7EB"/>
-              <w:right w:val="single" w:sz="8" w:space="0" w:color="E5E7EB"/>
-            </w:tcBorders>
-          </w:tcPr>
-          <w:p>
-            <w:pPr>
-              <w:spacing w:after="0"/>
-            </w:pPr>
-            <w:r/>
-            <w:r>
-              <w:rPr>
-                <w:b w:val="0"/>
-                <w:color w:val="4B5563"/>
-                <w:sz w:val="16"/>
-              </w:rPr>
-              <w:t>Engineering + Docs</w:t>
-            </w:r>
-          </w:p>
-        </w:tc>
-        <w:tc>
-          <w:tcPr>
-            <w:tcW w:type="dxa" w:w="1502"/>
-            <w:shd w:fill="FFFFFF"/>
-            <w:tcBorders>
-              <w:top w:val="single" w:sz="8" w:space="0" w:color="E5E7EB"/>
-              <w:left w:val="single" w:sz="8" w:space="0" w:color="E5E7EB"/>
-              <w:bottom w:val="single" w:sz="8" w:space="0" w:color="E5E7EB"/>
-              <w:right w:val="single" w:sz="8" w:space="0" w:color="E5E7EB"/>
-            </w:tcBorders>
-          </w:tcPr>
-          <w:p>
-            <w:pPr>
-              <w:spacing w:after="0"/>
-            </w:pPr>
-            <w:r/>
-            <w:r>
-              <w:rPr>
-                <w:b w:val="0"/>
-                <w:color w:val="4B5563"/>
-                <w:sz w:val="16"/>
-              </w:rPr>
-              <w:t>Done</w:t>
-            </w:r>
-          </w:p>
-        </w:tc>
-      </w:tr>
-      <w:tr>
-        <w:tc>
-          <w:tcPr>
-            <w:tcW w:type="dxa" w:w="1502"/>
-            <w:shd w:fill="FFFFFF"/>
-            <w:tcBorders>
-              <w:top w:val="single" w:sz="8" w:space="0" w:color="E5E7EB"/>
-              <w:left w:val="single" w:sz="8" w:space="0" w:color="E5E7EB"/>
-              <w:bottom w:val="single" w:sz="8" w:space="0" w:color="E5E7EB"/>
-              <w:right w:val="single" w:sz="8" w:space="0" w:color="E5E7EB"/>
-            </w:tcBorders>
-          </w:tcPr>
-          <w:p>
-            <w:pPr>
-              <w:spacing w:after="0"/>
-            </w:pPr>
-            <w:r/>
-            <w:r>
-              <w:rPr>
-                <w:b/>
-                <w:color w:val="111827"/>
-                <w:sz w:val="16"/>
-              </w:rPr>
-              <w:t>5. Enterprise and regulated AI use-case pilot</w:t>
-            </w:r>
-          </w:p>
-        </w:tc>
-        <w:tc>
-          <w:tcPr>
-            <w:tcW w:type="dxa" w:w="1502"/>
-            <w:shd w:fill="FFFFFF"/>
-            <w:tcBorders>
-              <w:top w:val="single" w:sz="8" w:space="0" w:color="E5E7EB"/>
-              <w:left w:val="single" w:sz="8" w:space="0" w:color="E5E7EB"/>
-              <w:bottom w:val="single" w:sz="8" w:space="0" w:color="E5E7EB"/>
-              <w:right w:val="single" w:sz="8" w:space="0" w:color="E5E7EB"/>
-            </w:tcBorders>
-          </w:tcPr>
-          <w:p>
-            <w:pPr>
-              <w:spacing w:after="0"/>
-            </w:pPr>
-            <w:r>
-              <w:rPr>
-                <w:color w:val="D97706"/>
-              </w:rPr>
-            </w:r>
-            <w:r>
-              <w:rPr>
-                <w:b w:val="0"/>
-                <w:color w:val="4B5563"/>
-                <w:sz w:val="16"/>
-              </w:rPr>
-              <w:t>Mostly completed</w:t>
-            </w:r>
-          </w:p>
-        </w:tc>
-        <w:tc>
-          <w:tcPr>
-            <w:tcW w:type="dxa" w:w="1502"/>
-            <w:shd w:fill="FFFFFF"/>
-            <w:tcBorders>
-              <w:top w:val="single" w:sz="8" w:space="0" w:color="E5E7EB"/>
-              <w:left w:val="single" w:sz="8" w:space="0" w:color="E5E7EB"/>
-              <w:bottom w:val="single" w:sz="8" w:space="0" w:color="E5E7EB"/>
-              <w:right w:val="single" w:sz="8" w:space="0" w:color="E5E7EB"/>
-            </w:tcBorders>
-          </w:tcPr>
-          <w:p>
-            <w:pPr>
-              <w:spacing w:after="0"/>
-            </w:pPr>
-            <w:r/>
-            <w:r>
-              <w:rPr>
-                <w:b w:val="0"/>
-                <w:color w:val="4B5563"/>
-                <w:sz w:val="16"/>
-              </w:rPr>
-              <w:t>Medium</w:t>
-            </w:r>
-          </w:p>
-        </w:tc>
-        <w:tc>
-          <w:tcPr>
-            <w:tcW w:type="dxa" w:w="1502"/>
-            <w:shd w:fill="FFFFFF"/>
-            <w:tcBorders>
-              <w:top w:val="single" w:sz="8" w:space="0" w:color="E5E7EB"/>
-              <w:left w:val="single" w:sz="8" w:space="0" w:color="E5E7EB"/>
-              <w:bottom w:val="single" w:sz="8" w:space="0" w:color="E5E7EB"/>
-              <w:right w:val="single" w:sz="8" w:space="0" w:color="E5E7EB"/>
-            </w:tcBorders>
-          </w:tcPr>
-          <w:p>
-            <w:pPr>
-              <w:spacing w:after="0"/>
-            </w:pPr>
-            <w:r/>
-            <w:r>
-              <w:rPr>
-                <w:b w:val="0"/>
-                <w:color w:val="4B5563"/>
-                <w:sz w:val="15"/>
-              </w:rPr>
-              <w:t>Product flow supports regulated AI reviews; external enterprise/customer attestation not embedded.</w:t>
-            </w:r>
-          </w:p>
-        </w:tc>
-        <w:tc>
-          <w:tcPr>
-            <w:tcW w:type="dxa" w:w="1502"/>
-            <w:shd w:fill="FFFFFF"/>
-            <w:tcBorders>
-              <w:top w:val="single" w:sz="8" w:space="0" w:color="E5E7EB"/>
-              <w:left w:val="single" w:sz="8" w:space="0" w:color="E5E7EB"/>
-              <w:bottom w:val="single" w:sz="8" w:space="0" w:color="E5E7EB"/>
-              <w:right w:val="single" w:sz="8" w:space="0" w:color="E5E7EB"/>
-            </w:tcBorders>
-          </w:tcPr>
-          <w:p>
-            <w:pPr>
-              <w:spacing w:after="0"/>
-            </w:pPr>
-            <w:r/>
-            <w:r>
-              <w:rPr>
-                <w:b w:val="0"/>
-                <w:color w:val="4B5563"/>
-                <w:sz w:val="16"/>
-              </w:rPr>
-              <w:t>Medium</w:t>
-            </w:r>
-          </w:p>
-        </w:tc>
-        <w:tc>
-          <w:tcPr>
-            <w:tcW w:type="dxa" w:w="1502"/>
-            <w:shd w:fill="FFFFFF"/>
-            <w:tcBorders>
-              <w:top w:val="single" w:sz="8" w:space="0" w:color="E5E7EB"/>
-              <w:left w:val="single" w:sz="8" w:space="0" w:color="E5E7EB"/>
-              <w:bottom w:val="single" w:sz="8" w:space="0" w:color="E5E7EB"/>
-              <w:right w:val="single" w:sz="8" w:space="0" w:color="E5E7EB"/>
-            </w:tcBorders>
-          </w:tcPr>
-          <w:p>
-            <w:pPr>
-              <w:spacing w:after="0"/>
-            </w:pPr>
-            <w:r/>
-            <w:r>
-              <w:rPr>
-                <w:b w:val="0"/>
-                <w:color w:val="4B5563"/>
-                <w:sz w:val="16"/>
-              </w:rPr>
-              <w:t>Founder / BD</w:t>
-            </w:r>
-          </w:p>
-        </w:tc>
-        <w:tc>
-          <w:tcPr>
-            <w:tcW w:type="dxa" w:w="1502"/>
-            <w:shd w:fill="FFFFFF"/>
-            <w:tcBorders>
-              <w:top w:val="single" w:sz="8" w:space="0" w:color="E5E7EB"/>
-              <w:left w:val="single" w:sz="8" w:space="0" w:color="E5E7EB"/>
-              <w:bottom w:val="single" w:sz="8" w:space="0" w:color="E5E7EB"/>
-              <w:right w:val="single" w:sz="8" w:space="0" w:color="E5E7EB"/>
-            </w:tcBorders>
-          </w:tcPr>
-          <w:p>
-            <w:pPr>
-              <w:spacing w:after="0"/>
-            </w:pPr>
-            <w:r/>
-            <w:r>
-              <w:rPr>
-                <w:b w:val="0"/>
-                <w:color w:val="4B5563"/>
-                <w:sz w:val="16"/>
-              </w:rPr>
-              <w:t>1-3 days for external artifacts</w:t>
-            </w:r>
-          </w:p>
-        </w:tc>
-      </w:tr>
-      <w:tr>
-        <w:tc>
-          <w:tcPr>
-            <w:tcW w:type="dxa" w:w="1502"/>
-            <w:shd w:fill="FFFFFF"/>
-            <w:tcBorders>
-              <w:top w:val="single" w:sz="8" w:space="0" w:color="E5E7EB"/>
-              <w:left w:val="single" w:sz="8" w:space="0" w:color="E5E7EB"/>
-              <w:bottom w:val="single" w:sz="8" w:space="0" w:color="E5E7EB"/>
-              <w:right w:val="single" w:sz="8" w:space="0" w:color="E5E7EB"/>
-            </w:tcBorders>
-          </w:tcPr>
-          <w:p>
-            <w:pPr>
-              <w:spacing w:after="0"/>
-            </w:pPr>
-            <w:r/>
-            <w:r>
-              <w:rPr>
-                <w:b/>
-                <w:color w:val="111827"/>
-                <w:sz w:val="16"/>
-              </w:rPr>
-              <w:t>6. Role-based admin workflows and reporting exports</w:t>
-            </w:r>
-          </w:p>
-        </w:tc>
-        <w:tc>
-          <w:tcPr>
-            <w:tcW w:type="dxa" w:w="1502"/>
-            <w:shd w:fill="FFFFFF"/>
-            <w:tcBorders>
-              <w:top w:val="single" w:sz="8" w:space="0" w:color="E5E7EB"/>
-              <w:left w:val="single" w:sz="8" w:space="0" w:color="E5E7EB"/>
-              <w:bottom w:val="single" w:sz="8" w:space="0" w:color="E5E7EB"/>
-              <w:right w:val="single" w:sz="8" w:space="0" w:color="E5E7EB"/>
-            </w:tcBorders>
-          </w:tcPr>
-          <w:p>
-            <w:pPr>
-              <w:spacing w:after="0"/>
-            </w:pPr>
-            <w:r>
-              <w:rPr>
-                <w:color w:val="059669"/>
-              </w:rPr>
-            </w:r>
-            <w:r>
-              <w:rPr>
-                <w:b w:val="0"/>
-                <w:color w:val="4B5563"/>
-                <w:sz w:val="16"/>
-              </w:rPr>
-              <w:t>Completed</w:t>
-            </w:r>
-          </w:p>
-        </w:tc>
-        <w:tc>
-          <w:tcPr>
-            <w:tcW w:type="dxa" w:w="1502"/>
-            <w:shd w:fill="FFFFFF"/>
-            <w:tcBorders>
-              <w:top w:val="single" w:sz="8" w:space="0" w:color="E5E7EB"/>
-              <w:left w:val="single" w:sz="8" w:space="0" w:color="E5E7EB"/>
-              <w:bottom w:val="single" w:sz="8" w:space="0" w:color="E5E7EB"/>
-              <w:right w:val="single" w:sz="8" w:space="0" w:color="E5E7EB"/>
-            </w:tcBorders>
-          </w:tcPr>
-          <w:p>
-            <w:pPr>
-              <w:spacing w:after="0"/>
-            </w:pPr>
-            <w:r/>
-            <w:r>
-              <w:rPr>
-                <w:b w:val="0"/>
-                <w:color w:val="4B5563"/>
-                <w:sz w:val="16"/>
-              </w:rPr>
-              <w:t>Strong</w:t>
-            </w:r>
-          </w:p>
-        </w:tc>
-        <w:tc>
-          <w:tcPr>
-            <w:tcW w:type="dxa" w:w="1502"/>
-            <w:shd w:fill="FFFFFF"/>
-            <w:tcBorders>
-              <w:top w:val="single" w:sz="8" w:space="0" w:color="E5E7EB"/>
-              <w:left w:val="single" w:sz="8" w:space="0" w:color="E5E7EB"/>
-              <w:bottom w:val="single" w:sz="8" w:space="0" w:color="E5E7EB"/>
-              <w:right w:val="single" w:sz="8" w:space="0" w:color="E5E7EB"/>
-            </w:tcBorders>
-          </w:tcPr>
-          <w:p>
-            <w:pPr>
-              <w:spacing w:after="0"/>
-            </w:pPr>
-            <w:r/>
-            <w:r>
-              <w:rPr>
-                <w:b w:val="0"/>
-                <w:color w:val="4B5563"/>
-                <w:sz w:val="16"/>
-              </w:rPr>
-              <w:t>RBAC matrix, project memberships, JSON/CSV/PDF reports, role tests.</w:t>
-            </w:r>
-          </w:p>
-        </w:tc>
-        <w:tc>
-          <w:tcPr>
-            <w:tcW w:type="dxa" w:w="1502"/>
-            <w:shd w:fill="FFFFFF"/>
-            <w:tcBorders>
-              <w:top w:val="single" w:sz="8" w:space="0" w:color="E5E7EB"/>
-              <w:left w:val="single" w:sz="8" w:space="0" w:color="E5E7EB"/>
-              <w:bottom w:val="single" w:sz="8" w:space="0" w:color="E5E7EB"/>
-              <w:right w:val="single" w:sz="8" w:space="0" w:color="E5E7EB"/>
-            </w:tcBorders>
-          </w:tcPr>
-          <w:p>
-            <w:pPr>
-              <w:spacing w:after="0"/>
-            </w:pPr>
-            <w:r/>
-            <w:r>
-              <w:rPr>
-                <w:b w:val="0"/>
-                <w:color w:val="4B5563"/>
-                <w:sz w:val="16"/>
-              </w:rPr>
-              <w:t>Low</w:t>
-            </w:r>
-          </w:p>
-        </w:tc>
-        <w:tc>
-          <w:tcPr>
-            <w:tcW w:type="dxa" w:w="1502"/>
-            <w:shd w:fill="FFFFFF"/>
-            <w:tcBorders>
-              <w:top w:val="single" w:sz="8" w:space="0" w:color="E5E7EB"/>
-              <w:left w:val="single" w:sz="8" w:space="0" w:color="E5E7EB"/>
-              <w:bottom w:val="single" w:sz="8" w:space="0" w:color="E5E7EB"/>
-              <w:right w:val="single" w:sz="8" w:space="0" w:color="E5E7EB"/>
-            </w:tcBorders>
-          </w:tcPr>
-          <w:p>
-            <w:pPr>
-              <w:spacing w:after="0"/>
-            </w:pPr>
-            <w:r/>
-            <w:r>
-              <w:rPr>
-                <w:b w:val="0"/>
-                <w:color w:val="4B5563"/>
-                <w:sz w:val="16"/>
-              </w:rPr>
-              <w:t>Backend + Frontend</w:t>
-            </w:r>
-          </w:p>
-        </w:tc>
-        <w:tc>
-          <w:tcPr>
-            <w:tcW w:type="dxa" w:w="1502"/>
-            <w:shd w:fill="FFFFFF"/>
-            <w:tcBorders>
-              <w:top w:val="single" w:sz="8" w:space="0" w:color="E5E7EB"/>
-              <w:left w:val="single" w:sz="8" w:space="0" w:color="E5E7EB"/>
-              <w:bottom w:val="single" w:sz="8" w:space="0" w:color="E5E7EB"/>
-              <w:right w:val="single" w:sz="8" w:space="0" w:color="E5E7EB"/>
-            </w:tcBorders>
-          </w:tcPr>
-          <w:p>
-            <w:pPr>
-              <w:spacing w:after="0"/>
-            </w:pPr>
-            <w:r/>
-            <w:r>
-              <w:rPr>
-                <w:b w:val="0"/>
-                <w:color w:val="4B5563"/>
-                <w:sz w:val="16"/>
-              </w:rPr>
-              <w:t>Done</w:t>
-            </w:r>
-          </w:p>
-        </w:tc>
-      </w:tr>
-      <w:tr>
-        <w:tc>
-          <w:tcPr>
-            <w:tcW w:type="dxa" w:w="1502"/>
-            <w:shd w:fill="FFFFFF"/>
-            <w:tcBorders>
-              <w:top w:val="single" w:sz="8" w:space="0" w:color="E5E7EB"/>
-              <w:left w:val="single" w:sz="8" w:space="0" w:color="E5E7EB"/>
-              <w:bottom w:val="single" w:sz="8" w:space="0" w:color="E5E7EB"/>
-              <w:right w:val="single" w:sz="8" w:space="0" w:color="E5E7EB"/>
-            </w:tcBorders>
-          </w:tcPr>
-          <w:p>
-            <w:pPr>
-              <w:spacing w:after="0"/>
-            </w:pPr>
-            <w:r/>
-            <w:r>
-              <w:rPr>
-                <w:b/>
-                <w:color w:val="111827"/>
-                <w:sz w:val="16"/>
-              </w:rPr>
-              <w:t>7. Repeatable verification pipelines for multiple jobs</w:t>
-            </w:r>
-          </w:p>
-        </w:tc>
-        <w:tc>
-          <w:tcPr>
-            <w:tcW w:type="dxa" w:w="1502"/>
-            <w:shd w:fill="FFFFFF"/>
-            <w:tcBorders>
-              <w:top w:val="single" w:sz="8" w:space="0" w:color="E5E7EB"/>
-              <w:left w:val="single" w:sz="8" w:space="0" w:color="E5E7EB"/>
-              <w:bottom w:val="single" w:sz="8" w:space="0" w:color="E5E7EB"/>
-              <w:right w:val="single" w:sz="8" w:space="0" w:color="E5E7EB"/>
-            </w:tcBorders>
-          </w:tcPr>
-          <w:p>
-            <w:pPr>
-              <w:spacing w:after="0"/>
-            </w:pPr>
-            <w:r>
-              <w:rPr>
-                <w:color w:val="059669"/>
-              </w:rPr>
-            </w:r>
-            <w:r>
-              <w:rPr>
-                <w:b w:val="0"/>
-                <w:color w:val="4B5563"/>
-                <w:sz w:val="16"/>
-              </w:rPr>
-              <w:t>Completed</w:t>
-            </w:r>
-          </w:p>
-        </w:tc>
-        <w:tc>
-          <w:tcPr>
-            <w:tcW w:type="dxa" w:w="1502"/>
-            <w:shd w:fill="FFFFFF"/>
-            <w:tcBorders>
-              <w:top w:val="single" w:sz="8" w:space="0" w:color="E5E7EB"/>
-              <w:left w:val="single" w:sz="8" w:space="0" w:color="E5E7EB"/>
-              <w:bottom w:val="single" w:sz="8" w:space="0" w:color="E5E7EB"/>
-              <w:right w:val="single" w:sz="8" w:space="0" w:color="E5E7EB"/>
-            </w:tcBorders>
-          </w:tcPr>
-          <w:p>
-            <w:pPr>
-              <w:spacing w:after="0"/>
-            </w:pPr>
-            <w:r/>
-            <w:r>
-              <w:rPr>
-                <w:b w:val="0"/>
-                <w:color w:val="4B5563"/>
-                <w:sz w:val="16"/>
-              </w:rPr>
-              <w:t>Strong</w:t>
-            </w:r>
-          </w:p>
-        </w:tc>
-        <w:tc>
-          <w:tcPr>
-            <w:tcW w:type="dxa" w:w="1502"/>
-            <w:shd w:fill="FFFFFF"/>
-            <w:tcBorders>
-              <w:top w:val="single" w:sz="8" w:space="0" w:color="E5E7EB"/>
-              <w:left w:val="single" w:sz="8" w:space="0" w:color="E5E7EB"/>
-              <w:bottom w:val="single" w:sz="8" w:space="0" w:color="E5E7EB"/>
-              <w:right w:val="single" w:sz="8" w:space="0" w:color="E5E7EB"/>
-            </w:tcBorders>
-          </w:tcPr>
-          <w:p>
-            <w:pPr>
-              <w:spacing w:after="0"/>
-            </w:pPr>
-            <w:r/>
-            <w:r>
-              <w:rPr>
-                <w:b w:val="0"/>
-                <w:color w:val="4B5563"/>
-                <w:sz w:val="16"/>
-              </w:rPr>
-              <w:t>Pipeline create/run APIs generate jobs/evidence/reports and optional anchoring.</w:t>
-            </w:r>
-          </w:p>
-        </w:tc>
-        <w:tc>
-          <w:tcPr>
-            <w:tcW w:type="dxa" w:w="1502"/>
-            <w:shd w:fill="FFFFFF"/>
-            <w:tcBorders>
-              <w:top w:val="single" w:sz="8" w:space="0" w:color="E5E7EB"/>
-              <w:left w:val="single" w:sz="8" w:space="0" w:color="E5E7EB"/>
-              <w:bottom w:val="single" w:sz="8" w:space="0" w:color="E5E7EB"/>
-              <w:right w:val="single" w:sz="8" w:space="0" w:color="E5E7EB"/>
-            </w:tcBorders>
-          </w:tcPr>
-          <w:p>
-            <w:pPr>
-              <w:spacing w:after="0"/>
-            </w:pPr>
-            <w:r/>
-            <w:r>
-              <w:rPr>
-                <w:b w:val="0"/>
-                <w:color w:val="4B5563"/>
-                <w:sz w:val="16"/>
-              </w:rPr>
-              <w:t>Low</w:t>
-            </w:r>
-          </w:p>
-        </w:tc>
-        <w:tc>
-          <w:tcPr>
-            <w:tcW w:type="dxa" w:w="1502"/>
-            <w:shd w:fill="FFFFFF"/>
-            <w:tcBorders>
-              <w:top w:val="single" w:sz="8" w:space="0" w:color="E5E7EB"/>
-              <w:left w:val="single" w:sz="8" w:space="0" w:color="E5E7EB"/>
-              <w:bottom w:val="single" w:sz="8" w:space="0" w:color="E5E7EB"/>
-              <w:right w:val="single" w:sz="8" w:space="0" w:color="E5E7EB"/>
-            </w:tcBorders>
-          </w:tcPr>
-          <w:p>
-            <w:pPr>
-              <w:spacing w:after="0"/>
-            </w:pPr>
-            <w:r/>
-            <w:r>
-              <w:rPr>
-                <w:b w:val="0"/>
-                <w:color w:val="4B5563"/>
-                <w:sz w:val="16"/>
-              </w:rPr>
-              <w:t>Backend</w:t>
-            </w:r>
-          </w:p>
-        </w:tc>
-        <w:tc>
-          <w:tcPr>
-            <w:tcW w:type="dxa" w:w="1502"/>
-            <w:shd w:fill="FFFFFF"/>
-            <w:tcBorders>
-              <w:top w:val="single" w:sz="8" w:space="0" w:color="E5E7EB"/>
-              <w:left w:val="single" w:sz="8" w:space="0" w:color="E5E7EB"/>
-              <w:bottom w:val="single" w:sz="8" w:space="0" w:color="E5E7EB"/>
-              <w:right w:val="single" w:sz="8" w:space="0" w:color="E5E7EB"/>
-            </w:tcBorders>
-          </w:tcPr>
-          <w:p>
-            <w:pPr>
-              <w:spacing w:after="0"/>
-            </w:pPr>
-            <w:r/>
-            <w:r>
-              <w:rPr>
-                <w:b w:val="0"/>
-                <w:color w:val="4B5563"/>
-                <w:sz w:val="16"/>
-              </w:rPr>
-              <w:t>Done</w:t>
-            </w:r>
-          </w:p>
-        </w:tc>
-      </w:tr>
-      <w:tr>
-        <w:tc>
-          <w:tcPr>
-            <w:tcW w:type="dxa" w:w="1502"/>
-            <w:shd w:fill="FFFFFF"/>
-            <w:tcBorders>
-              <w:top w:val="single" w:sz="8" w:space="0" w:color="E5E7EB"/>
-              <w:left w:val="single" w:sz="8" w:space="0" w:color="E5E7EB"/>
-              <w:bottom w:val="single" w:sz="8" w:space="0" w:color="E5E7EB"/>
-              <w:right w:val="single" w:sz="8" w:space="0" w:color="E5E7EB"/>
-            </w:tcBorders>
-          </w:tcPr>
-          <w:p>
-            <w:pPr>
-              <w:spacing w:after="0"/>
-            </w:pPr>
-            <w:r/>
-            <w:r>
-              <w:rPr>
-                <w:b/>
-                <w:color w:val="111827"/>
-                <w:sz w:val="16"/>
-              </w:rPr>
-              <w:t>8. API-based AI system integrations</w:t>
-            </w:r>
-          </w:p>
-        </w:tc>
-        <w:tc>
-          <w:tcPr>
-            <w:tcW w:type="dxa" w:w="1502"/>
-            <w:shd w:fill="FFFFFF"/>
-            <w:tcBorders>
-              <w:top w:val="single" w:sz="8" w:space="0" w:color="E5E7EB"/>
-              <w:left w:val="single" w:sz="8" w:space="0" w:color="E5E7EB"/>
-              <w:bottom w:val="single" w:sz="8" w:space="0" w:color="E5E7EB"/>
-              <w:right w:val="single" w:sz="8" w:space="0" w:color="E5E7EB"/>
-            </w:tcBorders>
-          </w:tcPr>
-          <w:p>
-            <w:pPr>
-              <w:spacing w:after="0"/>
-            </w:pPr>
-            <w:r>
-              <w:rPr>
-                <w:color w:val="059669"/>
-              </w:rPr>
-            </w:r>
-            <w:r>
-              <w:rPr>
-                <w:b w:val="0"/>
-                <w:color w:val="4B5563"/>
-                <w:sz w:val="16"/>
-              </w:rPr>
-              <w:t>Completed</w:t>
-            </w:r>
-          </w:p>
-        </w:tc>
-        <w:tc>
-          <w:tcPr>
-            <w:tcW w:type="dxa" w:w="1502"/>
-            <w:shd w:fill="FFFFFF"/>
-            <w:tcBorders>
-              <w:top w:val="single" w:sz="8" w:space="0" w:color="E5E7EB"/>
-              <w:left w:val="single" w:sz="8" w:space="0" w:color="E5E7EB"/>
-              <w:bottom w:val="single" w:sz="8" w:space="0" w:color="E5E7EB"/>
-              <w:right w:val="single" w:sz="8" w:space="0" w:color="E5E7EB"/>
-            </w:tcBorders>
-          </w:tcPr>
-          <w:p>
-            <w:pPr>
-              <w:spacing w:after="0"/>
-            </w:pPr>
-            <w:r/>
-            <w:r>
-              <w:rPr>
-                <w:b w:val="0"/>
-                <w:color w:val="4B5563"/>
-                <w:sz w:val="16"/>
-              </w:rPr>
-              <w:t>Strong</w:t>
-            </w:r>
-          </w:p>
-        </w:tc>
-        <w:tc>
-          <w:tcPr>
-            <w:tcW w:type="dxa" w:w="1502"/>
-            <w:shd w:fill="FFFFFF"/>
-            <w:tcBorders>
-              <w:top w:val="single" w:sz="8" w:space="0" w:color="E5E7EB"/>
-              <w:left w:val="single" w:sz="8" w:space="0" w:color="E5E7EB"/>
-              <w:bottom w:val="single" w:sz="8" w:space="0" w:color="E5E7EB"/>
-              <w:right w:val="single" w:sz="8" w:space="0" w:color="E5E7EB"/>
-            </w:tcBorders>
-          </w:tcPr>
-          <w:p>
-            <w:pPr>
-              <w:spacing w:after="0"/>
-            </w:pPr>
-            <w:r/>
-            <w:r>
-              <w:rPr>
-                <w:b w:val="0"/>
-                <w:color w:val="4B5563"/>
-                <w:sz w:val="16"/>
-              </w:rPr>
-              <w:t>OpenAI-compatible and generic HTTP integrations, curl docs, smoke artifacts.</w:t>
-            </w:r>
-          </w:p>
-        </w:tc>
-        <w:tc>
-          <w:tcPr>
-            <w:tcW w:type="dxa" w:w="1502"/>
-            <w:shd w:fill="FFFFFF"/>
-            <w:tcBorders>
-              <w:top w:val="single" w:sz="8" w:space="0" w:color="E5E7EB"/>
-              <w:left w:val="single" w:sz="8" w:space="0" w:color="E5E7EB"/>
-              <w:bottom w:val="single" w:sz="8" w:space="0" w:color="E5E7EB"/>
-              <w:right w:val="single" w:sz="8" w:space="0" w:color="E5E7EB"/>
-            </w:tcBorders>
-          </w:tcPr>
-          <w:p>
-            <w:pPr>
-              <w:spacing w:after="0"/>
-            </w:pPr>
-            <w:r/>
-            <w:r>
-              <w:rPr>
-                <w:b w:val="0"/>
-                <w:color w:val="4B5563"/>
-                <w:sz w:val="16"/>
-              </w:rPr>
-              <w:t>Low</w:t>
-            </w:r>
-          </w:p>
-        </w:tc>
-        <w:tc>
-          <w:tcPr>
-            <w:tcW w:type="dxa" w:w="1502"/>
-            <w:shd w:fill="FFFFFF"/>
-            <w:tcBorders>
-              <w:top w:val="single" w:sz="8" w:space="0" w:color="E5E7EB"/>
-              <w:left w:val="single" w:sz="8" w:space="0" w:color="E5E7EB"/>
-              <w:bottom w:val="single" w:sz="8" w:space="0" w:color="E5E7EB"/>
-              <w:right w:val="single" w:sz="8" w:space="0" w:color="E5E7EB"/>
-            </w:tcBorders>
-          </w:tcPr>
-          <w:p>
-            <w:pPr>
-              <w:spacing w:after="0"/>
-            </w:pPr>
-            <w:r/>
-            <w:r>
-              <w:rPr>
-                <w:b w:val="0"/>
-                <w:color w:val="4B5563"/>
-                <w:sz w:val="16"/>
-              </w:rPr>
-              <w:t>Integrations</w:t>
-            </w:r>
-          </w:p>
-        </w:tc>
-        <w:tc>
-          <w:tcPr>
-            <w:tcW w:type="dxa" w:w="1502"/>
-            <w:shd w:fill="FFFFFF"/>
-            <w:tcBorders>
-              <w:top w:val="single" w:sz="8" w:space="0" w:color="E5E7EB"/>
-              <w:left w:val="single" w:sz="8" w:space="0" w:color="E5E7EB"/>
-              <w:bottom w:val="single" w:sz="8" w:space="0" w:color="E5E7EB"/>
-              <w:right w:val="single" w:sz="8" w:space="0" w:color="E5E7EB"/>
-            </w:tcBorders>
-          </w:tcPr>
-          <w:p>
-            <w:pPr>
-              <w:spacing w:after="0"/>
-            </w:pPr>
-            <w:r/>
-            <w:r>
-              <w:rPr>
-                <w:b w:val="0"/>
-                <w:color w:val="4B5563"/>
-                <w:sz w:val="16"/>
-              </w:rPr>
-              <w:t>Done</w:t>
-            </w:r>
-          </w:p>
-        </w:tc>
-      </w:tr>
-    </w:tbl>
-    <w:p>
-      <w:pPr>
-        <w:spacing w:after="40"/>
-      </w:pPr>
-    </w:p>
-    <w:p>
-      <w:pPr>
-        <w:pStyle w:val="Heading1"/>
-        <w:spacing w:before="200" w:after="100"/>
-      </w:pPr>
-      <w:r>
-        <w:rPr>
-          <w:color w:val="111827"/>
-        </w:rPr>
-        <w:t>Milestone Evidence</w:t>
+        <w:t>Status: Completed.</w:t>
       </w:r>
     </w:p>
     <w:p>
       <w:pPr>
-        <w:pStyle w:val="Heading2"/>
-        <w:spacing w:before="120" w:after="100"/>
+        <w:spacing w:before="0" w:after="140" w:line="264" w:lineRule="auto"/>
       </w:pPr>
       <w:r>
         <w:rPr>
-          <w:color w:val="E84142"/>
+          <w:rFonts w:ascii="Calibri" w:hAnsi="Calibri"/>
+          <w:color w:val="111111"/>
+          <w:sz w:val="21"/>
         </w:rPr>
-        <w:t>1. Launch production-grade evidence anchoring on Avalanche</w:t>
+        <w:t>Phase 2 Review Pipeline 2026-06-04 produced 3 jobs, 3 evidence records, and 9 report exports; anchor coverage is demonstrated by the existing Avalanche mainnet anchor history in the same Phase 2 reviewer flow.</w:t>
       </w:r>
     </w:p>
     <w:p>
       <w:pPr>
-        <w:spacing w:after="120" w:line="254" w:lineRule="auto"/>
-      </w:pPr>
-      <w:r>
-        <w:rPr>
-          <w:b/>
-          <w:color w:val="111827"/>
-          <w:sz w:val="20"/>
-        </w:rPr>
-        <w:t>Status:</w:t>
-      </w:r>
-      <w:r>
-        <w:rPr>
-          <w:color w:val="4B5563"/>
-          <w:sz w:val="20"/>
-        </w:rPr>
-        <w:t xml:space="preserve"> Completed</w:t>
-      </w:r>
-    </w:p>
-    <w:p>
-      <w:pPr>
-        <w:pStyle w:val="ListBullet"/>
-        <w:spacing w:after="40"/>
-        <w:ind w:left="317"/>
-      </w:pPr>
-      <w:r>
-        <w:rPr>
-          <w:color w:val="4B5563"/>
-          <w:sz w:val="18"/>
-        </w:rPr>
-        <w:t>Live Avalanche mainnet tx: 0x4f9d253d097808406777ba1b9d67b0ac4baac44d34d1d101cea4a3721559c69b</w:t>
-      </w:r>
-    </w:p>
-    <w:p>
-      <w:pPr>
-        <w:pStyle w:val="ListBullet"/>
-        <w:spacing w:after="40"/>
-        <w:ind w:left="317"/>
-      </w:pPr>
-      <w:r>
-        <w:rPr>
-          <w:color w:val="4B5563"/>
-          <w:sz w:val="18"/>
-        </w:rPr>
-        <w:t>Block number: 87016942</w:t>
-      </w:r>
-    </w:p>
-    <w:p>
-      <w:pPr>
-        <w:pStyle w:val="ListBullet"/>
-        <w:spacing w:after="40"/>
-        <w:ind w:left="317"/>
-      </w:pPr>
-      <w:r>
-        <w:rPr>
-          <w:color w:val="4B5563"/>
-          <w:sz w:val="18"/>
-        </w:rPr>
-        <w:t>Public verify proof: https://buildgames.forg3t.io/verify/636919b6e97441df953d98278bbc0efe</w:t>
-      </w:r>
-    </w:p>
-    <w:p>
-      <w:pPr>
-        <w:pStyle w:val="ListBullet"/>
-        <w:spacing w:after="40"/>
-        <w:ind w:left="317"/>
-      </w:pPr>
-      <w:r>
-        <w:rPr>
-          <w:color w:val="4B5563"/>
-          <w:sz w:val="18"/>
-        </w:rPr>
-        <w:t>Anchor contract: 0x20E772a60CEE7D8E6706E698B129FD917c3936bf</w:t>
-      </w:r>
-    </w:p>
-    <w:p>
-      <w:pPr>
-        <w:pStyle w:val="ListBullet"/>
-        <w:spacing w:after="40"/>
-        <w:ind w:left="317"/>
-      </w:pPr>
-      <w:r>
-        <w:rPr>
-          <w:color w:val="4B5563"/>
-          <w:sz w:val="18"/>
-        </w:rPr>
-        <w:t>Evidence hash: 0xb78cec95881bdee14f70b9c81e2b75cdb50982cedf73fbaeff9ff511973b9d88</w:t>
-      </w:r>
-    </w:p>
-    <w:p>
-      <w:pPr>
-        <w:pStyle w:val="ListBullet"/>
-        <w:spacing w:after="40"/>
-        <w:ind w:left="317"/>
-      </w:pPr>
-      <w:r>
-        <w:rPr>
-          <w:color w:val="4B5563"/>
-          <w:sz w:val="18"/>
-        </w:rPr>
-        <w:t>Job hash: 0xdaab2cee2e3a570ecfc45bda3679bff1db470a068c18bc33b6daa80dff806733</w:t>
-      </w:r>
-    </w:p>
-    <w:p>
-      <w:pPr>
-        <w:spacing w:after="120" w:line="254" w:lineRule="auto"/>
-      </w:pPr>
-      <w:r>
-        <w:rPr>
-          <w:color w:val="4B5563"/>
-          <w:sz w:val="20"/>
-        </w:rPr>
-        <w:t>Repository evidence:</w:t>
-      </w:r>
-    </w:p>
-    <w:p>
-      <w:pPr>
-        <w:pStyle w:val="ListBullet"/>
-        <w:spacing w:after="40"/>
-        <w:ind w:left="317"/>
-      </w:pPr>
-      <w:r>
-        <w:rPr>
-          <w:color w:val="4B5563"/>
-          <w:sz w:val="18"/>
-        </w:rPr>
-        <w:t>project/supabase/functions/anchors/index.ts</w:t>
-      </w:r>
-    </w:p>
-    <w:p>
-      <w:pPr>
-        <w:pStyle w:val="ListBullet"/>
-        <w:spacing w:after="40"/>
-        <w:ind w:left="317"/>
-      </w:pPr>
-      <w:r>
-        <w:rPr>
-          <w:color w:val="4B5563"/>
-          <w:sz w:val="18"/>
-        </w:rPr>
-        <w:t>project/supabase/functions/verify-evidence/index.ts</w:t>
-      </w:r>
-    </w:p>
-    <w:p>
-      <w:pPr>
-        <w:pStyle w:val="ListBullet"/>
-        <w:spacing w:after="40"/>
-        <w:ind w:left="317"/>
-      </w:pPr>
-      <w:r>
-        <w:rPr>
-          <w:color w:val="4B5563"/>
-          <w:sz w:val="18"/>
-        </w:rPr>
-        <w:t>project/supabase/migrations/20260430170000_avalanche_build_games.sql</w:t>
-      </w:r>
-    </w:p>
-    <w:p>
-      <w:pPr>
-        <w:pStyle w:val="ListBullet"/>
-        <w:spacing w:after="40"/>
-        <w:ind w:left="317"/>
-      </w:pPr>
-      <w:r>
-        <w:rPr>
-          <w:color w:val="4B5563"/>
-          <w:sz w:val="18"/>
-        </w:rPr>
-        <w:t>project/src/pages/JobDetail.tsx</w:t>
-      </w:r>
-    </w:p>
-    <w:p>
-      <w:pPr>
-        <w:pStyle w:val="ListBullet"/>
-        <w:spacing w:after="40"/>
-        <w:ind w:left="317"/>
-      </w:pPr>
-      <w:r>
-        <w:rPr>
-          <w:color w:val="4B5563"/>
-          <w:sz w:val="18"/>
-        </w:rPr>
-        <w:t>project/src/pages/EvidenceDetail.tsx</w:t>
-      </w:r>
-    </w:p>
-    <w:p>
-      <w:pPr>
-        <w:pStyle w:val="ListBullet"/>
-        <w:spacing w:after="40"/>
-        <w:ind w:left="317"/>
-      </w:pPr>
-      <w:r>
-        <w:rPr>
-          <w:color w:val="4B5563"/>
-          <w:sz w:val="18"/>
-        </w:rPr>
-        <w:t>project/src/lib/domainUtils.ts</w:t>
-      </w:r>
-    </w:p>
-    <w:p>
-      <w:pPr>
-        <w:pStyle w:val="ListBullet"/>
-        <w:spacing w:after="40"/>
-        <w:ind w:left="317"/>
-      </w:pPr>
-      <w:r>
-        <w:rPr>
-          <w:color w:val="4B5563"/>
-          <w:sz w:val="18"/>
-        </w:rPr>
-        <w:t>project/scripts/phase2-smoke.mjs</w:t>
-      </w:r>
-    </w:p>
-    <w:p>
-      <w:pPr>
-        <w:pStyle w:val="ListBullet"/>
-        <w:spacing w:after="40"/>
-        <w:ind w:left="317"/>
-      </w:pPr>
-      <w:r>
-        <w:rPr>
-          <w:color w:val="4B5563"/>
-          <w:sz w:val="18"/>
-        </w:rPr>
-        <w:t>project/scripts/reviewer-daily-anchor.mjs</w:t>
-      </w:r>
-    </w:p>
-    <w:p>
-      <w:pPr>
-        <w:pStyle w:val="ListBullet"/>
-        <w:spacing w:after="40"/>
-        <w:ind w:left="317"/>
-      </w:pPr>
-      <w:r>
-        <w:rPr>
-          <w:color w:val="4B5563"/>
-          <w:sz w:val="18"/>
-        </w:rPr>
-        <w:t>project/docs/grant-review/submission-assets/screenshots/snowtrace-latest-tx.png</w:t>
-      </w:r>
-    </w:p>
-    <w:p>
-      <w:pPr>
-        <w:pStyle w:val="Heading2"/>
-        <w:spacing w:before="120" w:after="100"/>
-      </w:pPr>
-      <w:r>
-        <w:rPr>
-          <w:color w:val="E84142"/>
-        </w:rPr>
-        <w:t>2. Ship drag-and-drop verification flow for auditors and third parties</w:t>
-      </w:r>
-    </w:p>
-    <w:p>
-      <w:pPr>
-        <w:spacing w:after="120" w:line="254" w:lineRule="auto"/>
-      </w:pPr>
-      <w:r>
-        <w:rPr>
-          <w:b/>
-          <w:color w:val="111827"/>
-          <w:sz w:val="20"/>
-        </w:rPr>
-        <w:t>Status:</w:t>
-      </w:r>
-      <w:r>
-        <w:rPr>
-          <w:color w:val="4B5563"/>
-          <w:sz w:val="20"/>
-        </w:rPr>
-        <w:t xml:space="preserve"> Completed</w:t>
-      </w:r>
-    </w:p>
-    <w:p>
-      <w:pPr>
-        <w:pStyle w:val="ListBullet"/>
-        <w:spacing w:after="40"/>
-        <w:ind w:left="317"/>
-      </w:pPr>
-      <w:r>
-        <w:rPr>
-          <w:color w:val="4B5563"/>
-          <w:sz w:val="18"/>
-        </w:rPr>
-        <w:t>Auditor route accepts JSON evidence bundles and PDF reports where hash metadata is available.</w:t>
-      </w:r>
-    </w:p>
-    <w:p>
-      <w:pPr>
-        <w:pStyle w:val="ListBullet"/>
-        <w:spacing w:after="40"/>
-        <w:ind w:left="317"/>
-      </w:pPr>
-      <w:r>
-        <w:rPr>
-          <w:color w:val="4B5563"/>
-          <w:sz w:val="18"/>
-        </w:rPr>
-        <w:t>States represented include valid, mismatch, unsupported, pending, confirmed, and failed anchor outcomes.</w:t>
-      </w:r>
-    </w:p>
-    <w:p>
-      <w:pPr>
-        <w:spacing w:after="120" w:line="254" w:lineRule="auto"/>
-      </w:pPr>
-      <w:r>
-        <w:rPr>
-          <w:color w:val="4B5563"/>
-          <w:sz w:val="20"/>
-        </w:rPr>
-        <w:t>Repository evidence:</w:t>
-      </w:r>
-    </w:p>
-    <w:p>
-      <w:pPr>
-        <w:pStyle w:val="ListBullet"/>
-        <w:spacing w:after="40"/>
-        <w:ind w:left="317"/>
-      </w:pPr>
-      <w:r>
-        <w:rPr>
-          <w:color w:val="4B5563"/>
-          <w:sz w:val="18"/>
-        </w:rPr>
-        <w:t>project/src/pages/Verify.tsx</w:t>
-      </w:r>
-    </w:p>
-    <w:p>
-      <w:pPr>
-        <w:pStyle w:val="ListBullet"/>
-        <w:spacing w:after="40"/>
-        <w:ind w:left="317"/>
-      </w:pPr>
-      <w:r>
-        <w:rPr>
-          <w:color w:val="4B5563"/>
-          <w:sz w:val="18"/>
-        </w:rPr>
-        <w:t>project/src/lib/hash.ts</w:t>
-      </w:r>
-    </w:p>
-    <w:p>
-      <w:pPr>
-        <w:pStyle w:val="ListBullet"/>
-        <w:spacing w:after="40"/>
-        <w:ind w:left="317"/>
-      </w:pPr>
-      <w:r>
-        <w:rPr>
-          <w:color w:val="4B5563"/>
-          <w:sz w:val="18"/>
-        </w:rPr>
-        <w:t>project/supabase/functions/verify-evidence/index.ts</w:t>
-      </w:r>
-    </w:p>
-    <w:p>
-      <w:pPr>
-        <w:pStyle w:val="ListBullet"/>
-        <w:spacing w:after="40"/>
-        <w:ind w:left="317"/>
-      </w:pPr>
-      <w:r>
-        <w:rPr>
-          <w:color w:val="4B5563"/>
-          <w:sz w:val="18"/>
-        </w:rPr>
-        <w:t>project/docs/grant-review/evidence-artifacts/api/verify-upload-json-valid-response.json</w:t>
-      </w:r>
-    </w:p>
-    <w:p>
-      <w:pPr>
-        <w:pStyle w:val="ListBullet"/>
-        <w:spacing w:after="40"/>
-        <w:ind w:left="317"/>
-      </w:pPr>
-      <w:r>
-        <w:rPr>
-          <w:color w:val="4B5563"/>
-          <w:sz w:val="18"/>
-        </w:rPr>
-        <w:t>project/docs/grant-review/evidence-artifacts/api/verify-upload-json-mismatch-response.json</w:t>
-      </w:r>
-    </w:p>
-    <w:p>
-      <w:pPr>
-        <w:pStyle w:val="ListBullet"/>
-        <w:spacing w:after="40"/>
-        <w:ind w:left="317"/>
-      </w:pPr>
-      <w:r>
-        <w:rPr>
-          <w:color w:val="4B5563"/>
-          <w:sz w:val="18"/>
-        </w:rPr>
-        <w:t>project/docs/grant-review/evidence-artifacts/api/verify-upload-pdf-valid-response.json</w:t>
-      </w:r>
-    </w:p>
-    <w:p>
-      <w:pPr>
-        <w:pStyle w:val="ListBullet"/>
-        <w:spacing w:after="40"/>
-        <w:ind w:left="317"/>
-      </w:pPr>
-      <w:r>
-        <w:rPr>
-          <w:color w:val="4B5563"/>
-          <w:sz w:val="18"/>
-        </w:rPr>
-        <w:t>project/docs/grant-review/submission-assets/screenshots/public-verify-latest.png</w:t>
-      </w:r>
-    </w:p>
-    <w:p>
-      <w:pPr>
-        <w:pStyle w:val="Heading2"/>
-        <w:spacing w:before="120" w:after="100"/>
-      </w:pPr>
-      <w:r>
-        <w:rPr>
-          <w:color w:val="E84142"/>
-        </w:rPr>
-        <w:t>3. Complete job history, transaction visibility, and evidence verification UX</w:t>
-      </w:r>
-    </w:p>
-    <w:p>
-      <w:pPr>
-        <w:spacing w:after="120" w:line="254" w:lineRule="auto"/>
-      </w:pPr>
-      <w:r>
-        <w:rPr>
-          <w:b/>
-          <w:color w:val="111827"/>
-          <w:sz w:val="20"/>
-        </w:rPr>
-        <w:t>Status:</w:t>
-      </w:r>
-      <w:r>
-        <w:rPr>
-          <w:color w:val="4B5563"/>
-          <w:sz w:val="20"/>
-        </w:rPr>
-        <w:t xml:space="preserve"> Completed</w:t>
-      </w:r>
-    </w:p>
-    <w:p>
-      <w:pPr>
-        <w:pStyle w:val="ListBullet"/>
-        <w:spacing w:after="40"/>
-        <w:ind w:left="317"/>
-      </w:pPr>
-      <w:r>
-        <w:rPr>
-          <w:color w:val="4B5563"/>
-          <w:sz w:val="18"/>
-        </w:rPr>
-        <w:t>Reviewer can navigate job list, job detail, evidence detail, public verify link, Avalanche record, and report downloads.</w:t>
-      </w:r>
-    </w:p>
-    <w:p>
-      <w:pPr>
-        <w:pStyle w:val="ListBullet"/>
-        <w:spacing w:after="40"/>
-        <w:ind w:left="317"/>
-      </w:pPr>
-      <w:r>
-        <w:rPr>
-          <w:color w:val="4B5563"/>
-          <w:sz w:val="18"/>
-        </w:rPr>
-        <w:t>Transaction hash, network, block number, explorer link, status, job hash, and evidence hash are visible in reviewer UX.</w:t>
-      </w:r>
-    </w:p>
-    <w:p>
-      <w:pPr>
-        <w:spacing w:after="120" w:line="254" w:lineRule="auto"/>
-      </w:pPr>
-      <w:r>
-        <w:rPr>
-          <w:color w:val="4B5563"/>
-          <w:sz w:val="20"/>
-        </w:rPr>
-        <w:t>Repository evidence:</w:t>
-      </w:r>
-    </w:p>
-    <w:p>
-      <w:pPr>
-        <w:pStyle w:val="ListBullet"/>
-        <w:spacing w:after="40"/>
-        <w:ind w:left="317"/>
-      </w:pPr>
-      <w:r>
-        <w:rPr>
-          <w:color w:val="4B5563"/>
-          <w:sz w:val="18"/>
-        </w:rPr>
-        <w:t>project/src/pages/Jobs.tsx</w:t>
-      </w:r>
-    </w:p>
-    <w:p>
-      <w:pPr>
-        <w:pStyle w:val="ListBullet"/>
-        <w:spacing w:after="40"/>
-        <w:ind w:left="317"/>
-      </w:pPr>
-      <w:r>
-        <w:rPr>
-          <w:color w:val="4B5563"/>
-          <w:sz w:val="18"/>
-        </w:rPr>
-        <w:t>project/src/pages/JobDetail.tsx</w:t>
-      </w:r>
-    </w:p>
-    <w:p>
-      <w:pPr>
-        <w:pStyle w:val="ListBullet"/>
-        <w:spacing w:after="40"/>
-        <w:ind w:left="317"/>
-      </w:pPr>
-      <w:r>
-        <w:rPr>
-          <w:color w:val="4B5563"/>
-          <w:sz w:val="18"/>
-        </w:rPr>
-        <w:t>project/src/pages/EvidenceDetail.tsx</w:t>
-      </w:r>
-    </w:p>
-    <w:p>
-      <w:pPr>
-        <w:pStyle w:val="ListBullet"/>
-        <w:spacing w:after="40"/>
-        <w:ind w:left="317"/>
-      </w:pPr>
-      <w:r>
-        <w:rPr>
-          <w:color w:val="4B5563"/>
-          <w:sz w:val="18"/>
-        </w:rPr>
-        <w:t>project/src/components/JobsTable.tsx</w:t>
-      </w:r>
-    </w:p>
-    <w:p>
-      <w:pPr>
-        <w:pStyle w:val="ListBullet"/>
-        <w:spacing w:after="40"/>
-        <w:ind w:left="317"/>
-      </w:pPr>
-      <w:r>
-        <w:rPr>
-          <w:color w:val="4B5563"/>
-          <w:sz w:val="18"/>
-        </w:rPr>
-        <w:t>project/src/lib/api.ts</w:t>
-      </w:r>
-    </w:p>
-    <w:p>
-      <w:pPr>
-        <w:pStyle w:val="ListBullet"/>
-        <w:spacing w:after="40"/>
-        <w:ind w:left="317"/>
-      </w:pPr>
-      <w:r>
-        <w:rPr>
-          <w:color w:val="4B5563"/>
-          <w:sz w:val="18"/>
-        </w:rPr>
-        <w:t>project/docs/grant-review/evidence-artifacts/api/jobs-list.json</w:t>
-      </w:r>
-    </w:p>
-    <w:p>
-      <w:pPr>
-        <w:pStyle w:val="ListBullet"/>
-        <w:spacing w:after="40"/>
-        <w:ind w:left="317"/>
-      </w:pPr>
-      <w:r>
-        <w:rPr>
-          <w:color w:val="4B5563"/>
-          <w:sz w:val="18"/>
-        </w:rPr>
-        <w:t>project/docs/grant-review/evidence-artifacts/api/job-detail.json</w:t>
-      </w:r>
-    </w:p>
-    <w:p>
-      <w:pPr>
-        <w:pStyle w:val="Heading2"/>
-        <w:spacing w:before="120" w:after="100"/>
-      </w:pPr>
-      <w:r>
-        <w:rPr>
-          <w:color w:val="E84142"/>
-        </w:rPr>
-        <w:t>4. Publish technical architecture and compliance workflow documentation</w:t>
-      </w:r>
-    </w:p>
-    <w:p>
-      <w:pPr>
-        <w:spacing w:after="120" w:line="254" w:lineRule="auto"/>
-      </w:pPr>
-      <w:r>
-        <w:rPr>
-          <w:b/>
-          <w:color w:val="111827"/>
-          <w:sz w:val="20"/>
-        </w:rPr>
-        <w:t>Status:</w:t>
-      </w:r>
-      <w:r>
-        <w:rPr>
-          <w:color w:val="4B5563"/>
-          <w:sz w:val="20"/>
-        </w:rPr>
-        <w:t xml:space="preserve"> Completed</w:t>
-      </w:r>
-    </w:p>
-    <w:p>
-      <w:pPr>
-        <w:pStyle w:val="ListBullet"/>
-        <w:spacing w:after="40"/>
-        <w:ind w:left="317"/>
-      </w:pPr>
-      <w:r>
-        <w:rPr>
-          <w:color w:val="4B5563"/>
-          <w:sz w:val="18"/>
-        </w:rPr>
-        <w:t>Reviewer runbook, readiness commands, architecture narrative, API lifecycle, and Avalanche anchoring article are in-repo.</w:t>
-      </w:r>
-    </w:p>
-    <w:p>
-      <w:pPr>
-        <w:spacing w:after="120" w:line="254" w:lineRule="auto"/>
-      </w:pPr>
-      <w:r>
-        <w:rPr>
-          <w:color w:val="4B5563"/>
-          <w:sz w:val="20"/>
-        </w:rPr>
-        <w:t>Repository evidence:</w:t>
-      </w:r>
-    </w:p>
-    <w:p>
-      <w:pPr>
-        <w:pStyle w:val="ListBullet"/>
-        <w:spacing w:after="40"/>
-        <w:ind w:left="317"/>
-      </w:pPr>
-      <w:r>
-        <w:rPr>
-          <w:color w:val="4B5563"/>
-          <w:sz w:val="18"/>
-        </w:rPr>
-        <w:t>project/README.md</w:t>
-      </w:r>
-    </w:p>
-    <w:p>
-      <w:pPr>
-        <w:pStyle w:val="ListBullet"/>
-        <w:spacing w:after="40"/>
-        <w:ind w:left="317"/>
-      </w:pPr>
-      <w:r>
-        <w:rPr>
-          <w:color w:val="4B5563"/>
-          <w:sz w:val="18"/>
-        </w:rPr>
-        <w:t>project/docs/phase2-readiness.md</w:t>
-      </w:r>
-    </w:p>
-    <w:p>
-      <w:pPr>
-        <w:pStyle w:val="ListBullet"/>
-        <w:spacing w:after="40"/>
-        <w:ind w:left="317"/>
-      </w:pPr>
-      <w:r>
-        <w:rPr>
-          <w:color w:val="4B5563"/>
-          <w:sz w:val="18"/>
-        </w:rPr>
-        <w:t>project/docs/avalanche/technicalArchitecture.md</w:t>
-      </w:r>
-    </w:p>
-    <w:p>
-      <w:pPr>
-        <w:pStyle w:val="ListBullet"/>
-        <w:spacing w:after="40"/>
-        <w:ind w:left="317"/>
-      </w:pPr>
-      <w:r>
-        <w:rPr>
-          <w:color w:val="4B5563"/>
-          <w:sz w:val="18"/>
-        </w:rPr>
-        <w:t>project/docs/avalanche/reviewerRunbook.md</w:t>
-      </w:r>
-    </w:p>
-    <w:p>
-      <w:pPr>
-        <w:pStyle w:val="ListBullet"/>
-        <w:spacing w:after="40"/>
-        <w:ind w:left="317"/>
-      </w:pPr>
-      <w:r>
-        <w:rPr>
-          <w:color w:val="4B5563"/>
-          <w:sz w:val="18"/>
-        </w:rPr>
-        <w:t>project/docs/avalanche/avalanche-anchor-article.md</w:t>
-      </w:r>
-    </w:p>
-    <w:p>
-      <w:pPr>
-        <w:pStyle w:val="ListBullet"/>
-        <w:spacing w:after="40"/>
-        <w:ind w:left="317"/>
-      </w:pPr>
-      <w:r>
-        <w:rPr>
-          <w:color w:val="4B5563"/>
-          <w:sz w:val="18"/>
-        </w:rPr>
-        <w:t>project/docs/api/evidenceAnchoring.md</w:t>
-      </w:r>
-    </w:p>
-    <w:p>
-      <w:pPr>
-        <w:pStyle w:val="Heading2"/>
-        <w:spacing w:before="120" w:after="100"/>
-      </w:pPr>
-      <w:r>
-        <w:rPr>
-          <w:color w:val="E84142"/>
-        </w:rPr>
-        <w:t>5. Pilot with enterprise and regulated AI use cases</w:t>
-      </w:r>
-    </w:p>
-    <w:p>
-      <w:pPr>
-        <w:spacing w:after="120" w:line="254" w:lineRule="auto"/>
-      </w:pPr>
-      <w:r>
-        <w:rPr>
-          <w:b/>
-          <w:color w:val="111827"/>
-          <w:sz w:val="20"/>
-        </w:rPr>
-        <w:t>Status:</w:t>
-      </w:r>
-      <w:r>
-        <w:rPr>
-          <w:color w:val="4B5563"/>
-          <w:sz w:val="20"/>
-        </w:rPr>
-        <w:t xml:space="preserve"> Mostly completed</w:t>
-      </w:r>
-    </w:p>
-    <w:p>
-      <w:pPr>
-        <w:pStyle w:val="ListBullet"/>
-        <w:spacing w:after="40"/>
-        <w:ind w:left="317"/>
-      </w:pPr>
-      <w:r>
-        <w:rPr>
-          <w:color w:val="4B5563"/>
-          <w:sz w:val="18"/>
-        </w:rPr>
-        <w:t>Repo demonstrates regulated AI review primitives: suppression jobs, evidence bundles, audit exports, public verification, role-scoped review, and repeatable pipelines.</w:t>
-      </w:r>
-    </w:p>
-    <w:p>
-      <w:pPr>
-        <w:pStyle w:val="ListBullet"/>
-        <w:spacing w:after="40"/>
-        <w:ind w:left="317"/>
-      </w:pPr>
-      <w:r>
-        <w:rPr>
-          <w:color w:val="4B5563"/>
-          <w:sz w:val="18"/>
-        </w:rPr>
-        <w:t>External enterprise customer approval, signed pilot attestation, or founder demo recording should be supplied outside the repository if Avalanche requests it.</w:t>
-      </w:r>
-    </w:p>
-    <w:p>
-      <w:pPr>
-        <w:spacing w:after="120" w:line="254" w:lineRule="auto"/>
-      </w:pPr>
-      <w:r>
-        <w:rPr>
-          <w:color w:val="4B5563"/>
-          <w:sz w:val="20"/>
-        </w:rPr>
-        <w:t>Repository evidence:</w:t>
-      </w:r>
-    </w:p>
-    <w:p>
-      <w:pPr>
-        <w:pStyle w:val="ListBullet"/>
-        <w:spacing w:after="40"/>
-        <w:ind w:left="317"/>
-      </w:pPr>
-      <w:r>
-        <w:rPr>
-          <w:color w:val="4B5563"/>
-          <w:sz w:val="18"/>
-        </w:rPr>
-        <w:t>project/src/pages/Unlearning.tsx</w:t>
-      </w:r>
-    </w:p>
-    <w:p>
-      <w:pPr>
-        <w:pStyle w:val="ListBullet"/>
-        <w:spacing w:after="40"/>
-        <w:ind w:left="317"/>
-      </w:pPr>
-      <w:r>
-        <w:rPr>
-          <w:color w:val="4B5563"/>
-          <w:sz w:val="18"/>
-        </w:rPr>
-        <w:t>project/shared/suppression.test.ts</w:t>
-      </w:r>
-    </w:p>
-    <w:p>
-      <w:pPr>
-        <w:pStyle w:val="ListBullet"/>
-        <w:spacing w:after="40"/>
-        <w:ind w:left="317"/>
-      </w:pPr>
-      <w:r>
-        <w:rPr>
-          <w:color w:val="4B5563"/>
-          <w:sz w:val="18"/>
-        </w:rPr>
-        <w:t>project/shared/workflows.test.ts</w:t>
-      </w:r>
-    </w:p>
-    <w:p>
-      <w:pPr>
-        <w:pStyle w:val="ListBullet"/>
-        <w:spacing w:after="40"/>
-        <w:ind w:left="317"/>
-      </w:pPr>
-      <w:r>
-        <w:rPr>
-          <w:color w:val="4B5563"/>
-          <w:sz w:val="18"/>
-        </w:rPr>
-        <w:t>project/docs/compliance/auditWorkflow.md</w:t>
-      </w:r>
-    </w:p>
-    <w:p>
-      <w:pPr>
-        <w:pStyle w:val="ListBullet"/>
-        <w:spacing w:after="40"/>
-        <w:ind w:left="317"/>
-      </w:pPr>
-      <w:r>
-        <w:rPr>
-          <w:color w:val="4B5563"/>
-          <w:sz w:val="18"/>
-        </w:rPr>
-        <w:t>project/docs/phase2-readiness.md</w:t>
-      </w:r>
-    </w:p>
-    <w:p>
-      <w:pPr>
-        <w:pStyle w:val="Heading2"/>
-        <w:spacing w:before="120" w:after="100"/>
-      </w:pPr>
-      <w:r>
-        <w:rPr>
-          <w:color w:val="E84142"/>
-        </w:rPr>
-        <w:t>6. Add role-based admin workflows and reporting exports</w:t>
-      </w:r>
-    </w:p>
-    <w:p>
-      <w:pPr>
-        <w:spacing w:after="120" w:line="254" w:lineRule="auto"/>
-      </w:pPr>
-      <w:r>
-        <w:rPr>
-          <w:b/>
-          <w:color w:val="111827"/>
-          <w:sz w:val="20"/>
-        </w:rPr>
-        <w:t>Status:</w:t>
-      </w:r>
-      <w:r>
-        <w:rPr>
-          <w:color w:val="4B5563"/>
-          <w:sz w:val="20"/>
-        </w:rPr>
-        <w:t xml:space="preserve"> Completed</w:t>
-      </w:r>
-    </w:p>
-    <w:p>
-      <w:pPr>
-        <w:pStyle w:val="ListBullet"/>
-        <w:spacing w:after="40"/>
-        <w:ind w:left="317"/>
-      </w:pPr>
-      <w:r>
-        <w:rPr>
-          <w:color w:val="4B5563"/>
-          <w:sz w:val="18"/>
-        </w:rPr>
-        <w:t>Owner/admin/compliance/auditor/developer/viewer behavior is encoded in shared role helpers and backend policies.</w:t>
-      </w:r>
-    </w:p>
-    <w:p>
-      <w:pPr>
-        <w:pStyle w:val="ListBullet"/>
-        <w:spacing w:after="40"/>
-        <w:ind w:left="317"/>
-      </w:pPr>
-      <w:r>
-        <w:rPr>
-          <w:color w:val="4B5563"/>
-          <w:sz w:val="18"/>
-        </w:rPr>
-        <w:t>JSON, CSV, and PDF report export paths are supported from real job and evidence records.</w:t>
-      </w:r>
-    </w:p>
-    <w:p>
-      <w:pPr>
-        <w:spacing w:after="120" w:line="254" w:lineRule="auto"/>
-      </w:pPr>
-      <w:r>
-        <w:rPr>
-          <w:color w:val="4B5563"/>
-          <w:sz w:val="20"/>
-        </w:rPr>
-        <w:t>Repository evidence:</w:t>
-      </w:r>
-    </w:p>
-    <w:p>
-      <w:pPr>
-        <w:pStyle w:val="ListBullet"/>
-        <w:spacing w:after="40"/>
-        <w:ind w:left="317"/>
-      </w:pPr>
-      <w:r>
-        <w:rPr>
-          <w:color w:val="4B5563"/>
-          <w:sz w:val="18"/>
-        </w:rPr>
-        <w:t>project/src/lib/domainUtils.ts</w:t>
-      </w:r>
-    </w:p>
-    <w:p>
-      <w:pPr>
-        <w:pStyle w:val="ListBullet"/>
-        <w:spacing w:after="40"/>
-        <w:ind w:left="317"/>
-      </w:pPr>
-      <w:r>
-        <w:rPr>
-          <w:color w:val="4B5563"/>
-          <w:sz w:val="18"/>
-        </w:rPr>
-        <w:t>project/src/lib/domainUtils.test.ts</w:t>
-      </w:r>
-    </w:p>
-    <w:p>
-      <w:pPr>
-        <w:pStyle w:val="ListBullet"/>
-        <w:spacing w:after="40"/>
-        <w:ind w:left="317"/>
-      </w:pPr>
-      <w:r>
-        <w:rPr>
-          <w:color w:val="4B5563"/>
-          <w:sz w:val="18"/>
-        </w:rPr>
-        <w:t>project/src/pages/Settings.tsx</w:t>
-      </w:r>
-    </w:p>
-    <w:p>
-      <w:pPr>
-        <w:pStyle w:val="ListBullet"/>
-        <w:spacing w:after="40"/>
-        <w:ind w:left="317"/>
-      </w:pPr>
-      <w:r>
-        <w:rPr>
-          <w:color w:val="4B5563"/>
-          <w:sz w:val="18"/>
-        </w:rPr>
-        <w:t>project/src/lib/pdfGenerator.ts</w:t>
-      </w:r>
-    </w:p>
-    <w:p>
-      <w:pPr>
-        <w:pStyle w:val="ListBullet"/>
-        <w:spacing w:after="40"/>
-        <w:ind w:left="317"/>
-      </w:pPr>
-      <w:r>
-        <w:rPr>
-          <w:color w:val="4B5563"/>
-          <w:sz w:val="18"/>
-        </w:rPr>
-        <w:t>project/supabase/functions/reports/index.ts</w:t>
-      </w:r>
-    </w:p>
-    <w:p>
-      <w:pPr>
-        <w:pStyle w:val="ListBullet"/>
-        <w:spacing w:after="40"/>
-        <w:ind w:left="317"/>
-      </w:pPr>
-      <w:r>
-        <w:rPr>
-          <w:color w:val="4B5563"/>
-          <w:sz w:val="18"/>
-        </w:rPr>
-        <w:t>project/supabase/functions/_shared/rbac.ts</w:t>
-      </w:r>
-    </w:p>
-    <w:p>
-      <w:pPr>
-        <w:pStyle w:val="ListBullet"/>
-        <w:spacing w:after="40"/>
-        <w:ind w:left="317"/>
-      </w:pPr>
-      <w:r>
-        <w:rPr>
-          <w:color w:val="4B5563"/>
-          <w:sz w:val="18"/>
-        </w:rPr>
-        <w:t>project/docs/grant-review/evidence-artifacts/exports/forg3t-evidence-export.json</w:t>
-      </w:r>
-    </w:p>
-    <w:p>
-      <w:pPr>
-        <w:pStyle w:val="ListBullet"/>
-        <w:spacing w:after="40"/>
-        <w:ind w:left="317"/>
-      </w:pPr>
-      <w:r>
-        <w:rPr>
-          <w:color w:val="4B5563"/>
-          <w:sz w:val="18"/>
-        </w:rPr>
-        <w:t>project/docs/grant-review/evidence-artifacts/exports/forg3t-evidence-export.csv</w:t>
-      </w:r>
-    </w:p>
-    <w:p>
-      <w:pPr>
-        <w:pStyle w:val="ListBullet"/>
-        <w:spacing w:after="40"/>
-        <w:ind w:left="317"/>
-      </w:pPr>
-      <w:r>
-        <w:rPr>
-          <w:color w:val="4B5563"/>
-          <w:sz w:val="18"/>
-        </w:rPr>
-        <w:t>project/docs/grant-review/evidence-artifacts/exports/forg3t-evidence-export.pdf</w:t>
-      </w:r>
-    </w:p>
-    <w:p>
-      <w:pPr>
-        <w:pStyle w:val="Heading2"/>
-        <w:spacing w:before="120" w:after="100"/>
-      </w:pPr>
-      <w:r>
-        <w:rPr>
-          <w:color w:val="E84142"/>
-        </w:rPr>
-        <w:t>7. Introduce repeatable verification pipelines for multiple unlearning jobs</w:t>
-      </w:r>
-    </w:p>
-    <w:p>
-      <w:pPr>
-        <w:spacing w:after="120" w:line="254" w:lineRule="auto"/>
-      </w:pPr>
-      <w:r>
-        <w:rPr>
-          <w:b/>
-          <w:color w:val="111827"/>
-          <w:sz w:val="20"/>
-        </w:rPr>
-        <w:t>Status:</w:t>
-      </w:r>
-      <w:r>
-        <w:rPr>
-          <w:color w:val="4B5563"/>
-          <w:sz w:val="20"/>
-        </w:rPr>
-        <w:t xml:space="preserve"> Completed</w:t>
-      </w:r>
-    </w:p>
-    <w:p>
-      <w:pPr>
-        <w:pStyle w:val="ListBullet"/>
-        <w:spacing w:after="40"/>
-        <w:ind w:left="317"/>
-      </w:pPr>
-      <w:r>
-        <w:rPr>
-          <w:color w:val="4B5563"/>
-          <w:sz w:val="18"/>
-        </w:rPr>
-        <w:t>Pipeline runs can expand scoped items into multiple jobs, generate evidence, create reports, and optionally anchor when configured.</w:t>
-      </w:r>
-    </w:p>
-    <w:p>
-      <w:pPr>
-        <w:spacing w:after="120" w:line="254" w:lineRule="auto"/>
-      </w:pPr>
-      <w:r>
-        <w:rPr>
-          <w:color w:val="4B5563"/>
-          <w:sz w:val="20"/>
-        </w:rPr>
-        <w:t>Repository evidence:</w:t>
-      </w:r>
-    </w:p>
-    <w:p>
-      <w:pPr>
-        <w:pStyle w:val="ListBullet"/>
-        <w:spacing w:after="40"/>
-        <w:ind w:left="317"/>
-      </w:pPr>
-      <w:r>
-        <w:rPr>
-          <w:color w:val="4B5563"/>
-          <w:sz w:val="18"/>
-        </w:rPr>
-        <w:t>project/src/pages/Pipelines.tsx</w:t>
-      </w:r>
-    </w:p>
-    <w:p>
-      <w:pPr>
-        <w:pStyle w:val="ListBullet"/>
-        <w:spacing w:after="40"/>
-        <w:ind w:left="317"/>
-      </w:pPr>
-      <w:r>
-        <w:rPr>
-          <w:color w:val="4B5563"/>
-          <w:sz w:val="18"/>
-        </w:rPr>
-        <w:t>project/supabase/functions/pipelines/index.ts</w:t>
-      </w:r>
-    </w:p>
-    <w:p>
-      <w:pPr>
-        <w:pStyle w:val="ListBullet"/>
-        <w:spacing w:after="40"/>
-        <w:ind w:left="317"/>
-      </w:pPr>
-      <w:r>
-        <w:rPr>
-          <w:color w:val="4B5563"/>
-          <w:sz w:val="18"/>
-        </w:rPr>
-        <w:t>project/docs/grant-review/evidence-artifacts/api/pipeline-create.json</w:t>
-      </w:r>
-    </w:p>
-    <w:p>
-      <w:pPr>
-        <w:pStyle w:val="ListBullet"/>
-        <w:spacing w:after="40"/>
-        <w:ind w:left="317"/>
-      </w:pPr>
-      <w:r>
-        <w:rPr>
-          <w:color w:val="4B5563"/>
-          <w:sz w:val="18"/>
-        </w:rPr>
-        <w:t>project/docs/grant-review/evidence-artifacts/api/pipeline-run.json</w:t>
-      </w:r>
-    </w:p>
-    <w:p>
-      <w:pPr>
-        <w:pStyle w:val="ListBullet"/>
-        <w:spacing w:after="40"/>
-        <w:ind w:left="317"/>
-      </w:pPr>
-      <w:r>
-        <w:rPr>
-          <w:color w:val="4B5563"/>
-          <w:sz w:val="18"/>
-        </w:rPr>
-        <w:t>project/docs/grant-review/evidence-artifacts/api/pipeline-detail-with-runs.json</w:t>
-      </w:r>
-    </w:p>
-    <w:p>
-      <w:pPr>
-        <w:pStyle w:val="ListBullet"/>
-        <w:spacing w:after="40"/>
-        <w:ind w:left="317"/>
-      </w:pPr>
-      <w:r>
-        <w:rPr>
-          <w:color w:val="4B5563"/>
-          <w:sz w:val="18"/>
-        </w:rPr>
-        <w:t>project/docs/grant-review/evidence-artifacts/screenshots/pipeline-run.png</w:t>
-      </w:r>
-    </w:p>
-    <w:p>
-      <w:pPr>
-        <w:pStyle w:val="Heading2"/>
-        <w:spacing w:before="120" w:after="100"/>
-      </w:pPr>
-      <w:r>
-        <w:rPr>
-          <w:color w:val="E84142"/>
-        </w:rPr>
-        <w:t>8. Expand integrations for teams using API-based AI systems</w:t>
-      </w:r>
-    </w:p>
-    <w:p>
-      <w:pPr>
-        <w:spacing w:after="120" w:line="254" w:lineRule="auto"/>
-      </w:pPr>
-      <w:r>
-        <w:rPr>
-          <w:b/>
-          <w:color w:val="111827"/>
-          <w:sz w:val="20"/>
-        </w:rPr>
-        <w:t>Status:</w:t>
-      </w:r>
-      <w:r>
-        <w:rPr>
-          <w:color w:val="4B5563"/>
-          <w:sz w:val="20"/>
-        </w:rPr>
-        <w:t xml:space="preserve"> Completed</w:t>
-      </w:r>
-    </w:p>
-    <w:p>
-      <w:pPr>
-        <w:pStyle w:val="ListBullet"/>
-        <w:spacing w:after="40"/>
-        <w:ind w:left="317"/>
-      </w:pPr>
-      <w:r>
-        <w:rPr>
-          <w:color w:val="4B5563"/>
-          <w:sz w:val="18"/>
-        </w:rPr>
-        <w:t>OpenAI-compatible and generic HTTP integrations support setup, health checks, stored server-side secrets, and job lifecycle linkage.</w:t>
-      </w:r>
-    </w:p>
-    <w:p>
-      <w:pPr>
-        <w:spacing w:after="120" w:line="254" w:lineRule="auto"/>
-      </w:pPr>
-      <w:r>
-        <w:rPr>
-          <w:color w:val="4B5563"/>
-          <w:sz w:val="20"/>
-        </w:rPr>
-        <w:t>Repository evidence:</w:t>
-      </w:r>
-    </w:p>
-    <w:p>
-      <w:pPr>
-        <w:pStyle w:val="ListBullet"/>
-        <w:spacing w:after="40"/>
-        <w:ind w:left="317"/>
-      </w:pPr>
-      <w:r>
-        <w:rPr>
-          <w:color w:val="4B5563"/>
-          <w:sz w:val="18"/>
-        </w:rPr>
-        <w:t>project/src/pages/Settings.tsx</w:t>
-      </w:r>
-    </w:p>
-    <w:p>
-      <w:pPr>
-        <w:pStyle w:val="ListBullet"/>
-        <w:spacing w:after="40"/>
-        <w:ind w:left="317"/>
-      </w:pPr>
-      <w:r>
-        <w:rPr>
-          <w:color w:val="4B5563"/>
-          <w:sz w:val="18"/>
-        </w:rPr>
-        <w:t>project/src/pages/Unlearning.tsx</w:t>
-      </w:r>
-    </w:p>
-    <w:p>
-      <w:pPr>
-        <w:pStyle w:val="ListBullet"/>
-        <w:spacing w:after="40"/>
-        <w:ind w:left="317"/>
-      </w:pPr>
-      <w:r>
-        <w:rPr>
-          <w:color w:val="4B5563"/>
-          <w:sz w:val="18"/>
-        </w:rPr>
-        <w:t>project/supabase/functions/integrations/index.ts</w:t>
-      </w:r>
-    </w:p>
-    <w:p>
-      <w:pPr>
-        <w:pStyle w:val="ListBullet"/>
-        <w:spacing w:after="40"/>
-        <w:ind w:left="317"/>
-      </w:pPr>
-      <w:r>
-        <w:rPr>
-          <w:color w:val="4B5563"/>
-          <w:sz w:val="18"/>
-        </w:rPr>
-        <w:t>project/docs/grant-review/evidence-artifacts/api/integration-create-generic-http.json</w:t>
-      </w:r>
-    </w:p>
-    <w:p>
-      <w:pPr>
-        <w:pStyle w:val="ListBullet"/>
-        <w:spacing w:after="40"/>
-        <w:ind w:left="317"/>
-      </w:pPr>
-      <w:r>
-        <w:rPr>
-          <w:color w:val="4B5563"/>
-          <w:sz w:val="18"/>
-        </w:rPr>
-        <w:t>project/docs/grant-review/evidence-artifacts/api/integration-test-generic-http.json</w:t>
-      </w:r>
-    </w:p>
-    <w:p>
-      <w:pPr>
-        <w:pStyle w:val="ListBullet"/>
-        <w:spacing w:after="40"/>
-        <w:ind w:left="317"/>
-      </w:pPr>
-      <w:r>
-        <w:rPr>
-          <w:color w:val="4B5563"/>
-          <w:sz w:val="18"/>
-        </w:rPr>
-        <w:t>project/docs/phase2-readiness.md</w:t>
-      </w:r>
-    </w:p>
-    <w:p>
-      <w:r>
-        <w:br w:type="page"/>
-      </w:r>
-    </w:p>
-    <w:p>
-      <w:pPr>
-        <w:spacing w:after="40"/>
-      </w:pPr>
-      <w:r>
-        <w:rPr>
-          <w:b/>
-          <w:color w:val="E84142"/>
-          <w:sz w:val="16"/>
-        </w:rPr>
-        <w:t>ADDITIONAL PRODUCT SCREENSHOTS</w:t>
-      </w:r>
-    </w:p>
-    <w:p>
-      <w:pPr>
-        <w:pStyle w:val="Heading1"/>
-        <w:spacing w:before="200" w:after="100"/>
-      </w:pPr>
-      <w:r>
-        <w:rPr>
-          <w:color w:val="111827"/>
-        </w:rPr>
-        <w:t>Reviewer UX and Admin Evidence</w:t>
-      </w:r>
-    </w:p>
-    <w:p>
-      <w:pPr>
-        <w:spacing w:after="60"/>
+        <w:spacing w:before="0" w:after="40" w:line="264" w:lineRule="auto"/>
         <w:jc w:val="center"/>
       </w:pPr>
       <w:r>
         <w:drawing>
           <wp:inline xmlns:a="http://schemas.openxmlformats.org/drawingml/2006/main" xmlns:pic="http://schemas.openxmlformats.org/drawingml/2006/picture">
             <wp:extent cx="5806440" cy="3266122"/>
-            <wp:docPr id="6" name="Picture 6"/>
+            <wp:docPr id="9" name="Picture 9"/>
             <wp:cNvGraphicFramePr>
               <a:graphicFrameLocks noChangeAspect="1"/>
             </wp:cNvGraphicFramePr>
@@ -4263,11 +3303,11 @@
               <a:graphicData uri="http://schemas.openxmlformats.org/drawingml/2006/picture">
                 <pic:pic>
                   <pic:nvPicPr>
-                    <pic:cNvPr id="0" name="job-list.png"/>
+                    <pic:cNvPr id="0" name="milestone-07-repeatable-pipelines-anchor-history.png"/>
                     <pic:cNvPicPr/>
                   </pic:nvPicPr>
                   <pic:blipFill>
-                    <a:blip r:embed="rId19"/>
+                    <a:blip r:embed="rId23"/>
                     <a:stretch>
                       <a:fillRect/>
                     </a:stretch>
@@ -4288,28 +3328,181 @@
     </w:p>
     <w:p>
       <w:pPr>
-        <w:spacing w:after="160"/>
+        <w:spacing w:before="0" w:after="180" w:line="240" w:lineRule="auto"/>
         <w:jc w:val="center"/>
       </w:pPr>
       <w:r>
         <w:rPr>
+          <w:rFonts w:ascii="Calibri" w:hAnsi="Calibri"/>
           <w:i/>
           <w:color w:val="4B5563"/>
           <w:sz w:val="16"/>
         </w:rPr>
-        <w:t>Job history and anchor visibility evidence from the reviewer evidence artifacts.</w:t>
+        <w:t>Milestone 7 evidence screenshot.</w:t>
       </w:r>
     </w:p>
     <w:p>
       <w:pPr>
-        <w:spacing w:after="60"/>
+        <w:spacing w:before="0" w:after="60" w:line="264" w:lineRule="auto"/>
+      </w:pPr>
+      <w:r>
+        <w:rPr>
+          <w:rFonts w:ascii="Calibri" w:hAnsi="Calibri"/>
+          <w:b/>
+          <w:color w:val="111111"/>
+          <w:sz w:val="19"/>
+        </w:rPr>
+        <w:t xml:space="preserve">Live app: </w:t>
+      </w:r>
+      <w:hyperlink r:id="rId11">
+        <w:r>
+          <w:rPr>
+            <w:color w:val="2E74B5"/>
+            <w:u w:val="single"/>
+          </w:rPr>
+          <w:t>https://buildgames.forg3t.io</w:t>
+        </w:r>
+      </w:hyperlink>
+    </w:p>
+    <w:p>
+      <w:pPr>
+        <w:spacing w:before="0" w:after="140" w:line="264" w:lineRule="auto"/>
+      </w:pPr>
+      <w:r>
+        <w:rPr>
+          <w:rFonts w:ascii="Calibri" w:hAnsi="Calibri"/>
+          <w:color w:val="111111"/>
+          <w:sz w:val="21"/>
+        </w:rPr>
+        <w:t>Repository and evidence artifacts:</w:t>
+      </w:r>
+    </w:p>
+    <w:p>
+      <w:pPr>
+        <w:pStyle w:val="ListBullet"/>
+        <w:spacing w:before="0" w:after="60" w:line="264" w:lineRule="auto"/>
+        <w:ind w:left="504"/>
+      </w:pPr>
+      <w:r>
+        <w:rPr>
+          <w:rFonts w:ascii="Calibri" w:hAnsi="Calibri"/>
+          <w:color w:val="111111"/>
+          <w:sz w:val="19"/>
+        </w:rPr>
+        <w:t>project/src/pages/Pipelines.tsx</w:t>
+      </w:r>
+    </w:p>
+    <w:p>
+      <w:pPr>
+        <w:pStyle w:val="ListBullet"/>
+        <w:spacing w:before="0" w:after="60" w:line="264" w:lineRule="auto"/>
+        <w:ind w:left="504"/>
+      </w:pPr>
+      <w:r>
+        <w:rPr>
+          <w:rFonts w:ascii="Calibri" w:hAnsi="Calibri"/>
+          <w:color w:val="111111"/>
+          <w:sz w:val="19"/>
+        </w:rPr>
+        <w:t>project/supabase/functions/pipelines/index.ts</w:t>
+      </w:r>
+    </w:p>
+    <w:p>
+      <w:pPr>
+        <w:pStyle w:val="ListBullet"/>
+        <w:spacing w:before="0" w:after="60" w:line="264" w:lineRule="auto"/>
+        <w:ind w:left="504"/>
+      </w:pPr>
+      <w:r>
+        <w:rPr>
+          <w:rFonts w:ascii="Calibri" w:hAnsi="Calibri"/>
+          <w:color w:val="111111"/>
+          <w:sz w:val="19"/>
+        </w:rPr>
+        <w:t>project/docs/grant-review/submission-assets/api/pipeline-review-run.json</w:t>
+      </w:r>
+    </w:p>
+    <w:p>
+      <w:pPr>
+        <w:pStyle w:val="ListBullet"/>
+        <w:spacing w:before="0" w:after="60" w:line="264" w:lineRule="auto"/>
+        <w:ind w:left="504"/>
+      </w:pPr>
+      <w:r>
+        <w:rPr>
+          <w:rFonts w:ascii="Calibri" w:hAnsi="Calibri"/>
+          <w:color w:val="111111"/>
+          <w:sz w:val="19"/>
+        </w:rPr>
+        <w:t>project/docs/grant-review/submission-assets/api/pipeline-review-list.json</w:t>
+      </w:r>
+    </w:p>
+    <w:p>
+      <w:pPr>
+        <w:pStyle w:val="ListBullet"/>
+        <w:spacing w:before="0" w:after="60" w:line="264" w:lineRule="auto"/>
+        <w:ind w:left="504"/>
+      </w:pPr>
+      <w:r>
+        <w:rPr>
+          <w:rFonts w:ascii="Calibri" w:hAnsi="Calibri"/>
+          <w:color w:val="111111"/>
+          <w:sz w:val="19"/>
+        </w:rPr>
+        <w:t>project/docs/grant-review/submission-assets/api/previous-mainnet-anchors.json</w:t>
+      </w:r>
+    </w:p>
+    <w:p>
+      <w:pPr>
+        <w:pStyle w:val="Heading1"/>
+        <w:spacing w:before="280" w:after="120" w:line="264" w:lineRule="auto"/>
+      </w:pPr>
+      <w:r>
+        <w:rPr>
+          <w:rFonts w:ascii="Calibri" w:hAnsi="Calibri"/>
+          <w:b/>
+          <w:color w:val="2E74B5"/>
+          <w:sz w:val="32"/>
+        </w:rPr>
+        <w:t>Milestone 8: Expand integrations for teams using API based AI systems</w:t>
+      </w:r>
+    </w:p>
+    <w:p>
+      <w:pPr>
+        <w:spacing w:before="0" w:after="140" w:line="264" w:lineRule="auto"/>
+      </w:pPr>
+      <w:r>
+        <w:rPr>
+          <w:rFonts w:ascii="Calibri" w:hAnsi="Calibri"/>
+          <w:color w:val="111111"/>
+          <w:sz w:val="21"/>
+        </w:rPr>
+        <w:t>Status: Completed.</w:t>
+      </w:r>
+    </w:p>
+    <w:p>
+      <w:pPr>
+        <w:spacing w:before="0" w:after="140" w:line="264" w:lineRule="auto"/>
+      </w:pPr>
+      <w:r>
+        <w:rPr>
+          <w:rFonts w:ascii="Calibri" w:hAnsi="Calibri"/>
+          <w:color w:val="111111"/>
+          <w:sz w:val="21"/>
+        </w:rPr>
+        <w:t>OpenAI-compatible black-box suppression flow and integrations settings support API-based AI teams with server-side secrets.</w:t>
+      </w:r>
+    </w:p>
+    <w:p>
+      <w:pPr>
+        <w:spacing w:before="0" w:after="40" w:line="264" w:lineRule="auto"/>
         <w:jc w:val="center"/>
       </w:pPr>
       <w:r>
         <w:drawing>
           <wp:inline xmlns:a="http://schemas.openxmlformats.org/drawingml/2006/main" xmlns:pic="http://schemas.openxmlformats.org/drawingml/2006/picture">
-            <wp:extent cx="5806440" cy="3266122"/>
-            <wp:docPr id="7" name="Picture 7"/>
+            <wp:extent cx="5806440" cy="3304851"/>
+            <wp:docPr id="10" name="Picture 10"/>
             <wp:cNvGraphicFramePr>
               <a:graphicFrameLocks noChangeAspect="1"/>
             </wp:cNvGraphicFramePr>
@@ -4317,11 +3510,11 @@
               <a:graphicData uri="http://schemas.openxmlformats.org/drawingml/2006/picture">
                 <pic:pic>
                   <pic:nvPicPr>
-                    <pic:cNvPr id="0" name="job-list.png"/>
+                    <pic:cNvPr id="0" name="milestone-08-openai-compatible-flow.png"/>
                     <pic:cNvPicPr/>
                   </pic:nvPicPr>
                   <pic:blipFill>
-                    <a:blip r:embed="rId19"/>
+                    <a:blip r:embed="rId24"/>
                     <a:stretch>
                       <a:fillRect/>
                     </a:stretch>
@@ -4329,7 +3522,7 @@
                   <pic:spPr>
                     <a:xfrm>
                       <a:off x="0" y="0"/>
-                      <a:ext cx="5806440" cy="3266122"/>
+                      <a:ext cx="5806440" cy="3304851"/>
                     </a:xfrm>
                     <a:prstGeom prst="rect"/>
                   </pic:spPr>
@@ -4342,669 +3535,157 @@
     </w:p>
     <w:p>
       <w:pPr>
-        <w:spacing w:after="160"/>
+        <w:spacing w:before="0" w:after="180" w:line="240" w:lineRule="auto"/>
         <w:jc w:val="center"/>
       </w:pPr>
       <w:r>
         <w:rPr>
+          <w:rFonts w:ascii="Calibri" w:hAnsi="Calibri"/>
           <w:i/>
           <w:color w:val="4B5563"/>
           <w:sz w:val="16"/>
         </w:rPr>
-        <w:t>Job detail page showing evidence, anchor actions, public verify route, and report export controls.</w:t>
+        <w:t>Milestone 8 evidence screenshot.</w:t>
       </w:r>
     </w:p>
     <w:p>
       <w:pPr>
-        <w:spacing w:after="60"/>
-        <w:jc w:val="center"/>
+        <w:spacing w:before="0" w:after="60" w:line="264" w:lineRule="auto"/>
       </w:pPr>
       <w:r>
-        <w:drawing>
-          <wp:inline xmlns:a="http://schemas.openxmlformats.org/drawingml/2006/main" xmlns:pic="http://schemas.openxmlformats.org/drawingml/2006/picture">
-            <wp:extent cx="5806440" cy="3266122"/>
-            <wp:docPr id="8" name="Picture 8"/>
-            <wp:cNvGraphicFramePr>
-              <a:graphicFrameLocks noChangeAspect="1"/>
-            </wp:cNvGraphicFramePr>
-            <a:graphic>
-              <a:graphicData uri="http://schemas.openxmlformats.org/drawingml/2006/picture">
-                <pic:pic>
-                  <pic:nvPicPr>
-                    <pic:cNvPr id="0" name="job-list.png"/>
-                    <pic:cNvPicPr/>
-                  </pic:nvPicPr>
-                  <pic:blipFill>
-                    <a:blip r:embed="rId19"/>
-                    <a:stretch>
-                      <a:fillRect/>
-                    </a:stretch>
-                  </pic:blipFill>
-                  <pic:spPr>
-                    <a:xfrm>
-                      <a:off x="0" y="0"/>
-                      <a:ext cx="5806440" cy="3266122"/>
-                    </a:xfrm>
-                    <a:prstGeom prst="rect"/>
-                  </pic:spPr>
-                </pic:pic>
-              </a:graphicData>
-            </a:graphic>
-          </wp:inline>
-        </w:drawing>
+        <w:rPr>
+          <w:rFonts w:ascii="Calibri" w:hAnsi="Calibri"/>
+          <w:b/>
+          <w:color w:val="111111"/>
+          <w:sz w:val="19"/>
+        </w:rPr>
+        <w:t xml:space="preserve">Live app: </w:t>
+      </w:r>
+      <w:hyperlink r:id="rId11">
+        <w:r>
+          <w:rPr>
+            <w:color w:val="2E74B5"/>
+            <w:u w:val="single"/>
+          </w:rPr>
+          <w:t>https://buildgames.forg3t.io</w:t>
+        </w:r>
+      </w:hyperlink>
+    </w:p>
+    <w:p>
+      <w:pPr>
+        <w:spacing w:before="0" w:after="140" w:line="264" w:lineRule="auto"/>
+      </w:pPr>
+      <w:r>
+        <w:rPr>
+          <w:rFonts w:ascii="Calibri" w:hAnsi="Calibri"/>
+          <w:color w:val="111111"/>
+          <w:sz w:val="21"/>
+        </w:rPr>
+        <w:t>Repository and evidence artifacts:</w:t>
       </w:r>
     </w:p>
     <w:p>
       <w:pPr>
-        <w:spacing w:after="160"/>
-        <w:jc w:val="center"/>
+        <w:pStyle w:val="ListBullet"/>
+        <w:spacing w:before="0" w:after="60" w:line="264" w:lineRule="auto"/>
+        <w:ind w:left="504"/>
       </w:pPr>
       <w:r>
         <w:rPr>
-          <w:i/>
-          <w:color w:val="4B5563"/>
-          <w:sz w:val="16"/>
+          <w:rFonts w:ascii="Calibri" w:hAnsi="Calibri"/>
+          <w:color w:val="111111"/>
+          <w:sz w:val="19"/>
         </w:rPr>
-        <w:t>Evidence detail page with manifest, commitments, report payload, and Avalanche record.</w:t>
+        <w:t>project/src/pages/Settings.tsx</w:t>
       </w:r>
     </w:p>
     <w:p>
       <w:pPr>
-        <w:spacing w:after="60"/>
-        <w:jc w:val="center"/>
+        <w:pStyle w:val="ListBullet"/>
+        <w:spacing w:before="0" w:after="60" w:line="264" w:lineRule="auto"/>
+        <w:ind w:left="504"/>
       </w:pPr>
       <w:r>
-        <w:drawing>
-          <wp:inline xmlns:a="http://schemas.openxmlformats.org/drawingml/2006/main" xmlns:pic="http://schemas.openxmlformats.org/drawingml/2006/picture">
-            <wp:extent cx="5806440" cy="3266122"/>
-            <wp:docPr id="9" name="Picture 9"/>
-            <wp:cNvGraphicFramePr>
-              <a:graphicFrameLocks noChangeAspect="1"/>
-            </wp:cNvGraphicFramePr>
-            <a:graphic>
-              <a:graphicData uri="http://schemas.openxmlformats.org/drawingml/2006/picture">
-                <pic:pic>
-                  <pic:nvPicPr>
-                    <pic:cNvPr id="0" name="job-list.png"/>
-                    <pic:cNvPicPr/>
-                  </pic:nvPicPr>
-                  <pic:blipFill>
-                    <a:blip r:embed="rId19"/>
-                    <a:stretch>
-                      <a:fillRect/>
-                    </a:stretch>
-                  </pic:blipFill>
-                  <pic:spPr>
-                    <a:xfrm>
-                      <a:off x="0" y="0"/>
-                      <a:ext cx="5806440" cy="3266122"/>
-                    </a:xfrm>
-                    <a:prstGeom prst="rect"/>
-                  </pic:spPr>
-                </pic:pic>
-              </a:graphicData>
-            </a:graphic>
-          </wp:inline>
-        </w:drawing>
+        <w:rPr>
+          <w:rFonts w:ascii="Calibri" w:hAnsi="Calibri"/>
+          <w:color w:val="111111"/>
+          <w:sz w:val="19"/>
+        </w:rPr>
+        <w:t>project/src/pages/Unlearning.tsx</w:t>
       </w:r>
     </w:p>
     <w:p>
       <w:pPr>
-        <w:spacing w:after="160"/>
-        <w:jc w:val="center"/>
+        <w:pStyle w:val="ListBullet"/>
+        <w:spacing w:before="0" w:after="60" w:line="264" w:lineRule="auto"/>
+        <w:ind w:left="504"/>
       </w:pPr>
       <w:r>
         <w:rPr>
-          <w:i/>
-          <w:color w:val="4B5563"/>
-          <w:sz w:val="16"/>
+          <w:rFonts w:ascii="Calibri" w:hAnsi="Calibri"/>
+          <w:color w:val="111111"/>
+          <w:sz w:val="19"/>
         </w:rPr>
-        <w:t>Repeatable verification pipeline run evidence.</w:t>
+        <w:t>project/supabase/functions/integrations/index.ts</w:t>
       </w:r>
     </w:p>
     <w:p>
       <w:pPr>
-        <w:spacing w:after="60"/>
-        <w:jc w:val="center"/>
+        <w:pStyle w:val="ListBullet"/>
+        <w:spacing w:before="0" w:after="60" w:line="264" w:lineRule="auto"/>
+        <w:ind w:left="504"/>
       </w:pPr>
       <w:r>
-        <w:drawing>
-          <wp:inline xmlns:a="http://schemas.openxmlformats.org/drawingml/2006/main" xmlns:pic="http://schemas.openxmlformats.org/drawingml/2006/picture">
-            <wp:extent cx="5806440" cy="3266122"/>
-            <wp:docPr id="10" name="Picture 10"/>
-            <wp:cNvGraphicFramePr>
-              <a:graphicFrameLocks noChangeAspect="1"/>
-            </wp:cNvGraphicFramePr>
-            <a:graphic>
-              <a:graphicData uri="http://schemas.openxmlformats.org/drawingml/2006/picture">
-                <pic:pic>
-                  <pic:nvPicPr>
-                    <pic:cNvPr id="0" name="job-list.png"/>
-                    <pic:cNvPicPr/>
-                  </pic:nvPicPr>
-                  <pic:blipFill>
-                    <a:blip r:embed="rId19"/>
-                    <a:stretch>
-                      <a:fillRect/>
-                    </a:stretch>
-                  </pic:blipFill>
-                  <pic:spPr>
-                    <a:xfrm>
-                      <a:off x="0" y="0"/>
-                      <a:ext cx="5806440" cy="3266122"/>
-                    </a:xfrm>
-                    <a:prstGeom prst="rect"/>
-                  </pic:spPr>
-                </pic:pic>
-              </a:graphicData>
-            </a:graphic>
-          </wp:inline>
-        </w:drawing>
+        <w:rPr>
+          <w:rFonts w:ascii="Calibri" w:hAnsi="Calibri"/>
+          <w:color w:val="111111"/>
+          <w:sz w:val="19"/>
+        </w:rPr>
+        <w:t>project/docs/grant-review/evidence-artifacts/api/integration-create-generic-http.json</w:t>
       </w:r>
     </w:p>
     <w:p>
       <w:pPr>
-        <w:spacing w:after="160"/>
-        <w:jc w:val="center"/>
+        <w:pStyle w:val="ListBullet"/>
+        <w:spacing w:before="0" w:after="60" w:line="264" w:lineRule="auto"/>
+        <w:ind w:left="504"/>
       </w:pPr>
       <w:r>
         <w:rPr>
-          <w:i/>
-          <w:color w:val="4B5563"/>
-          <w:sz w:val="16"/>
+          <w:rFonts w:ascii="Calibri" w:hAnsi="Calibri"/>
+          <w:color w:val="111111"/>
+          <w:sz w:val="19"/>
         </w:rPr>
-        <w:t>Role settings and API integration administration evidence.</w:t>
-      </w:r>
-    </w:p>
-    <w:p>
-      <w:r>
-        <w:br w:type="page"/>
-      </w:r>
-    </w:p>
-    <w:p>
-      <w:pPr>
-        <w:spacing w:after="40"/>
-      </w:pPr>
-      <w:r>
-        <w:rPr>
-          <w:b/>
-          <w:color w:val="E84142"/>
-          <w:sz w:val="16"/>
-        </w:rPr>
-        <w:t>LOCAL VERIFICATION</w:t>
+        <w:t>project/docs/grant-review/evidence-artifacts/api/integration-test-generic-http.json</w:t>
       </w:r>
     </w:p>
     <w:p>
       <w:pPr>
         <w:pStyle w:val="Heading1"/>
-        <w:spacing w:before="200" w:after="100"/>
+        <w:spacing w:before="280" w:after="120" w:line="264" w:lineRule="auto"/>
       </w:pPr>
       <w:r>
         <w:rPr>
-          <w:color w:val="111827"/>
+          <w:rFonts w:ascii="Calibri" w:hAnsi="Calibri"/>
+          <w:b/>
+          <w:color w:val="2E74B5"/>
+          <w:sz w:val="32"/>
         </w:rPr>
-        <w:t>Commands to Run</w:t>
+        <w:t>Final Readiness Statement</w:t>
       </w:r>
     </w:p>
     <w:p>
       <w:pPr>
-        <w:spacing w:after="120" w:line="254" w:lineRule="auto"/>
+        <w:spacing w:before="0" w:after="140" w:line="264" w:lineRule="auto"/>
       </w:pPr>
       <w:r>
         <w:rPr>
-          <w:color w:val="4B5563"/>
-          <w:sz w:val="20"/>
+          <w:rFonts w:ascii="Calibri" w:hAnsi="Calibri"/>
+          <w:color w:val="111111"/>
+          <w:sz w:val="21"/>
         </w:rPr>
-        <w:t>These commands avoid embedding secrets. Public VITE variables should come from local .env or Netlify production environment, while service-role and Avalanche signer material remain server-side only.</w:t>
+        <w:t>Forg3t Protocol is ready to submit the Avalanche Grant Phase 2 disbursement request. The product, repository, production reviewer workflow, mainnet anchor history, public verification route, documentation article, pilot contract, RBAC/export flow, repeatable pipeline run, and API integration flow are all represented with direct artifacts in this packet.</w:t>
       </w:r>
-    </w:p>
-    <w:tbl>
-      <w:tblPr>
-        <w:tblW w:type="auto" w:w="0"/>
-        <w:jc w:val="center"/>
-        <w:tblLook w:firstColumn="1" w:firstRow="1" w:lastColumn="0" w:lastRow="0" w:noHBand="0" w:noVBand="1" w:val="04A0"/>
-      </w:tblPr>
-      <w:tblGrid>
-        <w:gridCol w:w="5256"/>
-        <w:gridCol w:w="5256"/>
-      </w:tblGrid>
-      <w:tr>
-        <w:tc>
-          <w:tcPr>
-            <w:tcW w:type="dxa" w:w="5256"/>
-            <w:shd w:fill="E84142"/>
-            <w:tcBorders>
-              <w:top w:val="single" w:sz="8" w:space="0" w:color="E84142"/>
-              <w:left w:val="single" w:sz="8" w:space="0" w:color="E84142"/>
-              <w:bottom w:val="single" w:sz="8" w:space="0" w:color="E84142"/>
-              <w:right w:val="single" w:sz="8" w:space="0" w:color="E84142"/>
-            </w:tcBorders>
-          </w:tcPr>
-          <w:p>
-            <w:pPr>
-              <w:spacing w:after="0"/>
-            </w:pPr>
-            <w:r/>
-            <w:r>
-              <w:rPr>
-                <w:b/>
-                <w:color w:val="FFFFFF"/>
-                <w:sz w:val="16"/>
-              </w:rPr>
-              <w:t>Purpose</w:t>
-            </w:r>
-          </w:p>
-        </w:tc>
-        <w:tc>
-          <w:tcPr>
-            <w:tcW w:type="dxa" w:w="5256"/>
-            <w:shd w:fill="E84142"/>
-            <w:tcBorders>
-              <w:top w:val="single" w:sz="8" w:space="0" w:color="E84142"/>
-              <w:left w:val="single" w:sz="8" w:space="0" w:color="E84142"/>
-              <w:bottom w:val="single" w:sz="8" w:space="0" w:color="E84142"/>
-              <w:right w:val="single" w:sz="8" w:space="0" w:color="E84142"/>
-            </w:tcBorders>
-          </w:tcPr>
-          <w:p>
-            <w:pPr>
-              <w:spacing w:after="0"/>
-            </w:pPr>
-            <w:r/>
-            <w:r>
-              <w:rPr>
-                <w:b/>
-                <w:color w:val="FFFFFF"/>
-                <w:sz w:val="16"/>
-              </w:rPr>
-              <w:t>Command</w:t>
-            </w:r>
-          </w:p>
-        </w:tc>
-      </w:tr>
-      <w:tr>
-        <w:tc>
-          <w:tcPr>
-            <w:tcW w:type="dxa" w:w="5256"/>
-            <w:shd w:fill="FFFFFF"/>
-            <w:tcBorders>
-              <w:top w:val="single" w:sz="8" w:space="0" w:color="E5E7EB"/>
-              <w:left w:val="single" w:sz="8" w:space="0" w:color="E5E7EB"/>
-              <w:bottom w:val="single" w:sz="8" w:space="0" w:color="E5E7EB"/>
-              <w:right w:val="single" w:sz="8" w:space="0" w:color="E5E7EB"/>
-            </w:tcBorders>
-          </w:tcPr>
-          <w:p>
-            <w:pPr>
-              <w:spacing w:after="0"/>
-            </w:pPr>
-            <w:r/>
-            <w:r>
-              <w:rPr>
-                <w:b/>
-                <w:color w:val="111827"/>
-                <w:sz w:val="16"/>
-              </w:rPr>
-              <w:t>Install</w:t>
-            </w:r>
-          </w:p>
-        </w:tc>
-        <w:tc>
-          <w:tcPr>
-            <w:tcW w:type="dxa" w:w="5256"/>
-            <w:shd w:fill="FFFFFF"/>
-            <w:tcBorders>
-              <w:top w:val="single" w:sz="8" w:space="0" w:color="E5E7EB"/>
-              <w:left w:val="single" w:sz="8" w:space="0" w:color="E5E7EB"/>
-              <w:bottom w:val="single" w:sz="8" w:space="0" w:color="E5E7EB"/>
-              <w:right w:val="single" w:sz="8" w:space="0" w:color="E5E7EB"/>
-            </w:tcBorders>
-          </w:tcPr>
-          <w:p>
-            <w:pPr>
-              <w:spacing w:after="0"/>
-            </w:pPr>
-            <w:r/>
-            <w:r>
-              <w:rPr>
-                <w:b w:val="0"/>
-                <w:color w:val="4B5563"/>
-                <w:sz w:val="16"/>
-              </w:rPr>
-              <w:t>cd project &amp;&amp; npm install</w:t>
-            </w:r>
-          </w:p>
-        </w:tc>
-      </w:tr>
-      <w:tr>
-        <w:tc>
-          <w:tcPr>
-            <w:tcW w:type="dxa" w:w="5256"/>
-            <w:shd w:fill="FFFFFF"/>
-            <w:tcBorders>
-              <w:top w:val="single" w:sz="8" w:space="0" w:color="E5E7EB"/>
-              <w:left w:val="single" w:sz="8" w:space="0" w:color="E5E7EB"/>
-              <w:bottom w:val="single" w:sz="8" w:space="0" w:color="E5E7EB"/>
-              <w:right w:val="single" w:sz="8" w:space="0" w:color="E5E7EB"/>
-            </w:tcBorders>
-          </w:tcPr>
-          <w:p>
-            <w:pPr>
-              <w:spacing w:after="0"/>
-            </w:pPr>
-            <w:r/>
-            <w:r>
-              <w:rPr>
-                <w:b/>
-                <w:color w:val="111827"/>
-                <w:sz w:val="16"/>
-              </w:rPr>
-              <w:t>Unit tests</w:t>
-            </w:r>
-          </w:p>
-        </w:tc>
-        <w:tc>
-          <w:tcPr>
-            <w:tcW w:type="dxa" w:w="5256"/>
-            <w:shd w:fill="FFFFFF"/>
-            <w:tcBorders>
-              <w:top w:val="single" w:sz="8" w:space="0" w:color="E5E7EB"/>
-              <w:left w:val="single" w:sz="8" w:space="0" w:color="E5E7EB"/>
-              <w:bottom w:val="single" w:sz="8" w:space="0" w:color="E5E7EB"/>
-              <w:right w:val="single" w:sz="8" w:space="0" w:color="E5E7EB"/>
-            </w:tcBorders>
-          </w:tcPr>
-          <w:p>
-            <w:pPr>
-              <w:spacing w:after="0"/>
-            </w:pPr>
-            <w:r/>
-            <w:r>
-              <w:rPr>
-                <w:b w:val="0"/>
-                <w:color w:val="4B5563"/>
-                <w:sz w:val="16"/>
-              </w:rPr>
-              <w:t>cd project &amp;&amp; npm test</w:t>
-            </w:r>
-          </w:p>
-        </w:tc>
-      </w:tr>
-      <w:tr>
-        <w:tc>
-          <w:tcPr>
-            <w:tcW w:type="dxa" w:w="5256"/>
-            <w:shd w:fill="FFFFFF"/>
-            <w:tcBorders>
-              <w:top w:val="single" w:sz="8" w:space="0" w:color="E5E7EB"/>
-              <w:left w:val="single" w:sz="8" w:space="0" w:color="E5E7EB"/>
-              <w:bottom w:val="single" w:sz="8" w:space="0" w:color="E5E7EB"/>
-              <w:right w:val="single" w:sz="8" w:space="0" w:color="E5E7EB"/>
-            </w:tcBorders>
-          </w:tcPr>
-          <w:p>
-            <w:pPr>
-              <w:spacing w:after="0"/>
-            </w:pPr>
-            <w:r/>
-            <w:r>
-              <w:rPr>
-                <w:b/>
-                <w:color w:val="111827"/>
-                <w:sz w:val="16"/>
-              </w:rPr>
-              <w:t>Production build</w:t>
-            </w:r>
-          </w:p>
-        </w:tc>
-        <w:tc>
-          <w:tcPr>
-            <w:tcW w:type="dxa" w:w="5256"/>
-            <w:shd w:fill="FFFFFF"/>
-            <w:tcBorders>
-              <w:top w:val="single" w:sz="8" w:space="0" w:color="E5E7EB"/>
-              <w:left w:val="single" w:sz="8" w:space="0" w:color="E5E7EB"/>
-              <w:bottom w:val="single" w:sz="8" w:space="0" w:color="E5E7EB"/>
-              <w:right w:val="single" w:sz="8" w:space="0" w:color="E5E7EB"/>
-            </w:tcBorders>
-          </w:tcPr>
-          <w:p>
-            <w:pPr>
-              <w:spacing w:after="0"/>
-            </w:pPr>
-            <w:r/>
-            <w:r>
-              <w:rPr>
-                <w:b w:val="0"/>
-                <w:color w:val="4B5563"/>
-                <w:sz w:val="16"/>
-              </w:rPr>
-              <w:t>cd project &amp;&amp; npm run build</w:t>
-            </w:r>
-          </w:p>
-        </w:tc>
-      </w:tr>
-      <w:tr>
-        <w:tc>
-          <w:tcPr>
-            <w:tcW w:type="dxa" w:w="5256"/>
-            <w:shd w:fill="FFFFFF"/>
-            <w:tcBorders>
-              <w:top w:val="single" w:sz="8" w:space="0" w:color="E5E7EB"/>
-              <w:left w:val="single" w:sz="8" w:space="0" w:color="E5E7EB"/>
-              <w:bottom w:val="single" w:sz="8" w:space="0" w:color="E5E7EB"/>
-              <w:right w:val="single" w:sz="8" w:space="0" w:color="E5E7EB"/>
-            </w:tcBorders>
-          </w:tcPr>
-          <w:p>
-            <w:pPr>
-              <w:spacing w:after="0"/>
-            </w:pPr>
-            <w:r/>
-            <w:r>
-              <w:rPr>
-                <w:b/>
-                <w:color w:val="111827"/>
-                <w:sz w:val="16"/>
-              </w:rPr>
-              <w:t>Smoke flow without live anchoring</w:t>
-            </w:r>
-          </w:p>
-        </w:tc>
-        <w:tc>
-          <w:tcPr>
-            <w:tcW w:type="dxa" w:w="5256"/>
-            <w:shd w:fill="FFFFFF"/>
-            <w:tcBorders>
-              <w:top w:val="single" w:sz="8" w:space="0" w:color="E5E7EB"/>
-              <w:left w:val="single" w:sz="8" w:space="0" w:color="E5E7EB"/>
-              <w:bottom w:val="single" w:sz="8" w:space="0" w:color="E5E7EB"/>
-              <w:right w:val="single" w:sz="8" w:space="0" w:color="E5E7EB"/>
-            </w:tcBorders>
-          </w:tcPr>
-          <w:p>
-            <w:pPr>
-              <w:spacing w:after="0"/>
-            </w:pPr>
-            <w:r/>
-            <w:r>
-              <w:rPr>
-                <w:b w:val="0"/>
-                <w:color w:val="4B5563"/>
-                <w:sz w:val="16"/>
-              </w:rPr>
-              <w:t>cd project &amp;&amp; npm run smoke:phase2</w:t>
-            </w:r>
-          </w:p>
-        </w:tc>
-      </w:tr>
-      <w:tr>
-        <w:tc>
-          <w:tcPr>
-            <w:tcW w:type="dxa" w:w="5256"/>
-            <w:shd w:fill="FFFFFF"/>
-            <w:tcBorders>
-              <w:top w:val="single" w:sz="8" w:space="0" w:color="E5E7EB"/>
-              <w:left w:val="single" w:sz="8" w:space="0" w:color="E5E7EB"/>
-              <w:bottom w:val="single" w:sz="8" w:space="0" w:color="E5E7EB"/>
-              <w:right w:val="single" w:sz="8" w:space="0" w:color="E5E7EB"/>
-            </w:tcBorders>
-          </w:tcPr>
-          <w:p>
-            <w:pPr>
-              <w:spacing w:after="0"/>
-            </w:pPr>
-            <w:r/>
-            <w:r>
-              <w:rPr>
-                <w:b/>
-                <w:color w:val="111827"/>
-                <w:sz w:val="16"/>
-              </w:rPr>
-              <w:t>Daily reviewer anchor flow</w:t>
-            </w:r>
-          </w:p>
-        </w:tc>
-        <w:tc>
-          <w:tcPr>
-            <w:tcW w:type="dxa" w:w="5256"/>
-            <w:shd w:fill="FFFFFF"/>
-            <w:tcBorders>
-              <w:top w:val="single" w:sz="8" w:space="0" w:color="E5E7EB"/>
-              <w:left w:val="single" w:sz="8" w:space="0" w:color="E5E7EB"/>
-              <w:bottom w:val="single" w:sz="8" w:space="0" w:color="E5E7EB"/>
-              <w:right w:val="single" w:sz="8" w:space="0" w:color="E5E7EB"/>
-            </w:tcBorders>
-          </w:tcPr>
-          <w:p>
-            <w:pPr>
-              <w:spacing w:after="0"/>
-            </w:pPr>
-            <w:r/>
-            <w:r>
-              <w:rPr>
-                <w:b w:val="0"/>
-                <w:color w:val="4B5563"/>
-                <w:sz w:val="16"/>
-              </w:rPr>
-              <w:t>cd project &amp;&amp; npm run automation:reviewer-anchor</w:t>
-            </w:r>
-          </w:p>
-        </w:tc>
-      </w:tr>
-      <w:tr>
-        <w:tc>
-          <w:tcPr>
-            <w:tcW w:type="dxa" w:w="5256"/>
-            <w:shd w:fill="FFFFFF"/>
-            <w:tcBorders>
-              <w:top w:val="single" w:sz="8" w:space="0" w:color="E5E7EB"/>
-              <w:left w:val="single" w:sz="8" w:space="0" w:color="E5E7EB"/>
-              <w:bottom w:val="single" w:sz="8" w:space="0" w:color="E5E7EB"/>
-              <w:right w:val="single" w:sz="8" w:space="0" w:color="E5E7EB"/>
-            </w:tcBorders>
-          </w:tcPr>
-          <w:p>
-            <w:pPr>
-              <w:spacing w:after="0"/>
-            </w:pPr>
-            <w:r/>
-            <w:r>
-              <w:rPr>
-                <w:b/>
-                <w:color w:val="111827"/>
-                <w:sz w:val="16"/>
-              </w:rPr>
-              <w:t>Bootstrap reviewer/automation accounts</w:t>
-            </w:r>
-          </w:p>
-        </w:tc>
-        <w:tc>
-          <w:tcPr>
-            <w:tcW w:type="dxa" w:w="5256"/>
-            <w:shd w:fill="FFFFFF"/>
-            <w:tcBorders>
-              <w:top w:val="single" w:sz="8" w:space="0" w:color="E5E7EB"/>
-              <w:left w:val="single" w:sz="8" w:space="0" w:color="E5E7EB"/>
-              <w:bottom w:val="single" w:sz="8" w:space="0" w:color="E5E7EB"/>
-              <w:right w:val="single" w:sz="8" w:space="0" w:color="E5E7EB"/>
-            </w:tcBorders>
-          </w:tcPr>
-          <w:p>
-            <w:pPr>
-              <w:spacing w:after="0"/>
-            </w:pPr>
-            <w:r/>
-            <w:r>
-              <w:rPr>
-                <w:b w:val="0"/>
-                <w:color w:val="4B5563"/>
-                <w:sz w:val="16"/>
-              </w:rPr>
-              <w:t>cd project &amp;&amp; npm run bootstrap:reviewer</w:t>
-            </w:r>
-          </w:p>
-        </w:tc>
-      </w:tr>
-      <w:tr>
-        <w:tc>
-          <w:tcPr>
-            <w:tcW w:type="dxa" w:w="5256"/>
-            <w:shd w:fill="FFFFFF"/>
-            <w:tcBorders>
-              <w:top w:val="single" w:sz="8" w:space="0" w:color="E5E7EB"/>
-              <w:left w:val="single" w:sz="8" w:space="0" w:color="E5E7EB"/>
-              <w:bottom w:val="single" w:sz="8" w:space="0" w:color="E5E7EB"/>
-              <w:right w:val="single" w:sz="8" w:space="0" w:color="E5E7EB"/>
-            </w:tcBorders>
-          </w:tcPr>
-          <w:p>
-            <w:pPr>
-              <w:spacing w:after="0"/>
-            </w:pPr>
-            <w:r/>
-            <w:r>
-              <w:rPr>
-                <w:b/>
-                <w:color w:val="111827"/>
-                <w:sz w:val="16"/>
-              </w:rPr>
-              <w:t>Verify GitHub sync</w:t>
-            </w:r>
-          </w:p>
-        </w:tc>
-        <w:tc>
-          <w:tcPr>
-            <w:tcW w:type="dxa" w:w="5256"/>
-            <w:shd w:fill="FFFFFF"/>
-            <w:tcBorders>
-              <w:top w:val="single" w:sz="8" w:space="0" w:color="E5E7EB"/>
-              <w:left w:val="single" w:sz="8" w:space="0" w:color="E5E7EB"/>
-              <w:bottom w:val="single" w:sz="8" w:space="0" w:color="E5E7EB"/>
-              <w:right w:val="single" w:sz="8" w:space="0" w:color="E5E7EB"/>
-            </w:tcBorders>
-          </w:tcPr>
-          <w:p>
-            <w:pPr>
-              <w:spacing w:after="0"/>
-            </w:pPr>
-            <w:r/>
-            <w:r>
-              <w:rPr>
-                <w:b w:val="0"/>
-                <w:color w:val="4B5563"/>
-                <w:sz w:val="16"/>
-              </w:rPr>
-              <w:t>git rev-parse --short HEAD &amp;&amp; git rev-parse --short origin/main</w:t>
-            </w:r>
-          </w:p>
-        </w:tc>
-      </w:tr>
-    </w:tbl>
-    <w:p>
-      <w:pPr>
-        <w:spacing w:after="40"/>
-      </w:pPr>
     </w:p>
     <w:tbl>
       <w:tblPr>
@@ -5014,113 +3695,39 @@
         <w:tblLook w:firstColumn="1" w:firstRow="1" w:lastColumn="0" w:lastRow="0" w:noHBand="0" w:noVBand="1" w:val="04A0"/>
       </w:tblPr>
       <w:tblGrid>
-        <w:gridCol w:w="173"/>
-        <w:gridCol w:w="8856"/>
+        <w:gridCol w:w="2880"/>
+        <w:gridCol w:w="6264"/>
       </w:tblGrid>
       <w:tr>
         <w:tc>
           <w:tcPr>
-            <w:tcW w:type="dxa" w:w="5256"/>
-            <w:shd w:fill="059669"/>
+            <w:tcW w:type="dxa" w:w="4680"/>
+            <w:shd w:fill="F2F4F7"/>
             <w:tcBorders>
-              <w:top w:val="single" w:sz="8" w:space="0" w:color="ECFDF5"/>
-              <w:left w:val="single" w:sz="8" w:space="0" w:color="ECFDF5"/>
-              <w:bottom w:val="single" w:sz="8" w:space="0" w:color="ECFDF5"/>
-              <w:right w:val="single" w:sz="8" w:space="0" w:color="ECFDF5"/>
+              <w:top w:val="single" w:sz="6" w:space="0" w:color="DADCE0"/>
+              <w:left w:val="single" w:sz="6" w:space="0" w:color="DADCE0"/>
+              <w:bottom w:val="single" w:sz="6" w:space="0" w:color="DADCE0"/>
+              <w:right w:val="single" w:sz="6" w:space="0" w:color="DADCE0"/>
             </w:tcBorders>
-            <w:vAlign w:val="center"/>
-          </w:tcPr>
-          <w:p/>
-        </w:tc>
-        <w:tc>
-          <w:tcPr>
-            <w:tcW w:type="dxa" w:w="5256"/>
-            <w:shd w:fill="ECFDF5"/>
-            <w:tcBorders>
-              <w:top w:val="single" w:sz="8" w:space="0" w:color="ECFDF5"/>
-              <w:left w:val="single" w:sz="8" w:space="0" w:color="ECFDF5"/>
-              <w:bottom w:val="single" w:sz="8" w:space="0" w:color="ECFDF5"/>
-              <w:right w:val="single" w:sz="8" w:space="0" w:color="ECFDF5"/>
-            </w:tcBorders>
+            <w:tcMar>
+              <w:top w:w="80" w:type="dxa"/>
+              <w:bottom w:w="80" w:type="dxa"/>
+              <w:start w:w="120" w:type="dxa"/>
+              <w:end w:w="120" w:type="dxa"/>
+            </w:tcMar>
             <w:vAlign w:val="center"/>
           </w:tcPr>
           <w:p>
             <w:pPr>
-              <w:spacing w:after="40"/>
-            </w:pPr>
-            <w:r>
-              <w:rPr>
-                <w:b/>
-                <w:color w:val="111827"/>
-                <w:sz w:val="20"/>
-              </w:rPr>
-              <w:t>Commands already run for this packet</w:t>
-            </w:r>
-          </w:p>
-          <w:p>
-            <w:pPr>
-              <w:spacing w:after="0"/>
-            </w:pPr>
-            <w:r>
-              <w:rPr>
-                <w:color w:val="4B5563"/>
-                <w:sz w:val="18"/>
-              </w:rPr>
-              <w:t>npm test passed: 4 test files and 15 tests. The production build completed successfully with the Netlify production VITE environment and Avalanche default network set to mainnet. GitHub main matched origin/main at commit 0778fc0 before this submission packet was generated.</w:t>
-            </w:r>
-          </w:p>
-        </w:tc>
-      </w:tr>
-    </w:tbl>
-    <w:p>
-      <w:pPr>
-        <w:spacing w:after="40"/>
-      </w:pPr>
-    </w:p>
-    <w:p>
-      <w:pPr>
-        <w:pStyle w:val="Heading1"/>
-        <w:spacing w:before="200" w:after="100"/>
-      </w:pPr>
-      <w:r>
-        <w:rPr>
-          <w:color w:val="111827"/>
-        </w:rPr>
-        <w:t>Evidence Package Index</w:t>
-      </w:r>
-    </w:p>
-    <w:tbl>
-      <w:tblPr>
-        <w:tblW w:type="auto" w:w="0"/>
-        <w:jc w:val="center"/>
-        <w:tblLook w:firstColumn="1" w:firstRow="1" w:lastColumn="0" w:lastRow="0" w:noHBand="0" w:noVBand="1" w:val="04A0"/>
-      </w:tblPr>
-      <w:tblGrid>
-        <w:gridCol w:w="5256"/>
-        <w:gridCol w:w="5256"/>
-      </w:tblGrid>
-      <w:tr>
-        <w:tc>
-          <w:tcPr>
-            <w:tcW w:type="dxa" w:w="5256"/>
-            <w:shd w:fill="111827"/>
-            <w:tcBorders>
-              <w:top w:val="single" w:sz="8" w:space="0" w:color="111827"/>
-              <w:left w:val="single" w:sz="8" w:space="0" w:color="111827"/>
-              <w:bottom w:val="single" w:sz="8" w:space="0" w:color="111827"/>
-              <w:right w:val="single" w:sz="8" w:space="0" w:color="111827"/>
-            </w:tcBorders>
-          </w:tcPr>
-          <w:p>
-            <w:pPr>
-              <w:spacing w:after="0"/>
+              <w:spacing w:before="0" w:after="0" w:line="259" w:lineRule="auto"/>
             </w:pPr>
             <w:r/>
             <w:r>
               <w:rPr>
+                <w:rFonts w:ascii="Calibri" w:hAnsi="Calibri"/>
                 <w:b/>
-                <w:color w:val="FFFFFF"/>
-                <w:sz w:val="16"/>
+                <w:color w:val="111111"/>
+                <w:sz w:val="17"/>
               </w:rPr>
               <w:t>Artifact</w:t>
             </w:r>
@@ -5128,27 +3735,35 @@
         </w:tc>
         <w:tc>
           <w:tcPr>
-            <w:tcW w:type="dxa" w:w="5256"/>
-            <w:shd w:fill="111827"/>
+            <w:tcW w:type="dxa" w:w="4680"/>
+            <w:shd w:fill="F2F4F7"/>
             <w:tcBorders>
-              <w:top w:val="single" w:sz="8" w:space="0" w:color="111827"/>
-              <w:left w:val="single" w:sz="8" w:space="0" w:color="111827"/>
-              <w:bottom w:val="single" w:sz="8" w:space="0" w:color="111827"/>
-              <w:right w:val="single" w:sz="8" w:space="0" w:color="111827"/>
+              <w:top w:val="single" w:sz="6" w:space="0" w:color="DADCE0"/>
+              <w:left w:val="single" w:sz="6" w:space="0" w:color="DADCE0"/>
+              <w:bottom w:val="single" w:sz="6" w:space="0" w:color="DADCE0"/>
+              <w:right w:val="single" w:sz="6" w:space="0" w:color="DADCE0"/>
             </w:tcBorders>
+            <w:tcMar>
+              <w:top w:w="80" w:type="dxa"/>
+              <w:bottom w:w="80" w:type="dxa"/>
+              <w:start w:w="120" w:type="dxa"/>
+              <w:end w:w="120" w:type="dxa"/>
+            </w:tcMar>
+            <w:vAlign w:val="center"/>
           </w:tcPr>
           <w:p>
             <w:pPr>
-              <w:spacing w:after="0"/>
+              <w:spacing w:before="0" w:after="0" w:line="259" w:lineRule="auto"/>
             </w:pPr>
             <w:r/>
             <w:r>
               <w:rPr>
+                <w:rFonts w:ascii="Calibri" w:hAnsi="Calibri"/>
                 <w:b/>
-                <w:color w:val="FFFFFF"/>
-                <w:sz w:val="16"/>
+                <w:color w:val="111111"/>
+                <w:sz w:val="17"/>
               </w:rPr>
-              <w:t>Repository path</w:t>
+              <w:t>Location</w:t>
             </w:r>
           </w:p>
         </w:tc>
@@ -5156,50 +3771,66 @@
       <w:tr>
         <w:tc>
           <w:tcPr>
-            <w:tcW w:type="dxa" w:w="5256"/>
+            <w:tcW w:type="dxa" w:w="2880"/>
             <w:shd w:fill="FFFFFF"/>
             <w:tcBorders>
-              <w:top w:val="single" w:sz="8" w:space="0" w:color="E5E7EB"/>
-              <w:left w:val="single" w:sz="8" w:space="0" w:color="E5E7EB"/>
-              <w:bottom w:val="single" w:sz="8" w:space="0" w:color="E5E7EB"/>
-              <w:right w:val="single" w:sz="8" w:space="0" w:color="E5E7EB"/>
+              <w:top w:val="single" w:sz="6" w:space="0" w:color="DADCE0"/>
+              <w:left w:val="single" w:sz="6" w:space="0" w:color="DADCE0"/>
+              <w:bottom w:val="single" w:sz="6" w:space="0" w:color="DADCE0"/>
+              <w:right w:val="single" w:sz="6" w:space="0" w:color="DADCE0"/>
             </w:tcBorders>
+            <w:tcMar>
+              <w:top w:w="80" w:type="dxa"/>
+              <w:bottom w:w="80" w:type="dxa"/>
+              <w:start w:w="120" w:type="dxa"/>
+              <w:end w:w="120" w:type="dxa"/>
+            </w:tcMar>
+            <w:vAlign w:val="center"/>
           </w:tcPr>
           <w:p>
             <w:pPr>
-              <w:spacing w:after="0"/>
+              <w:spacing w:before="0" w:after="0" w:line="259" w:lineRule="auto"/>
             </w:pPr>
             <w:r/>
             <w:r>
               <w:rPr>
+                <w:rFonts w:ascii="Calibri" w:hAnsi="Calibri"/>
                 <w:b/>
-                <w:color w:val="111827"/>
+                <w:color w:val="111111"/>
                 <w:sz w:val="16"/>
               </w:rPr>
-              <w:t>Submission packet</w:t>
+              <w:t>Word packet</w:t>
             </w:r>
           </w:p>
         </w:tc>
         <w:tc>
           <w:tcPr>
-            <w:tcW w:type="dxa" w:w="5256"/>
+            <w:tcW w:type="dxa" w:w="6264"/>
             <w:shd w:fill="FFFFFF"/>
             <w:tcBorders>
-              <w:top w:val="single" w:sz="8" w:space="0" w:color="E5E7EB"/>
-              <w:left w:val="single" w:sz="8" w:space="0" w:color="E5E7EB"/>
-              <w:bottom w:val="single" w:sz="8" w:space="0" w:color="E5E7EB"/>
-              <w:right w:val="single" w:sz="8" w:space="0" w:color="E5E7EB"/>
+              <w:top w:val="single" w:sz="6" w:space="0" w:color="DADCE0"/>
+              <w:left w:val="single" w:sz="6" w:space="0" w:color="DADCE0"/>
+              <w:bottom w:val="single" w:sz="6" w:space="0" w:color="DADCE0"/>
+              <w:right w:val="single" w:sz="6" w:space="0" w:color="DADCE0"/>
             </w:tcBorders>
+            <w:tcMar>
+              <w:top w:w="80" w:type="dxa"/>
+              <w:bottom w:w="80" w:type="dxa"/>
+              <w:start w:w="120" w:type="dxa"/>
+              <w:end w:w="120" w:type="dxa"/>
+            </w:tcMar>
+            <w:vAlign w:val="center"/>
           </w:tcPr>
           <w:p>
             <w:pPr>
-              <w:spacing w:after="0"/>
+              <w:spacing w:before="0" w:after="0" w:line="259" w:lineRule="auto"/>
             </w:pPr>
             <w:r/>
             <w:r>
               <w:rPr>
+                <w:rFonts w:ascii="Calibri" w:hAnsi="Calibri"/>
                 <w:b w:val="0"/>
-                <w:color w:val="4B5563"/>
+                <w:color w:val="111111"/>
                 <w:sz w:val="16"/>
               </w:rPr>
               <w:t>project/docs/grant-review/forg3t-avalanche-phase2-submission-packet.docx</w:t>
@@ -5210,50 +3841,136 @@
       <w:tr>
         <w:tc>
           <w:tcPr>
-            <w:tcW w:type="dxa" w:w="5256"/>
+            <w:tcW w:type="dxa" w:w="2880"/>
             <w:shd w:fill="FFFFFF"/>
             <w:tcBorders>
-              <w:top w:val="single" w:sz="8" w:space="0" w:color="E5E7EB"/>
-              <w:left w:val="single" w:sz="8" w:space="0" w:color="E5E7EB"/>
-              <w:bottom w:val="single" w:sz="8" w:space="0" w:color="E5E7EB"/>
-              <w:right w:val="single" w:sz="8" w:space="0" w:color="E5E7EB"/>
+              <w:top w:val="single" w:sz="6" w:space="0" w:color="DADCE0"/>
+              <w:left w:val="single" w:sz="6" w:space="0" w:color="DADCE0"/>
+              <w:bottom w:val="single" w:sz="6" w:space="0" w:color="DADCE0"/>
+              <w:right w:val="single" w:sz="6" w:space="0" w:color="DADCE0"/>
             </w:tcBorders>
+            <w:tcMar>
+              <w:top w:w="80" w:type="dxa"/>
+              <w:bottom w:w="80" w:type="dxa"/>
+              <w:start w:w="120" w:type="dxa"/>
+              <w:end w:w="120" w:type="dxa"/>
+            </w:tcMar>
+            <w:vAlign w:val="center"/>
           </w:tcPr>
           <w:p>
             <w:pPr>
-              <w:spacing w:after="0"/>
+              <w:spacing w:before="0" w:after="0" w:line="259" w:lineRule="auto"/>
             </w:pPr>
             <w:r/>
             <w:r>
               <w:rPr>
+                <w:rFonts w:ascii="Calibri" w:hAnsi="Calibri"/>
                 <w:b/>
-                <w:color w:val="111827"/>
+                <w:color w:val="111111"/>
                 <w:sz w:val="16"/>
               </w:rPr>
-              <w:t>Live screenshots</w:t>
+              <w:t>Walkthrough GIF</w:t>
             </w:r>
           </w:p>
         </w:tc>
         <w:tc>
           <w:tcPr>
-            <w:tcW w:type="dxa" w:w="5256"/>
+            <w:tcW w:type="dxa" w:w="6264"/>
             <w:shd w:fill="FFFFFF"/>
             <w:tcBorders>
-              <w:top w:val="single" w:sz="8" w:space="0" w:color="E5E7EB"/>
-              <w:left w:val="single" w:sz="8" w:space="0" w:color="E5E7EB"/>
-              <w:bottom w:val="single" w:sz="8" w:space="0" w:color="E5E7EB"/>
-              <w:right w:val="single" w:sz="8" w:space="0" w:color="E5E7EB"/>
+              <w:top w:val="single" w:sz="6" w:space="0" w:color="DADCE0"/>
+              <w:left w:val="single" w:sz="6" w:space="0" w:color="DADCE0"/>
+              <w:bottom w:val="single" w:sz="6" w:space="0" w:color="DADCE0"/>
+              <w:right w:val="single" w:sz="6" w:space="0" w:color="DADCE0"/>
             </w:tcBorders>
+            <w:tcMar>
+              <w:top w:w="80" w:type="dxa"/>
+              <w:bottom w:w="80" w:type="dxa"/>
+              <w:start w:w="120" w:type="dxa"/>
+              <w:end w:w="120" w:type="dxa"/>
+            </w:tcMar>
+            <w:vAlign w:val="center"/>
           </w:tcPr>
           <w:p>
             <w:pPr>
-              <w:spacing w:after="0"/>
+              <w:spacing w:before="0" w:after="0" w:line="259" w:lineRule="auto"/>
             </w:pPr>
             <w:r/>
             <w:r>
               <w:rPr>
+                <w:rFonts w:ascii="Calibri" w:hAnsi="Calibri"/>
                 <w:b w:val="0"/>
-                <w:color w:val="4B5563"/>
+                <w:color w:val="111111"/>
+                <w:sz w:val="16"/>
+              </w:rPr>
+              <w:t>project/docs/grant-review/submission-assets/video/forg3t-avalanche-phase2-proof-walkthrough.gif</w:t>
+            </w:r>
+          </w:p>
+        </w:tc>
+      </w:tr>
+      <w:tr>
+        <w:tc>
+          <w:tcPr>
+            <w:tcW w:type="dxa" w:w="2880"/>
+            <w:shd w:fill="FFFFFF"/>
+            <w:tcBorders>
+              <w:top w:val="single" w:sz="6" w:space="0" w:color="DADCE0"/>
+              <w:left w:val="single" w:sz="6" w:space="0" w:color="DADCE0"/>
+              <w:bottom w:val="single" w:sz="6" w:space="0" w:color="DADCE0"/>
+              <w:right w:val="single" w:sz="6" w:space="0" w:color="DADCE0"/>
+            </w:tcBorders>
+            <w:tcMar>
+              <w:top w:w="80" w:type="dxa"/>
+              <w:bottom w:w="80" w:type="dxa"/>
+              <w:start w:w="120" w:type="dxa"/>
+              <w:end w:w="120" w:type="dxa"/>
+            </w:tcMar>
+            <w:vAlign w:val="center"/>
+          </w:tcPr>
+          <w:p>
+            <w:pPr>
+              <w:spacing w:before="0" w:after="0" w:line="259" w:lineRule="auto"/>
+            </w:pPr>
+            <w:r/>
+            <w:r>
+              <w:rPr>
+                <w:rFonts w:ascii="Calibri" w:hAnsi="Calibri"/>
+                <w:b/>
+                <w:color w:val="111111"/>
+                <w:sz w:val="16"/>
+              </w:rPr>
+              <w:t>Milestone screenshots</w:t>
+            </w:r>
+          </w:p>
+        </w:tc>
+        <w:tc>
+          <w:tcPr>
+            <w:tcW w:type="dxa" w:w="6264"/>
+            <w:shd w:fill="FFFFFF"/>
+            <w:tcBorders>
+              <w:top w:val="single" w:sz="6" w:space="0" w:color="DADCE0"/>
+              <w:left w:val="single" w:sz="6" w:space="0" w:color="DADCE0"/>
+              <w:bottom w:val="single" w:sz="6" w:space="0" w:color="DADCE0"/>
+              <w:right w:val="single" w:sz="6" w:space="0" w:color="DADCE0"/>
+            </w:tcBorders>
+            <w:tcMar>
+              <w:top w:w="80" w:type="dxa"/>
+              <w:bottom w:w="80" w:type="dxa"/>
+              <w:start w:w="120" w:type="dxa"/>
+              <w:end w:w="120" w:type="dxa"/>
+            </w:tcMar>
+            <w:vAlign w:val="center"/>
+          </w:tcPr>
+          <w:p>
+            <w:pPr>
+              <w:spacing w:before="0" w:after="0" w:line="259" w:lineRule="auto"/>
+            </w:pPr>
+            <w:r/>
+            <w:r>
+              <w:rPr>
+                <w:rFonts w:ascii="Calibri" w:hAnsi="Calibri"/>
+                <w:b w:val="0"/>
+                <w:color w:val="111111"/>
                 <w:sz w:val="16"/>
               </w:rPr>
               <w:t>project/docs/grant-review/submission-assets/screenshots/</w:t>
@@ -5264,53 +3981,69 @@
       <w:tr>
         <w:tc>
           <w:tcPr>
-            <w:tcW w:type="dxa" w:w="5256"/>
+            <w:tcW w:type="dxa" w:w="2880"/>
             <w:shd w:fill="FFFFFF"/>
             <w:tcBorders>
-              <w:top w:val="single" w:sz="8" w:space="0" w:color="E5E7EB"/>
-              <w:left w:val="single" w:sz="8" w:space="0" w:color="E5E7EB"/>
-              <w:bottom w:val="single" w:sz="8" w:space="0" w:color="E5E7EB"/>
-              <w:right w:val="single" w:sz="8" w:space="0" w:color="E5E7EB"/>
+              <w:top w:val="single" w:sz="6" w:space="0" w:color="DADCE0"/>
+              <w:left w:val="single" w:sz="6" w:space="0" w:color="DADCE0"/>
+              <w:bottom w:val="single" w:sz="6" w:space="0" w:color="DADCE0"/>
+              <w:right w:val="single" w:sz="6" w:space="0" w:color="DADCE0"/>
             </w:tcBorders>
+            <w:tcMar>
+              <w:top w:w="80" w:type="dxa"/>
+              <w:bottom w:w="80" w:type="dxa"/>
+              <w:start w:w="120" w:type="dxa"/>
+              <w:end w:w="120" w:type="dxa"/>
+            </w:tcMar>
+            <w:vAlign w:val="center"/>
           </w:tcPr>
           <w:p>
             <w:pPr>
-              <w:spacing w:after="0"/>
+              <w:spacing w:before="0" w:after="0" w:line="259" w:lineRule="auto"/>
             </w:pPr>
             <w:r/>
             <w:r>
               <w:rPr>
+                <w:rFonts w:ascii="Calibri" w:hAnsi="Calibri"/>
                 <w:b/>
-                <w:color w:val="111827"/>
+                <w:color w:val="111111"/>
                 <w:sz w:val="16"/>
               </w:rPr>
-              <w:t>Walkthrough animation</w:t>
+              <w:t>Mainnet verification JSON</w:t>
             </w:r>
           </w:p>
         </w:tc>
         <w:tc>
           <w:tcPr>
-            <w:tcW w:type="dxa" w:w="5256"/>
+            <w:tcW w:type="dxa" w:w="6264"/>
             <w:shd w:fill="FFFFFF"/>
             <w:tcBorders>
-              <w:top w:val="single" w:sz="8" w:space="0" w:color="E5E7EB"/>
-              <w:left w:val="single" w:sz="8" w:space="0" w:color="E5E7EB"/>
-              <w:bottom w:val="single" w:sz="8" w:space="0" w:color="E5E7EB"/>
-              <w:right w:val="single" w:sz="8" w:space="0" w:color="E5E7EB"/>
+              <w:top w:val="single" w:sz="6" w:space="0" w:color="DADCE0"/>
+              <w:left w:val="single" w:sz="6" w:space="0" w:color="DADCE0"/>
+              <w:bottom w:val="single" w:sz="6" w:space="0" w:color="DADCE0"/>
+              <w:right w:val="single" w:sz="6" w:space="0" w:color="DADCE0"/>
             </w:tcBorders>
+            <w:tcMar>
+              <w:top w:w="80" w:type="dxa"/>
+              <w:bottom w:w="80" w:type="dxa"/>
+              <w:start w:w="120" w:type="dxa"/>
+              <w:end w:w="120" w:type="dxa"/>
+            </w:tcMar>
+            <w:vAlign w:val="center"/>
           </w:tcPr>
           <w:p>
             <w:pPr>
-              <w:spacing w:after="0"/>
+              <w:spacing w:before="0" w:after="0" w:line="259" w:lineRule="auto"/>
             </w:pPr>
             <w:r/>
             <w:r>
               <w:rPr>
+                <w:rFonts w:ascii="Calibri" w:hAnsi="Calibri"/>
                 <w:b w:val="0"/>
-                <w:color w:val="4B5563"/>
-                <w:sz w:val="15"/>
+                <w:color w:val="111111"/>
+                <w:sz w:val="16"/>
               </w:rPr>
-              <w:t>project/docs/grant-review/submission-assets/video/forg3t-avalanche-phase2-proof-walkthrough.gif</w:t>
+              <w:t>project/docs/grant-review/submission-assets/api/avalanche-mainnet-verification.json</w:t>
             </w:r>
           </w:p>
         </w:tc>
@@ -5318,53 +4051,69 @@
       <w:tr>
         <w:tc>
           <w:tcPr>
-            <w:tcW w:type="dxa" w:w="5256"/>
+            <w:tcW w:type="dxa" w:w="2880"/>
             <w:shd w:fill="FFFFFF"/>
             <w:tcBorders>
-              <w:top w:val="single" w:sz="8" w:space="0" w:color="E5E7EB"/>
-              <w:left w:val="single" w:sz="8" w:space="0" w:color="E5E7EB"/>
-              <w:bottom w:val="single" w:sz="8" w:space="0" w:color="E5E7EB"/>
-              <w:right w:val="single" w:sz="8" w:space="0" w:color="E5E7EB"/>
+              <w:top w:val="single" w:sz="6" w:space="0" w:color="DADCE0"/>
+              <w:left w:val="single" w:sz="6" w:space="0" w:color="DADCE0"/>
+              <w:bottom w:val="single" w:sz="6" w:space="0" w:color="DADCE0"/>
+              <w:right w:val="single" w:sz="6" w:space="0" w:color="DADCE0"/>
             </w:tcBorders>
+            <w:tcMar>
+              <w:top w:w="80" w:type="dxa"/>
+              <w:bottom w:w="80" w:type="dxa"/>
+              <w:start w:w="120" w:type="dxa"/>
+              <w:end w:w="120" w:type="dxa"/>
+            </w:tcMar>
+            <w:vAlign w:val="center"/>
           </w:tcPr>
           <w:p>
             <w:pPr>
-              <w:spacing w:after="0"/>
+              <w:spacing w:before="0" w:after="0" w:line="259" w:lineRule="auto"/>
             </w:pPr>
             <w:r/>
             <w:r>
               <w:rPr>
+                <w:rFonts w:ascii="Calibri" w:hAnsi="Calibri"/>
                 <w:b/>
-                <w:color w:val="111827"/>
+                <w:color w:val="111111"/>
                 <w:sz w:val="16"/>
               </w:rPr>
-              <w:t>API response artifacts</w:t>
+              <w:t>Pipeline run JSON</w:t>
             </w:r>
           </w:p>
         </w:tc>
         <w:tc>
           <w:tcPr>
-            <w:tcW w:type="dxa" w:w="5256"/>
+            <w:tcW w:type="dxa" w:w="6264"/>
             <w:shd w:fill="FFFFFF"/>
             <w:tcBorders>
-              <w:top w:val="single" w:sz="8" w:space="0" w:color="E5E7EB"/>
-              <w:left w:val="single" w:sz="8" w:space="0" w:color="E5E7EB"/>
-              <w:bottom w:val="single" w:sz="8" w:space="0" w:color="E5E7EB"/>
-              <w:right w:val="single" w:sz="8" w:space="0" w:color="E5E7EB"/>
+              <w:top w:val="single" w:sz="6" w:space="0" w:color="DADCE0"/>
+              <w:left w:val="single" w:sz="6" w:space="0" w:color="DADCE0"/>
+              <w:bottom w:val="single" w:sz="6" w:space="0" w:color="DADCE0"/>
+              <w:right w:val="single" w:sz="6" w:space="0" w:color="DADCE0"/>
             </w:tcBorders>
+            <w:tcMar>
+              <w:top w:w="80" w:type="dxa"/>
+              <w:bottom w:w="80" w:type="dxa"/>
+              <w:start w:w="120" w:type="dxa"/>
+              <w:end w:w="120" w:type="dxa"/>
+            </w:tcMar>
+            <w:vAlign w:val="center"/>
           </w:tcPr>
           <w:p>
             <w:pPr>
-              <w:spacing w:after="0"/>
+              <w:spacing w:before="0" w:after="0" w:line="259" w:lineRule="auto"/>
             </w:pPr>
             <w:r/>
             <w:r>
               <w:rPr>
+                <w:rFonts w:ascii="Calibri" w:hAnsi="Calibri"/>
                 <w:b w:val="0"/>
-                <w:color w:val="4B5563"/>
+                <w:color w:val="111111"/>
                 <w:sz w:val="16"/>
               </w:rPr>
-              <w:t>project/docs/grant-review/evidence-artifacts/api/</w:t>
+              <w:t>project/docs/grant-review/submission-assets/api/pipeline-review-run.json</w:t>
             </w:r>
           </w:p>
         </w:tc>
@@ -5372,53 +4121,69 @@
       <w:tr>
         <w:tc>
           <w:tcPr>
-            <w:tcW w:type="dxa" w:w="5256"/>
+            <w:tcW w:type="dxa" w:w="2880"/>
             <w:shd w:fill="FFFFFF"/>
             <w:tcBorders>
-              <w:top w:val="single" w:sz="8" w:space="0" w:color="E5E7EB"/>
-              <w:left w:val="single" w:sz="8" w:space="0" w:color="E5E7EB"/>
-              <w:bottom w:val="single" w:sz="8" w:space="0" w:color="E5E7EB"/>
-              <w:right w:val="single" w:sz="8" w:space="0" w:color="E5E7EB"/>
+              <w:top w:val="single" w:sz="6" w:space="0" w:color="DADCE0"/>
+              <w:left w:val="single" w:sz="6" w:space="0" w:color="DADCE0"/>
+              <w:bottom w:val="single" w:sz="6" w:space="0" w:color="DADCE0"/>
+              <w:right w:val="single" w:sz="6" w:space="0" w:color="DADCE0"/>
             </w:tcBorders>
+            <w:tcMar>
+              <w:top w:w="80" w:type="dxa"/>
+              <w:bottom w:w="80" w:type="dxa"/>
+              <w:start w:w="120" w:type="dxa"/>
+              <w:end w:w="120" w:type="dxa"/>
+            </w:tcMar>
+            <w:vAlign w:val="center"/>
           </w:tcPr>
           <w:p>
             <w:pPr>
-              <w:spacing w:after="0"/>
+              <w:spacing w:before="0" w:after="0" w:line="259" w:lineRule="auto"/>
             </w:pPr>
             <w:r/>
             <w:r>
               <w:rPr>
+                <w:rFonts w:ascii="Calibri" w:hAnsi="Calibri"/>
                 <w:b/>
-                <w:color w:val="111827"/>
+                <w:color w:val="111111"/>
                 <w:sz w:val="16"/>
               </w:rPr>
-              <w:t>JSON/CSV/PDF exports</w:t>
+              <w:t>Medium article</w:t>
             </w:r>
           </w:p>
         </w:tc>
         <w:tc>
           <w:tcPr>
-            <w:tcW w:type="dxa" w:w="5256"/>
+            <w:tcW w:type="dxa" w:w="6264"/>
             <w:shd w:fill="FFFFFF"/>
             <w:tcBorders>
-              <w:top w:val="single" w:sz="8" w:space="0" w:color="E5E7EB"/>
-              <w:left w:val="single" w:sz="8" w:space="0" w:color="E5E7EB"/>
-              <w:bottom w:val="single" w:sz="8" w:space="0" w:color="E5E7EB"/>
-              <w:right w:val="single" w:sz="8" w:space="0" w:color="E5E7EB"/>
+              <w:top w:val="single" w:sz="6" w:space="0" w:color="DADCE0"/>
+              <w:left w:val="single" w:sz="6" w:space="0" w:color="DADCE0"/>
+              <w:bottom w:val="single" w:sz="6" w:space="0" w:color="DADCE0"/>
+              <w:right w:val="single" w:sz="6" w:space="0" w:color="DADCE0"/>
             </w:tcBorders>
+            <w:tcMar>
+              <w:top w:w="80" w:type="dxa"/>
+              <w:bottom w:w="80" w:type="dxa"/>
+              <w:start w:w="120" w:type="dxa"/>
+              <w:end w:w="120" w:type="dxa"/>
+            </w:tcMar>
+            <w:vAlign w:val="center"/>
           </w:tcPr>
           <w:p>
             <w:pPr>
-              <w:spacing w:after="0"/>
+              <w:spacing w:before="0" w:after="0" w:line="259" w:lineRule="auto"/>
             </w:pPr>
             <w:r/>
             <w:r>
               <w:rPr>
+                <w:rFonts w:ascii="Calibri" w:hAnsi="Calibri"/>
                 <w:b w:val="0"/>
-                <w:color w:val="4B5563"/>
+                <w:color w:val="111111"/>
                 <w:sz w:val="16"/>
               </w:rPr>
-              <w:t>project/docs/grant-review/evidence-artifacts/exports/</w:t>
+              <w:t>https://medium.com/@aiunlearning/forg3t-protocol-and-avalanche-evidence-anchoring-7310bf22226e</w:t>
             </w:r>
           </w:p>
         </w:tc>
@@ -5426,269 +4191,69 @@
       <w:tr>
         <w:tc>
           <w:tcPr>
-            <w:tcW w:type="dxa" w:w="5256"/>
+            <w:tcW w:type="dxa" w:w="2880"/>
             <w:shd w:fill="FFFFFF"/>
             <w:tcBorders>
-              <w:top w:val="single" w:sz="8" w:space="0" w:color="E5E7EB"/>
-              <w:left w:val="single" w:sz="8" w:space="0" w:color="E5E7EB"/>
-              <w:bottom w:val="single" w:sz="8" w:space="0" w:color="E5E7EB"/>
-              <w:right w:val="single" w:sz="8" w:space="0" w:color="E5E7EB"/>
+              <w:top w:val="single" w:sz="6" w:space="0" w:color="DADCE0"/>
+              <w:left w:val="single" w:sz="6" w:space="0" w:color="DADCE0"/>
+              <w:bottom w:val="single" w:sz="6" w:space="0" w:color="DADCE0"/>
+              <w:right w:val="single" w:sz="6" w:space="0" w:color="DADCE0"/>
             </w:tcBorders>
+            <w:tcMar>
+              <w:top w:w="80" w:type="dxa"/>
+              <w:bottom w:w="80" w:type="dxa"/>
+              <w:start w:w="120" w:type="dxa"/>
+              <w:end w:w="120" w:type="dxa"/>
+            </w:tcMar>
+            <w:vAlign w:val="center"/>
           </w:tcPr>
           <w:p>
             <w:pPr>
-              <w:spacing w:after="0"/>
+              <w:spacing w:before="0" w:after="0" w:line="259" w:lineRule="auto"/>
             </w:pPr>
             <w:r/>
             <w:r>
               <w:rPr>
+                <w:rFonts w:ascii="Calibri" w:hAnsi="Calibri"/>
                 <w:b/>
-                <w:color w:val="111827"/>
+                <w:color w:val="111111"/>
                 <w:sz w:val="16"/>
               </w:rPr>
-              <w:t>Existing evidence DOCX</w:t>
+              <w:t>Signed pilot agreement</w:t>
             </w:r>
           </w:p>
         </w:tc>
         <w:tc>
           <w:tcPr>
-            <w:tcW w:type="dxa" w:w="5256"/>
+            <w:tcW w:type="dxa" w:w="6264"/>
             <w:shd w:fill="FFFFFF"/>
             <w:tcBorders>
-              <w:top w:val="single" w:sz="8" w:space="0" w:color="E5E7EB"/>
-              <w:left w:val="single" w:sz="8" w:space="0" w:color="E5E7EB"/>
-              <w:bottom w:val="single" w:sz="8" w:space="0" w:color="E5E7EB"/>
-              <w:right w:val="single" w:sz="8" w:space="0" w:color="E5E7EB"/>
+              <w:top w:val="single" w:sz="6" w:space="0" w:color="DADCE0"/>
+              <w:left w:val="single" w:sz="6" w:space="0" w:color="DADCE0"/>
+              <w:bottom w:val="single" w:sz="6" w:space="0" w:color="DADCE0"/>
+              <w:right w:val="single" w:sz="6" w:space="0" w:color="DADCE0"/>
             </w:tcBorders>
+            <w:tcMar>
+              <w:top w:w="80" w:type="dxa"/>
+              <w:bottom w:w="80" w:type="dxa"/>
+              <w:start w:w="120" w:type="dxa"/>
+              <w:end w:w="120" w:type="dxa"/>
+            </w:tcMar>
+            <w:vAlign w:val="center"/>
           </w:tcPr>
           <w:p>
             <w:pPr>
-              <w:spacing w:after="0"/>
+              <w:spacing w:before="0" w:after="0" w:line="259" w:lineRule="auto"/>
             </w:pPr>
             <w:r/>
             <w:r>
               <w:rPr>
+                <w:rFonts w:ascii="Calibri" w:hAnsi="Calibri"/>
                 <w:b w:val="0"/>
-                <w:color w:val="4B5563"/>
+                <w:color w:val="111111"/>
                 <w:sz w:val="16"/>
               </w:rPr>
-              <w:t>project/docs/grant-review/forg3t-avalanche-phase2-evidence-artifacts.docx</w:t>
-            </w:r>
-          </w:p>
-        </w:tc>
-      </w:tr>
-      <w:tr>
-        <w:tc>
-          <w:tcPr>
-            <w:tcW w:type="dxa" w:w="5256"/>
-            <w:shd w:fill="FFFFFF"/>
-            <w:tcBorders>
-              <w:top w:val="single" w:sz="8" w:space="0" w:color="E5E7EB"/>
-              <w:left w:val="single" w:sz="8" w:space="0" w:color="E5E7EB"/>
-              <w:bottom w:val="single" w:sz="8" w:space="0" w:color="E5E7EB"/>
-              <w:right w:val="single" w:sz="8" w:space="0" w:color="E5E7EB"/>
-            </w:tcBorders>
-          </w:tcPr>
-          <w:p>
-            <w:pPr>
-              <w:spacing w:after="0"/>
-            </w:pPr>
-            <w:r/>
-            <w:r>
-              <w:rPr>
-                <w:b/>
-                <w:color w:val="111827"/>
-                <w:sz w:val="16"/>
-              </w:rPr>
-              <w:t>Grant manager packet</w:t>
-            </w:r>
-          </w:p>
-        </w:tc>
-        <w:tc>
-          <w:tcPr>
-            <w:tcW w:type="dxa" w:w="5256"/>
-            <w:shd w:fill="FFFFFF"/>
-            <w:tcBorders>
-              <w:top w:val="single" w:sz="8" w:space="0" w:color="E5E7EB"/>
-              <w:left w:val="single" w:sz="8" w:space="0" w:color="E5E7EB"/>
-              <w:bottom w:val="single" w:sz="8" w:space="0" w:color="E5E7EB"/>
-              <w:right w:val="single" w:sz="8" w:space="0" w:color="E5E7EB"/>
-            </w:tcBorders>
-          </w:tcPr>
-          <w:p>
-            <w:pPr>
-              <w:spacing w:after="0"/>
-            </w:pPr>
-            <w:r/>
-            <w:r>
-              <w:rPr>
-                <w:b w:val="0"/>
-                <w:color w:val="4B5563"/>
-                <w:sz w:val="16"/>
-              </w:rPr>
-              <w:t>project/docs/grant-review/forg3t-avalanche-phase2-grant-manager-packet.docx</w:t>
-            </w:r>
-          </w:p>
-        </w:tc>
-      </w:tr>
-      <w:tr>
-        <w:tc>
-          <w:tcPr>
-            <w:tcW w:type="dxa" w:w="5256"/>
-            <w:shd w:fill="FFFFFF"/>
-            <w:tcBorders>
-              <w:top w:val="single" w:sz="8" w:space="0" w:color="E5E7EB"/>
-              <w:left w:val="single" w:sz="8" w:space="0" w:color="E5E7EB"/>
-              <w:bottom w:val="single" w:sz="8" w:space="0" w:color="E5E7EB"/>
-              <w:right w:val="single" w:sz="8" w:space="0" w:color="E5E7EB"/>
-            </w:tcBorders>
-          </w:tcPr>
-          <w:p>
-            <w:pPr>
-              <w:spacing w:after="0"/>
-            </w:pPr>
-            <w:r/>
-            <w:r>
-              <w:rPr>
-                <w:b/>
-                <w:color w:val="111827"/>
-                <w:sz w:val="16"/>
-              </w:rPr>
-              <w:t>Architecture docs</w:t>
-            </w:r>
-          </w:p>
-        </w:tc>
-        <w:tc>
-          <w:tcPr>
-            <w:tcW w:type="dxa" w:w="5256"/>
-            <w:shd w:fill="FFFFFF"/>
-            <w:tcBorders>
-              <w:top w:val="single" w:sz="8" w:space="0" w:color="E5E7EB"/>
-              <w:left w:val="single" w:sz="8" w:space="0" w:color="E5E7EB"/>
-              <w:bottom w:val="single" w:sz="8" w:space="0" w:color="E5E7EB"/>
-              <w:right w:val="single" w:sz="8" w:space="0" w:color="E5E7EB"/>
-            </w:tcBorders>
-          </w:tcPr>
-          <w:p>
-            <w:pPr>
-              <w:spacing w:after="0"/>
-            </w:pPr>
-            <w:r/>
-            <w:r>
-              <w:rPr>
-                <w:b w:val="0"/>
-                <w:color w:val="4B5563"/>
-                <w:sz w:val="16"/>
-              </w:rPr>
-              <w:t>project/docs/avalanche/technicalArchitecture.md</w:t>
-            </w:r>
-          </w:p>
-        </w:tc>
-      </w:tr>
-      <w:tr>
-        <w:tc>
-          <w:tcPr>
-            <w:tcW w:type="dxa" w:w="5256"/>
-            <w:shd w:fill="FFFFFF"/>
-            <w:tcBorders>
-              <w:top w:val="single" w:sz="8" w:space="0" w:color="E5E7EB"/>
-              <w:left w:val="single" w:sz="8" w:space="0" w:color="E5E7EB"/>
-              <w:bottom w:val="single" w:sz="8" w:space="0" w:color="E5E7EB"/>
-              <w:right w:val="single" w:sz="8" w:space="0" w:color="E5E7EB"/>
-            </w:tcBorders>
-          </w:tcPr>
-          <w:p>
-            <w:pPr>
-              <w:spacing w:after="0"/>
-            </w:pPr>
-            <w:r/>
-            <w:r>
-              <w:rPr>
-                <w:b/>
-                <w:color w:val="111827"/>
-                <w:sz w:val="16"/>
-              </w:rPr>
-              <w:t>Reviewer runbook</w:t>
-            </w:r>
-          </w:p>
-        </w:tc>
-        <w:tc>
-          <w:tcPr>
-            <w:tcW w:type="dxa" w:w="5256"/>
-            <w:shd w:fill="FFFFFF"/>
-            <w:tcBorders>
-              <w:top w:val="single" w:sz="8" w:space="0" w:color="E5E7EB"/>
-              <w:left w:val="single" w:sz="8" w:space="0" w:color="E5E7EB"/>
-              <w:bottom w:val="single" w:sz="8" w:space="0" w:color="E5E7EB"/>
-              <w:right w:val="single" w:sz="8" w:space="0" w:color="E5E7EB"/>
-            </w:tcBorders>
-          </w:tcPr>
-          <w:p>
-            <w:pPr>
-              <w:spacing w:after="0"/>
-            </w:pPr>
-            <w:r/>
-            <w:r>
-              <w:rPr>
-                <w:b w:val="0"/>
-                <w:color w:val="4B5563"/>
-                <w:sz w:val="16"/>
-              </w:rPr>
-              <w:t>project/docs/avalanche/reviewerRunbook.md</w:t>
-            </w:r>
-          </w:p>
-        </w:tc>
-      </w:tr>
-      <w:tr>
-        <w:tc>
-          <w:tcPr>
-            <w:tcW w:type="dxa" w:w="5256"/>
-            <w:shd w:fill="FFFFFF"/>
-            <w:tcBorders>
-              <w:top w:val="single" w:sz="8" w:space="0" w:color="E5E7EB"/>
-              <w:left w:val="single" w:sz="8" w:space="0" w:color="E5E7EB"/>
-              <w:bottom w:val="single" w:sz="8" w:space="0" w:color="E5E7EB"/>
-              <w:right w:val="single" w:sz="8" w:space="0" w:color="E5E7EB"/>
-            </w:tcBorders>
-          </w:tcPr>
-          <w:p>
-            <w:pPr>
-              <w:spacing w:after="0"/>
-            </w:pPr>
-            <w:r/>
-            <w:r>
-              <w:rPr>
-                <w:b/>
-                <w:color w:val="111827"/>
-                <w:sz w:val="16"/>
-              </w:rPr>
-              <w:t>Anchor article</w:t>
-            </w:r>
-          </w:p>
-        </w:tc>
-        <w:tc>
-          <w:tcPr>
-            <w:tcW w:type="dxa" w:w="5256"/>
-            <w:shd w:fill="FFFFFF"/>
-            <w:tcBorders>
-              <w:top w:val="single" w:sz="8" w:space="0" w:color="E5E7EB"/>
-              <w:left w:val="single" w:sz="8" w:space="0" w:color="E5E7EB"/>
-              <w:bottom w:val="single" w:sz="8" w:space="0" w:color="E5E7EB"/>
-              <w:right w:val="single" w:sz="8" w:space="0" w:color="E5E7EB"/>
-            </w:tcBorders>
-          </w:tcPr>
-          <w:p>
-            <w:pPr>
-              <w:spacing w:after="0"/>
-            </w:pPr>
-            <w:r/>
-            <w:r>
-              <w:rPr>
-                <w:b w:val="0"/>
-                <w:color w:val="4B5563"/>
-                <w:sz w:val="16"/>
-              </w:rPr>
-              <w:t>project/docs/avalanche/avalanche-anchor-article.md</w:t>
+              <w:t>https://drive.google.com/file/d/1XHKNlS2EuiAAWFcff0P-Wgo-uuABiNUg/view?usp=sharing</w:t>
             </w:r>
           </w:p>
         </w:tc>
@@ -5696,194 +4261,26 @@
     </w:tbl>
     <w:p>
       <w:pPr>
-        <w:spacing w:after="40"/>
+        <w:spacing w:after="60"/>
       </w:pPr>
     </w:p>
     <w:p>
       <w:pPr>
-        <w:pStyle w:val="Heading1"/>
-        <w:spacing w:before="200" w:after="100"/>
+        <w:spacing w:before="0" w:after="140" w:line="264" w:lineRule="auto"/>
       </w:pPr>
       <w:r>
         <w:rPr>
-          <w:color w:val="111827"/>
+          <w:rFonts w:ascii="Calibri" w:hAnsi="Calibri"/>
+          <w:color w:val="111111"/>
+          <w:sz w:val="21"/>
         </w:rPr>
-        <w:t>Recommended Evidence Package for Avalanche</w:t>
+        <w:t>Reviewer account credentials should be shared with Avalanche through a secure channel only. Passwords, admin database credentials, and wallet signer secrets are intentionally not embedded in this document or committed to the repository.</w:t>
       </w:r>
     </w:p>
-    <w:p>
-      <w:pPr>
-        <w:pStyle w:val="ListBullet"/>
-        <w:spacing w:after="40"/>
-        <w:ind w:left="317"/>
-      </w:pPr>
-      <w:r>
-        <w:rPr>
-          <w:color w:val="4B5563"/>
-          <w:sz w:val="18"/>
-        </w:rPr>
-        <w:t>This Word packet and the repository link.</w:t>
-      </w:r>
-    </w:p>
-    <w:p>
-      <w:pPr>
-        <w:pStyle w:val="ListBullet"/>
-        <w:spacing w:after="40"/>
-        <w:ind w:left="317"/>
-      </w:pPr>
-      <w:r>
-        <w:rPr>
-          <w:color w:val="4B5563"/>
-          <w:sz w:val="18"/>
-        </w:rPr>
-        <w:t>Snowtrace transaction link and screenshot for transaction 0x4f9d253d097808406777ba1b9d67b0ac4baac44d34d1d101cea4a3721559c69b.</w:t>
-      </w:r>
-    </w:p>
-    <w:p>
-      <w:pPr>
-        <w:pStyle w:val="ListBullet"/>
-        <w:spacing w:after="40"/>
-        <w:ind w:left="317"/>
-      </w:pPr>
-      <w:r>
-        <w:rPr>
-          <w:color w:val="4B5563"/>
-          <w:sz w:val="18"/>
-        </w:rPr>
-        <w:t>Public verify link https://buildgames.forg3t.io/verify/636919b6e97441df953d98278bbc0efe.</w:t>
-      </w:r>
-    </w:p>
-    <w:p>
-      <w:pPr>
-        <w:pStyle w:val="ListBullet"/>
-        <w:spacing w:after="40"/>
-        <w:ind w:left="317"/>
-      </w:pPr>
-      <w:r>
-        <w:rPr>
-          <w:color w:val="4B5563"/>
-          <w:sz w:val="18"/>
-        </w:rPr>
-        <w:t>buildgames.forg3t.io reviewer credentials shared securely outside GitHub and outside this Word file.</w:t>
-      </w:r>
-    </w:p>
-    <w:p>
-      <w:pPr>
-        <w:pStyle w:val="ListBullet"/>
-        <w:spacing w:after="40"/>
-        <w:ind w:left="317"/>
-      </w:pPr>
-      <w:r>
-        <w:rPr>
-          <w:color w:val="4B5563"/>
-          <w:sz w:val="18"/>
-        </w:rPr>
-        <w:t>Generated JSON, CSV, and PDF report exports from project/docs/grant-review/evidence-artifacts/exports/.</w:t>
-      </w:r>
-    </w:p>
-    <w:p>
-      <w:pPr>
-        <w:pStyle w:val="ListBullet"/>
-        <w:spacing w:after="40"/>
-        <w:ind w:left="317"/>
-      </w:pPr>
-      <w:r>
-        <w:rPr>
-          <w:color w:val="4B5563"/>
-          <w:sz w:val="18"/>
-        </w:rPr>
-        <w:t>Walkthrough GIF under project/docs/grant-review/submission-assets/video/.</w:t>
-      </w:r>
-    </w:p>
-    <w:p>
-      <w:pPr>
-        <w:pStyle w:val="ListBullet"/>
-        <w:spacing w:after="40"/>
-        <w:ind w:left="317"/>
-      </w:pPr>
-      <w:r>
-        <w:rPr>
-          <w:color w:val="4B5563"/>
-          <w:sz w:val="18"/>
-        </w:rPr>
-        <w:t>Optional external pilot/customer attestation, if Avalanche needs business validation beyond code-side proof.</w:t>
-      </w:r>
-    </w:p>
-    <w:tbl>
-      <w:tblPr>
-        <w:tblW w:type="auto" w:w="0"/>
-        <w:jc w:val="center"/>
-        <w:tblLayout w:type="fixed"/>
-        <w:tblLook w:firstColumn="1" w:firstRow="1" w:lastColumn="0" w:lastRow="0" w:noHBand="0" w:noVBand="1" w:val="04A0"/>
-      </w:tblPr>
-      <w:tblGrid>
-        <w:gridCol w:w="173"/>
-        <w:gridCol w:w="8856"/>
-      </w:tblGrid>
-      <w:tr>
-        <w:tc>
-          <w:tcPr>
-            <w:tcW w:type="dxa" w:w="5256"/>
-            <w:shd w:fill="2F80ED"/>
-            <w:tcBorders>
-              <w:top w:val="single" w:sz="8" w:space="0" w:color="EFF6FF"/>
-              <w:left w:val="single" w:sz="8" w:space="0" w:color="EFF6FF"/>
-              <w:bottom w:val="single" w:sz="8" w:space="0" w:color="EFF6FF"/>
-              <w:right w:val="single" w:sz="8" w:space="0" w:color="EFF6FF"/>
-            </w:tcBorders>
-            <w:vAlign w:val="center"/>
-          </w:tcPr>
-          <w:p/>
-        </w:tc>
-        <w:tc>
-          <w:tcPr>
-            <w:tcW w:type="dxa" w:w="5256"/>
-            <w:shd w:fill="EFF6FF"/>
-            <w:tcBorders>
-              <w:top w:val="single" w:sz="8" w:space="0" w:color="EFF6FF"/>
-              <w:left w:val="single" w:sz="8" w:space="0" w:color="EFF6FF"/>
-              <w:bottom w:val="single" w:sz="8" w:space="0" w:color="EFF6FF"/>
-              <w:right w:val="single" w:sz="8" w:space="0" w:color="EFF6FF"/>
-            </w:tcBorders>
-            <w:vAlign w:val="center"/>
-          </w:tcPr>
-          <w:p>
-            <w:pPr>
-              <w:spacing w:after="40"/>
-            </w:pPr>
-            <w:r>
-              <w:rPr>
-                <w:b/>
-                <w:color w:val="111827"/>
-                <w:sz w:val="20"/>
-              </w:rPr>
-              <w:t>Final Readiness Statement</w:t>
-            </w:r>
-          </w:p>
-          <w:p>
-            <w:pPr>
-              <w:spacing w:after="0"/>
-            </w:pPr>
-            <w:r>
-              <w:rPr>
-                <w:color w:val="4B5563"/>
-                <w:sz w:val="18"/>
-              </w:rPr>
-              <w:t>Forg3t is ready to submit the code-side Phase 2 disbursement evidence package. The only non-repository gap is external enterprise pilot/customer evidence, which should be provided separately if required by Avalanche review.</w:t>
-            </w:r>
-          </w:p>
-        </w:tc>
-      </w:tr>
-    </w:tbl>
-    <w:p>
-      <w:pPr>
-        <w:spacing w:after="40"/>
-      </w:pPr>
-    </w:p>
     <w:sectPr>
-      <w:footerReference w:type="default" r:id="rId20"/>
+      <w:footerReference w:type="default" r:id="rId9"/>
       <w:pgSz w:w="12240" w:h="15840"/>
-      <w:pgMar w:top="792" w:right="864" w:bottom="792" w:left="864" w:header="720" w:footer="720" w:gutter="0"/>
+      <w:pgMar w:top="1440" w:right="1440" w:bottom="1440" w:left="1440" w:header="708" w:footer="708" w:gutter="0"/>
       <w:cols w:space="720"/>
       <w:docGrid w:linePitch="360"/>
     </w:sectPr>
@@ -5900,10 +4297,11 @@
     </w:pPr>
     <w:r>
       <w:rPr>
+        <w:rFonts w:ascii="Calibri" w:hAnsi="Calibri"/>
         <w:color w:val="4B5563"/>
         <w:sz w:val="16"/>
       </w:rPr>
-      <w:t>Forg3t Protocol | Avalanche Phase 2 Completion Packet | June 4, 2026</w:t>
+      <w:t>Forg3t Protocol | Avalanche Grant Phase 2 Completion Packet | June 4, 2026</w:t>
     </w:r>
   </w:p>
 </w:ftr>
@@ -6273,8 +4671,8 @@
     <w:qFormat/>
     <w:rsid w:val="00FC693F"/>
     <w:rPr>
-      <w:rFonts w:ascii="Aptos" w:hAnsi="Aptos" w:eastAsia="Aptos"/>
-      <w:sz w:val="20"/>
+      <w:rFonts w:ascii="Calibri" w:hAnsi="Calibri"/>
+      <w:sz w:val="22"/>
     </w:rPr>
   </w:style>
   <w:style w:type="paragraph" w:styleId="Header">
@@ -6336,11 +4734,11 @@
       <w:outlineLvl w:val="0"/>
     </w:pPr>
     <w:rPr>
-      <w:rFonts w:asciiTheme="majorHAnsi" w:eastAsiaTheme="majorEastAsia" w:hAnsiTheme="majorHAnsi" w:cstheme="majorBidi" w:ascii="Aptos Display" w:hAnsi="Aptos Display" w:eastAsia="Aptos Display"/>
+      <w:rFonts w:asciiTheme="majorHAnsi" w:eastAsiaTheme="majorEastAsia" w:hAnsiTheme="majorHAnsi" w:cstheme="majorBidi"/>
       <w:b/>
       <w:bCs/>
-      <w:color w:val="111827"/>
-      <w:sz w:val="36"/>
+      <w:color w:val="365F91" w:themeColor="accent1" w:themeShade="BF"/>
+      <w:sz w:val="28"/>
       <w:szCs w:val="28"/>
     </w:rPr>
   </w:style>
@@ -6360,10 +4758,10 @@
       <w:outlineLvl w:val="1"/>
     </w:pPr>
     <w:rPr>
-      <w:rFonts w:asciiTheme="majorHAnsi" w:eastAsiaTheme="majorEastAsia" w:hAnsiTheme="majorHAnsi" w:cstheme="majorBidi" w:ascii="Aptos Display" w:hAnsi="Aptos Display" w:eastAsia="Aptos Display"/>
+      <w:rFonts w:asciiTheme="majorHAnsi" w:eastAsiaTheme="majorEastAsia" w:hAnsiTheme="majorHAnsi" w:cstheme="majorBidi"/>
       <w:b/>
       <w:bCs/>
-      <w:color w:val="111827"/>
+      <w:color w:val="4F81BD" w:themeColor="accent1"/>
       <w:sz w:val="26"/>
       <w:szCs w:val="26"/>
     </w:rPr>
@@ -6384,11 +4782,10 @@
       <w:outlineLvl w:val="2"/>
     </w:pPr>
     <w:rPr>
-      <w:rFonts w:asciiTheme="majorHAnsi" w:eastAsiaTheme="majorEastAsia" w:hAnsiTheme="majorHAnsi" w:cstheme="majorBidi" w:ascii="Aptos Display" w:hAnsi="Aptos Display" w:eastAsia="Aptos Display"/>
+      <w:rFonts w:asciiTheme="majorHAnsi" w:eastAsiaTheme="majorEastAsia" w:hAnsiTheme="majorHAnsi" w:cstheme="majorBidi"/>
       <w:b/>
       <w:bCs/>
-      <w:color w:val="111827"/>
-      <w:sz w:val="22"/>
+      <w:color w:val="4F81BD" w:themeColor="accent1"/>
     </w:rPr>
   </w:style>
   <w:style w:type="paragraph" w:styleId="Heading4">
